--- a/docs/manual/HeatingCameraSystem_사용자매뉴얼.docx
+++ b/docs/manual/HeatingCameraSystem_사용자매뉴얼.docx
@@ -81,6 +81,7 @@
             <w:shd w:val="clear" w:color="auto" w:fill="F2F2F2"/>
           </w:tcPr>
           <w:p>
+            <w:proofErr w:type="spellStart"/>
             <w:r>
               <w:rPr>
                 <w:b/>
@@ -88,6 +89,7 @@
               </w:rPr>
               <w:t>문서명</w:t>
             </w:r>
+            <w:proofErr w:type="spellEnd"/>
           </w:p>
         </w:tc>
         <w:tc>
@@ -233,13 +235,31 @@
             <w:shd w:val="clear" w:color="auto" w:fill="F2F2F2"/>
           </w:tcPr>
           <w:p>
+            <w:proofErr w:type="spellStart"/>
             <w:r>
               <w:rPr>
                 <w:b/>
                 <w:sz w:val="20"/>
               </w:rPr>
-              <w:t>관련 시스템</w:t>
+              <w:t>관련</w:t>
             </w:r>
+            <w:proofErr w:type="spellEnd"/>
+            <w:r>
+              <w:rPr>
+                <w:b/>
+                <w:sz w:val="20"/>
+              </w:rPr>
+              <w:t xml:space="preserve"> </w:t>
+            </w:r>
+            <w:proofErr w:type="spellStart"/>
+            <w:r>
+              <w:rPr>
+                <w:b/>
+                <w:sz w:val="20"/>
+              </w:rPr>
+              <w:t>시스템</w:t>
+            </w:r>
+            <w:proofErr w:type="spellEnd"/>
           </w:p>
         </w:tc>
         <w:tc>
@@ -285,7 +305,25 @@
           <w:sz w:val="17"/>
           <w:lang w:eastAsia="ko-KR"/>
         </w:rPr>
-        <w:t>(문서 열람 시 이 위에서 F9 또는 마우스 우클릭→'필드 업데이트'로 목차를 갱신하세요.)</w:t>
+        <w:t xml:space="preserve">(문서 열람 시 이 위에서 F9 또는 마우스 </w:t>
+      </w:r>
+      <w:proofErr w:type="spellStart"/>
+      <w:r>
+        <w:rPr>
+          <w:color w:val="808080"/>
+          <w:sz w:val="17"/>
+          <w:lang w:eastAsia="ko-KR"/>
+        </w:rPr>
+        <w:t>우클릭</w:t>
+      </w:r>
+      <w:proofErr w:type="spellEnd"/>
+      <w:r>
+        <w:rPr>
+          <w:color w:val="808080"/>
+          <w:sz w:val="17"/>
+          <w:lang w:eastAsia="ko-KR"/>
+        </w:rPr>
+        <w:t>→'필드 업데이트'로 목차를 갱신하세요.)</w:t>
       </w:r>
     </w:p>
     <w:p>
@@ -316,7 +354,7 @@
       <w:r>
         <w:fldChar w:fldCharType="separate"/>
       </w:r>
-      <w:hyperlink w:anchor="_Toc236928427" w:history="1">
+      <w:hyperlink w:anchor="_Toc236986453" w:history="1">
         <w:r>
           <w:rPr>
             <w:rStyle w:val="aff1"/>
@@ -344,7 +382,7 @@
             <w:noProof/>
             <w:webHidden/>
           </w:rPr>
-          <w:instrText xml:space="preserve"> PAGEREF _Toc236928427 \h </w:instrText>
+          <w:instrText xml:space="preserve"> PAGEREF _Toc236986453 \h </w:instrText>
         </w:r>
         <w:r>
           <w:rPr>
@@ -392,7 +430,7 @@
           <w14:ligatures w14:val="standardContextual"/>
         </w:rPr>
       </w:pPr>
-      <w:hyperlink w:anchor="_Toc236928428" w:history="1">
+      <w:hyperlink w:anchor="_Toc236986454" w:history="1">
         <w:r>
           <w:rPr>
             <w:rStyle w:val="aff1"/>
@@ -420,7 +458,7 @@
             <w:noProof/>
             <w:webHidden/>
           </w:rPr>
-          <w:instrText xml:space="preserve"> PAGEREF _Toc236928428 \h </w:instrText>
+          <w:instrText xml:space="preserve"> PAGEREF _Toc236986454 \h </w:instrText>
         </w:r>
         <w:r>
           <w:rPr>
@@ -468,7 +506,7 @@
           <w14:ligatures w14:val="standardContextual"/>
         </w:rPr>
       </w:pPr>
-      <w:hyperlink w:anchor="_Toc236928429" w:history="1">
+      <w:hyperlink w:anchor="_Toc236986455" w:history="1">
         <w:r>
           <w:rPr>
             <w:rStyle w:val="aff1"/>
@@ -495,7 +533,7 @@
             <w:noProof/>
             <w:webHidden/>
           </w:rPr>
-          <w:instrText xml:space="preserve"> PAGEREF _Toc236928429 \h </w:instrText>
+          <w:instrText xml:space="preserve"> PAGEREF _Toc236986455 \h </w:instrText>
         </w:r>
         <w:r>
           <w:rPr>
@@ -542,7 +580,7 @@
           <w14:ligatures w14:val="standardContextual"/>
         </w:rPr>
       </w:pPr>
-      <w:hyperlink w:anchor="_Toc236928430" w:history="1">
+      <w:hyperlink w:anchor="_Toc236986456" w:history="1">
         <w:r>
           <w:rPr>
             <w:rStyle w:val="aff1"/>
@@ -569,7 +607,7 @@
             <w:noProof/>
             <w:webHidden/>
           </w:rPr>
-          <w:instrText xml:space="preserve"> PAGEREF _Toc236928430 \h </w:instrText>
+          <w:instrText xml:space="preserve"> PAGEREF _Toc236986456 \h </w:instrText>
         </w:r>
         <w:r>
           <w:rPr>
@@ -617,7 +655,7 @@
           <w14:ligatures w14:val="standardContextual"/>
         </w:rPr>
       </w:pPr>
-      <w:hyperlink w:anchor="_Toc236928431" w:history="1">
+      <w:hyperlink w:anchor="_Toc236986457" w:history="1">
         <w:r>
           <w:rPr>
             <w:rStyle w:val="aff1"/>
@@ -644,7 +682,7 @@
             <w:noProof/>
             <w:webHidden/>
           </w:rPr>
-          <w:instrText xml:space="preserve"> PAGEREF _Toc236928431 \h </w:instrText>
+          <w:instrText xml:space="preserve"> PAGEREF _Toc236986457 \h </w:instrText>
         </w:r>
         <w:r>
           <w:rPr>
@@ -692,7 +730,7 @@
           <w14:ligatures w14:val="standardContextual"/>
         </w:rPr>
       </w:pPr>
-      <w:hyperlink w:anchor="_Toc236928432" w:history="1">
+      <w:hyperlink w:anchor="_Toc236986458" w:history="1">
         <w:r>
           <w:rPr>
             <w:rStyle w:val="aff1"/>
@@ -720,7 +758,7 @@
             <w:noProof/>
             <w:webHidden/>
           </w:rPr>
-          <w:instrText xml:space="preserve"> PAGEREF _Toc236928432 \h </w:instrText>
+          <w:instrText xml:space="preserve"> PAGEREF _Toc236986458 \h </w:instrText>
         </w:r>
         <w:r>
           <w:rPr>
@@ -768,7 +806,7 @@
           <w14:ligatures w14:val="standardContextual"/>
         </w:rPr>
       </w:pPr>
-      <w:hyperlink w:anchor="_Toc236928433" w:history="1">
+      <w:hyperlink w:anchor="_Toc236986459" w:history="1">
         <w:r>
           <w:rPr>
             <w:rStyle w:val="aff1"/>
@@ -796,7 +834,7 @@
             <w:noProof/>
             <w:webHidden/>
           </w:rPr>
-          <w:instrText xml:space="preserve"> PAGEREF _Toc236928433 \h </w:instrText>
+          <w:instrText xml:space="preserve"> PAGEREF _Toc236986459 \h </w:instrText>
         </w:r>
         <w:r>
           <w:rPr>
@@ -843,7 +881,7 @@
           <w14:ligatures w14:val="standardContextual"/>
         </w:rPr>
       </w:pPr>
-      <w:hyperlink w:anchor="_Toc236928434" w:history="1">
+      <w:hyperlink w:anchor="_Toc236986460" w:history="1">
         <w:r>
           <w:rPr>
             <w:rStyle w:val="aff1"/>
@@ -871,7 +909,7 @@
             <w:noProof/>
             <w:webHidden/>
           </w:rPr>
-          <w:instrText xml:space="preserve"> PAGEREF _Toc236928434 \h </w:instrText>
+          <w:instrText xml:space="preserve"> PAGEREF _Toc236986460 \h </w:instrText>
         </w:r>
         <w:r>
           <w:rPr>
@@ -919,7 +957,7 @@
           <w14:ligatures w14:val="standardContextual"/>
         </w:rPr>
       </w:pPr>
-      <w:hyperlink w:anchor="_Toc236928435" w:history="1">
+      <w:hyperlink w:anchor="_Toc236986461" w:history="1">
         <w:r>
           <w:rPr>
             <w:rStyle w:val="aff1"/>
@@ -946,7 +984,7 @@
             <w:noProof/>
             <w:webHidden/>
           </w:rPr>
-          <w:instrText xml:space="preserve"> PAGEREF _Toc236928435 \h </w:instrText>
+          <w:instrText xml:space="preserve"> PAGEREF _Toc236986461 \h </w:instrText>
         </w:r>
         <w:r>
           <w:rPr>
@@ -994,7 +1032,7 @@
           <w14:ligatures w14:val="standardContextual"/>
         </w:rPr>
       </w:pPr>
-      <w:hyperlink w:anchor="_Toc236928436" w:history="1">
+      <w:hyperlink w:anchor="_Toc236986462" w:history="1">
         <w:r>
           <w:rPr>
             <w:rStyle w:val="aff1"/>
@@ -1022,7 +1060,7 @@
             <w:noProof/>
             <w:webHidden/>
           </w:rPr>
-          <w:instrText xml:space="preserve"> PAGEREF _Toc236928436 \h </w:instrText>
+          <w:instrText xml:space="preserve"> PAGEREF _Toc236986462 \h </w:instrText>
         </w:r>
         <w:r>
           <w:rPr>
@@ -1070,7 +1108,7 @@
           <w14:ligatures w14:val="standardContextual"/>
         </w:rPr>
       </w:pPr>
-      <w:hyperlink w:anchor="_Toc236928437" w:history="1">
+      <w:hyperlink w:anchor="_Toc236986463" w:history="1">
         <w:r>
           <w:rPr>
             <w:rStyle w:val="aff1"/>
@@ -1097,7 +1135,7 @@
             <w:noProof/>
             <w:webHidden/>
           </w:rPr>
-          <w:instrText xml:space="preserve"> PAGEREF _Toc236928437 \h </w:instrText>
+          <w:instrText xml:space="preserve"> PAGEREF _Toc236986463 \h </w:instrText>
         </w:r>
         <w:r>
           <w:rPr>
@@ -1145,7 +1183,7 @@
           <w14:ligatures w14:val="standardContextual"/>
         </w:rPr>
       </w:pPr>
-      <w:hyperlink w:anchor="_Toc236928438" w:history="1">
+      <w:hyperlink w:anchor="_Toc236986464" w:history="1">
         <w:r>
           <w:rPr>
             <w:rStyle w:val="aff1"/>
@@ -1173,7 +1211,7 @@
             <w:noProof/>
             <w:webHidden/>
           </w:rPr>
-          <w:instrText xml:space="preserve"> PAGEREF _Toc236928438 \h </w:instrText>
+          <w:instrText xml:space="preserve"> PAGEREF _Toc236986464 \h </w:instrText>
         </w:r>
         <w:r>
           <w:rPr>
@@ -1221,7 +1259,7 @@
           <w14:ligatures w14:val="standardContextual"/>
         </w:rPr>
       </w:pPr>
-      <w:hyperlink w:anchor="_Toc236928439" w:history="1">
+      <w:hyperlink w:anchor="_Toc236986465" w:history="1">
         <w:r>
           <w:rPr>
             <w:rStyle w:val="aff1"/>
@@ -1248,7 +1286,7 @@
             <w:noProof/>
             <w:webHidden/>
           </w:rPr>
-          <w:instrText xml:space="preserve"> PAGEREF _Toc236928439 \h </w:instrText>
+          <w:instrText xml:space="preserve"> PAGEREF _Toc236986465 \h </w:instrText>
         </w:r>
         <w:r>
           <w:rPr>
@@ -1295,7 +1333,7 @@
           <w14:ligatures w14:val="standardContextual"/>
         </w:rPr>
       </w:pPr>
-      <w:hyperlink w:anchor="_Toc236928440" w:history="1">
+      <w:hyperlink w:anchor="_Toc236986466" w:history="1">
         <w:r>
           <w:rPr>
             <w:rStyle w:val="aff1"/>
@@ -1323,7 +1361,7 @@
             <w:noProof/>
             <w:webHidden/>
           </w:rPr>
-          <w:instrText xml:space="preserve"> PAGEREF _Toc236928440 \h </w:instrText>
+          <w:instrText xml:space="preserve"> PAGEREF _Toc236986466 \h </w:instrText>
         </w:r>
         <w:r>
           <w:rPr>
@@ -1371,7 +1409,7 @@
           <w14:ligatures w14:val="standardContextual"/>
         </w:rPr>
       </w:pPr>
-      <w:hyperlink w:anchor="_Toc236928441" w:history="1">
+      <w:hyperlink w:anchor="_Toc236986467" w:history="1">
         <w:r>
           <w:rPr>
             <w:rStyle w:val="aff1"/>
@@ -1399,7 +1437,7 @@
             <w:noProof/>
             <w:webHidden/>
           </w:rPr>
-          <w:instrText xml:space="preserve"> PAGEREF _Toc236928441 \h </w:instrText>
+          <w:instrText xml:space="preserve"> PAGEREF _Toc236986467 \h </w:instrText>
         </w:r>
         <w:r>
           <w:rPr>
@@ -1447,7 +1485,7 @@
           <w14:ligatures w14:val="standardContextual"/>
         </w:rPr>
       </w:pPr>
-      <w:hyperlink w:anchor="_Toc236928442" w:history="1">
+      <w:hyperlink w:anchor="_Toc236986468" w:history="1">
         <w:r>
           <w:rPr>
             <w:rStyle w:val="aff1"/>
@@ -1474,7 +1512,7 @@
             <w:noProof/>
             <w:webHidden/>
           </w:rPr>
-          <w:instrText xml:space="preserve"> PAGEREF _Toc236928442 \h </w:instrText>
+          <w:instrText xml:space="preserve"> PAGEREF _Toc236986468 \h </w:instrText>
         </w:r>
         <w:r>
           <w:rPr>
@@ -1522,7 +1560,7 @@
           <w14:ligatures w14:val="standardContextual"/>
         </w:rPr>
       </w:pPr>
-      <w:hyperlink w:anchor="_Toc236928443" w:history="1">
+      <w:hyperlink w:anchor="_Toc236986469" w:history="1">
         <w:r>
           <w:rPr>
             <w:rStyle w:val="aff1"/>
@@ -1550,7 +1588,7 @@
             <w:noProof/>
             <w:webHidden/>
           </w:rPr>
-          <w:instrText xml:space="preserve"> PAGEREF _Toc236928443 \h </w:instrText>
+          <w:instrText xml:space="preserve"> PAGEREF _Toc236986469 \h </w:instrText>
         </w:r>
         <w:r>
           <w:rPr>
@@ -1598,7 +1636,7 @@
           <w14:ligatures w14:val="standardContextual"/>
         </w:rPr>
       </w:pPr>
-      <w:hyperlink w:anchor="_Toc236928444" w:history="1">
+      <w:hyperlink w:anchor="_Toc236986470" w:history="1">
         <w:r>
           <w:rPr>
             <w:rStyle w:val="aff1"/>
@@ -1625,7 +1663,7 @@
             <w:noProof/>
             <w:webHidden/>
           </w:rPr>
-          <w:instrText xml:space="preserve"> PAGEREF _Toc236928444 \h </w:instrText>
+          <w:instrText xml:space="preserve"> PAGEREF _Toc236986470 \h </w:instrText>
         </w:r>
         <w:r>
           <w:rPr>
@@ -1673,7 +1711,7 @@
           <w14:ligatures w14:val="standardContextual"/>
         </w:rPr>
       </w:pPr>
-      <w:hyperlink w:anchor="_Toc236928445" w:history="1">
+      <w:hyperlink w:anchor="_Toc236986471" w:history="1">
         <w:r>
           <w:rPr>
             <w:rStyle w:val="aff1"/>
@@ -1701,7 +1739,7 @@
             <w:noProof/>
             <w:webHidden/>
           </w:rPr>
-          <w:instrText xml:space="preserve"> PAGEREF _Toc236928445 \h </w:instrText>
+          <w:instrText xml:space="preserve"> PAGEREF _Toc236986471 \h </w:instrText>
         </w:r>
         <w:r>
           <w:rPr>
@@ -1748,7 +1786,7 @@
           <w14:ligatures w14:val="standardContextual"/>
         </w:rPr>
       </w:pPr>
-      <w:hyperlink w:anchor="_Toc236928446" w:history="1">
+      <w:hyperlink w:anchor="_Toc236986472" w:history="1">
         <w:r>
           <w:rPr>
             <w:rStyle w:val="aff1"/>
@@ -1776,7 +1814,7 @@
             <w:noProof/>
             <w:webHidden/>
           </w:rPr>
-          <w:instrText xml:space="preserve"> PAGEREF _Toc236928446 \h </w:instrText>
+          <w:instrText xml:space="preserve"> PAGEREF _Toc236986472 \h </w:instrText>
         </w:r>
         <w:r>
           <w:rPr>
@@ -1824,7 +1862,7 @@
           <w14:ligatures w14:val="standardContextual"/>
         </w:rPr>
       </w:pPr>
-      <w:hyperlink w:anchor="_Toc236928447" w:history="1">
+      <w:hyperlink w:anchor="_Toc236986473" w:history="1">
         <w:r>
           <w:rPr>
             <w:rStyle w:val="aff1"/>
@@ -1851,7 +1889,7 @@
             <w:noProof/>
             <w:webHidden/>
           </w:rPr>
-          <w:instrText xml:space="preserve"> PAGEREF _Toc236928447 \h </w:instrText>
+          <w:instrText xml:space="preserve"> PAGEREF _Toc236986473 \h </w:instrText>
         </w:r>
         <w:r>
           <w:rPr>
@@ -1899,7 +1937,7 @@
           <w14:ligatures w14:val="standardContextual"/>
         </w:rPr>
       </w:pPr>
-      <w:hyperlink w:anchor="_Toc236928448" w:history="1">
+      <w:hyperlink w:anchor="_Toc236986474" w:history="1">
         <w:r>
           <w:rPr>
             <w:rStyle w:val="aff1"/>
@@ -1926,7 +1964,7 @@
             <w:noProof/>
             <w:webHidden/>
           </w:rPr>
-          <w:instrText xml:space="preserve"> PAGEREF _Toc236928448 \h </w:instrText>
+          <w:instrText xml:space="preserve"> PAGEREF _Toc236986474 \h </w:instrText>
         </w:r>
         <w:r>
           <w:rPr>
@@ -1974,7 +2012,7 @@
           <w14:ligatures w14:val="standardContextual"/>
         </w:rPr>
       </w:pPr>
-      <w:hyperlink w:anchor="_Toc236928449" w:history="1">
+      <w:hyperlink w:anchor="_Toc236986475" w:history="1">
         <w:r>
           <w:rPr>
             <w:rStyle w:val="aff1"/>
@@ -2001,7 +2039,7 @@
             <w:noProof/>
             <w:webHidden/>
           </w:rPr>
-          <w:instrText xml:space="preserve"> PAGEREF _Toc236928449 \h </w:instrText>
+          <w:instrText xml:space="preserve"> PAGEREF _Toc236986475 \h </w:instrText>
         </w:r>
         <w:r>
           <w:rPr>
@@ -2049,7 +2087,7 @@
           <w14:ligatures w14:val="standardContextual"/>
         </w:rPr>
       </w:pPr>
-      <w:hyperlink w:anchor="_Toc236928450" w:history="1">
+      <w:hyperlink w:anchor="_Toc236986476" w:history="1">
         <w:r>
           <w:rPr>
             <w:rStyle w:val="aff1"/>
@@ -2076,7 +2114,7 @@
             <w:noProof/>
             <w:webHidden/>
           </w:rPr>
-          <w:instrText xml:space="preserve"> PAGEREF _Toc236928450 \h </w:instrText>
+          <w:instrText xml:space="preserve"> PAGEREF _Toc236986476 \h </w:instrText>
         </w:r>
         <w:r>
           <w:rPr>
@@ -2123,7 +2161,7 @@
           <w14:ligatures w14:val="standardContextual"/>
         </w:rPr>
       </w:pPr>
-      <w:hyperlink w:anchor="_Toc236928451" w:history="1">
+      <w:hyperlink w:anchor="_Toc236986477" w:history="1">
         <w:r>
           <w:rPr>
             <w:rStyle w:val="aff1"/>
@@ -2151,7 +2189,7 @@
             <w:noProof/>
             <w:webHidden/>
           </w:rPr>
-          <w:instrText xml:space="preserve"> PAGEREF _Toc236928451 \h </w:instrText>
+          <w:instrText xml:space="preserve"> PAGEREF _Toc236986477 \h </w:instrText>
         </w:r>
         <w:r>
           <w:rPr>
@@ -2198,7 +2236,7 @@
           <w14:ligatures w14:val="standardContextual"/>
         </w:rPr>
       </w:pPr>
-      <w:hyperlink w:anchor="_Toc236928452" w:history="1">
+      <w:hyperlink w:anchor="_Toc236986478" w:history="1">
         <w:r>
           <w:rPr>
             <w:rStyle w:val="aff1"/>
@@ -2226,7 +2264,7 @@
             <w:noProof/>
             <w:webHidden/>
           </w:rPr>
-          <w:instrText xml:space="preserve"> PAGEREF _Toc236928452 \h </w:instrText>
+          <w:instrText xml:space="preserve"> PAGEREF _Toc236986478 \h </w:instrText>
         </w:r>
         <w:r>
           <w:rPr>
@@ -2274,7 +2312,7 @@
           <w14:ligatures w14:val="standardContextual"/>
         </w:rPr>
       </w:pPr>
-      <w:hyperlink w:anchor="_Toc236928453" w:history="1">
+      <w:hyperlink w:anchor="_Toc236986479" w:history="1">
         <w:r>
           <w:rPr>
             <w:rStyle w:val="aff1"/>
@@ -2301,7 +2339,7 @@
             <w:noProof/>
             <w:webHidden/>
           </w:rPr>
-          <w:instrText xml:space="preserve"> PAGEREF _Toc236928453 \h </w:instrText>
+          <w:instrText xml:space="preserve"> PAGEREF _Toc236986479 \h </w:instrText>
         </w:r>
         <w:r>
           <w:rPr>
@@ -2349,7 +2387,7 @@
           <w14:ligatures w14:val="standardContextual"/>
         </w:rPr>
       </w:pPr>
-      <w:hyperlink w:anchor="_Toc236928454" w:history="1">
+      <w:hyperlink w:anchor="_Toc236986480" w:history="1">
         <w:r>
           <w:rPr>
             <w:rStyle w:val="aff1"/>
@@ -2376,7 +2414,7 @@
             <w:noProof/>
             <w:webHidden/>
           </w:rPr>
-          <w:instrText xml:space="preserve"> PAGEREF _Toc236928454 \h </w:instrText>
+          <w:instrText xml:space="preserve"> PAGEREF _Toc236986480 \h </w:instrText>
         </w:r>
         <w:r>
           <w:rPr>
@@ -2424,7 +2462,7 @@
           <w14:ligatures w14:val="standardContextual"/>
         </w:rPr>
       </w:pPr>
-      <w:hyperlink w:anchor="_Toc236928455" w:history="1">
+      <w:hyperlink w:anchor="_Toc236986481" w:history="1">
         <w:r>
           <w:rPr>
             <w:rStyle w:val="aff1"/>
@@ -2451,7 +2489,7 @@
             <w:noProof/>
             <w:webHidden/>
           </w:rPr>
-          <w:instrText xml:space="preserve"> PAGEREF _Toc236928455 \h </w:instrText>
+          <w:instrText xml:space="preserve"> PAGEREF _Toc236986481 \h </w:instrText>
         </w:r>
         <w:r>
           <w:rPr>
@@ -2499,7 +2537,7 @@
           <w14:ligatures w14:val="standardContextual"/>
         </w:rPr>
       </w:pPr>
-      <w:hyperlink w:anchor="_Toc236928456" w:history="1">
+      <w:hyperlink w:anchor="_Toc236986482" w:history="1">
         <w:r>
           <w:rPr>
             <w:rStyle w:val="aff1"/>
@@ -2527,7 +2565,7 @@
             <w:noProof/>
             <w:webHidden/>
           </w:rPr>
-          <w:instrText xml:space="preserve"> PAGEREF _Toc236928456 \h </w:instrText>
+          <w:instrText xml:space="preserve"> PAGEREF _Toc236986482 \h </w:instrText>
         </w:r>
         <w:r>
           <w:rPr>
@@ -2574,7 +2612,7 @@
           <w14:ligatures w14:val="standardContextual"/>
         </w:rPr>
       </w:pPr>
-      <w:hyperlink w:anchor="_Toc236928457" w:history="1">
+      <w:hyperlink w:anchor="_Toc236986483" w:history="1">
         <w:r>
           <w:rPr>
             <w:rStyle w:val="aff1"/>
@@ -2602,7 +2640,7 @@
             <w:noProof/>
             <w:webHidden/>
           </w:rPr>
-          <w:instrText xml:space="preserve"> PAGEREF _Toc236928457 \h </w:instrText>
+          <w:instrText xml:space="preserve"> PAGEREF _Toc236986483 \h </w:instrText>
         </w:r>
         <w:r>
           <w:rPr>
@@ -2650,7 +2688,7 @@
           <w14:ligatures w14:val="standardContextual"/>
         </w:rPr>
       </w:pPr>
-      <w:hyperlink w:anchor="_Toc236928458" w:history="1">
+      <w:hyperlink w:anchor="_Toc236986484" w:history="1">
         <w:r>
           <w:rPr>
             <w:rStyle w:val="aff1"/>
@@ -2677,7 +2715,7 @@
             <w:noProof/>
             <w:webHidden/>
           </w:rPr>
-          <w:instrText xml:space="preserve"> PAGEREF _Toc236928458 \h </w:instrText>
+          <w:instrText xml:space="preserve"> PAGEREF _Toc236986484 \h </w:instrText>
         </w:r>
         <w:r>
           <w:rPr>
@@ -2697,7 +2735,7 @@
             <w:noProof/>
             <w:webHidden/>
           </w:rPr>
-          <w:t>30</w:t>
+          <w:t>29</w:t>
         </w:r>
         <w:r>
           <w:rPr>
@@ -2725,7 +2763,7 @@
           <w14:ligatures w14:val="standardContextual"/>
         </w:rPr>
       </w:pPr>
-      <w:hyperlink w:anchor="_Toc236928459" w:history="1">
+      <w:hyperlink w:anchor="_Toc236986485" w:history="1">
         <w:r>
           <w:rPr>
             <w:rStyle w:val="aff1"/>
@@ -2752,7 +2790,7 @@
             <w:noProof/>
             <w:webHidden/>
           </w:rPr>
-          <w:instrText xml:space="preserve"> PAGEREF _Toc236928459 \h </w:instrText>
+          <w:instrText xml:space="preserve"> PAGEREF _Toc236986485 \h </w:instrText>
         </w:r>
         <w:r>
           <w:rPr>
@@ -2800,7 +2838,7 @@
           <w14:ligatures w14:val="standardContextual"/>
         </w:rPr>
       </w:pPr>
-      <w:hyperlink w:anchor="_Toc236928460" w:history="1">
+      <w:hyperlink w:anchor="_Toc236986486" w:history="1">
         <w:r>
           <w:rPr>
             <w:rStyle w:val="aff1"/>
@@ -2827,7 +2865,7 @@
             <w:noProof/>
             <w:webHidden/>
           </w:rPr>
-          <w:instrText xml:space="preserve"> PAGEREF _Toc236928460 \h </w:instrText>
+          <w:instrText xml:space="preserve"> PAGEREF _Toc236986486 \h </w:instrText>
         </w:r>
         <w:r>
           <w:rPr>
@@ -2875,7 +2913,7 @@
           <w14:ligatures w14:val="standardContextual"/>
         </w:rPr>
       </w:pPr>
-      <w:hyperlink w:anchor="_Toc236928461" w:history="1">
+      <w:hyperlink w:anchor="_Toc236986487" w:history="1">
         <w:r>
           <w:rPr>
             <w:rStyle w:val="aff1"/>
@@ -2902,7 +2940,7 @@
             <w:noProof/>
             <w:webHidden/>
           </w:rPr>
-          <w:instrText xml:space="preserve"> PAGEREF _Toc236928461 \h </w:instrText>
+          <w:instrText xml:space="preserve"> PAGEREF _Toc236986487 \h </w:instrText>
         </w:r>
         <w:r>
           <w:rPr>
@@ -2949,14 +2987,14 @@
           <w14:ligatures w14:val="standardContextual"/>
         </w:rPr>
       </w:pPr>
-      <w:hyperlink w:anchor="_Toc236928462" w:history="1">
+      <w:hyperlink w:anchor="_Toc236986488" w:history="1">
         <w:r>
           <w:rPr>
             <w:rStyle w:val="aff1"/>
             <w:noProof/>
             <w:lang w:eastAsia="ko-KR"/>
           </w:rPr>
-          <w:t>9. 카메라(Agent) 설정·승인</w:t>
+          <w:t>9. 카메라(Agent) 설정</w:t>
         </w:r>
         <w:r>
           <w:rPr>
@@ -2977,7 +3015,7 @@
             <w:noProof/>
             <w:webHidden/>
           </w:rPr>
-          <w:instrText xml:space="preserve"> PAGEREF _Toc236928462 \h </w:instrText>
+          <w:instrText xml:space="preserve"> PAGEREF _Toc236986488 \h </w:instrText>
         </w:r>
         <w:r>
           <w:rPr>
@@ -2997,7 +3035,7 @@
             <w:noProof/>
             <w:webHidden/>
           </w:rPr>
-          <w:t>33</w:t>
+          <w:t>32</w:t>
         </w:r>
         <w:r>
           <w:rPr>
@@ -3025,7 +3063,7 @@
           <w14:ligatures w14:val="standardContextual"/>
         </w:rPr>
       </w:pPr>
-      <w:hyperlink w:anchor="_Toc236928463" w:history="1">
+      <w:hyperlink w:anchor="_Toc236986489" w:history="1">
         <w:r>
           <w:rPr>
             <w:rStyle w:val="aff1"/>
@@ -3053,7 +3091,7 @@
             <w:noProof/>
             <w:webHidden/>
           </w:rPr>
-          <w:instrText xml:space="preserve"> PAGEREF _Toc236928463 \h </w:instrText>
+          <w:instrText xml:space="preserve"> PAGEREF _Toc236986489 \h </w:instrText>
         </w:r>
         <w:r>
           <w:rPr>
@@ -3073,7 +3111,7 @@
             <w:noProof/>
             <w:webHidden/>
           </w:rPr>
-          <w:t>33</w:t>
+          <w:t>32</w:t>
         </w:r>
         <w:r>
           <w:rPr>
@@ -3086,11 +3124,10 @@
     </w:p>
     <w:p>
       <w:pPr>
-        <w:pStyle w:val="28"/>
+        <w:pStyle w:val="13"/>
         <w:tabs>
           <w:tab w:val="right" w:leader="dot" w:pos="8630"/>
         </w:tabs>
-        <w:ind w:left="420"/>
         <w:rPr>
           <w:rFonts w:asciiTheme="minorHAnsi" w:eastAsiaTheme="minorEastAsia" w:hAnsiTheme="minorHAnsi"/>
           <w:noProof/>
@@ -3101,14 +3138,13 @@
           <w14:ligatures w14:val="standardContextual"/>
         </w:rPr>
       </w:pPr>
-      <w:hyperlink w:anchor="_Toc236928464" w:history="1">
+      <w:hyperlink w:anchor="_Toc236986490" w:history="1">
         <w:r>
           <w:rPr>
             <w:rStyle w:val="aff1"/>
             <w:noProof/>
-            <w:lang w:eastAsia="ko-KR"/>
-          </w:rPr>
-          <w:t>디바이스 관리</w:t>
+          </w:rPr>
+          <w:t>10. 시작 → 종료 순서(일상)</w:t>
         </w:r>
         <w:r>
           <w:rPr>
@@ -3129,7 +3165,7 @@
             <w:noProof/>
             <w:webHidden/>
           </w:rPr>
-          <w:instrText xml:space="preserve"> PAGEREF _Toc236928464 \h </w:instrText>
+          <w:instrText xml:space="preserve"> PAGEREF _Toc236986490 \h </w:instrText>
         </w:r>
         <w:r>
           <w:rPr>
@@ -3176,13 +3212,14 @@
           <w14:ligatures w14:val="standardContextual"/>
         </w:rPr>
       </w:pPr>
-      <w:hyperlink w:anchor="_Toc236928465" w:history="1">
+      <w:hyperlink w:anchor="_Toc236986491" w:history="1">
         <w:r>
           <w:rPr>
             <w:rStyle w:val="aff1"/>
             <w:noProof/>
-          </w:rPr>
-          <w:t>10. 시작 → 종료 순서(일상)</w:t>
+            <w:lang w:eastAsia="ko-KR"/>
+          </w:rPr>
+          <w:t>11. 자주 겪는 문제(사용자용)</w:t>
         </w:r>
         <w:r>
           <w:rPr>
@@ -3203,7 +3240,7 @@
             <w:noProof/>
             <w:webHidden/>
           </w:rPr>
-          <w:instrText xml:space="preserve"> PAGEREF _Toc236928465 \h </w:instrText>
+          <w:instrText xml:space="preserve"> PAGEREF _Toc236986491 \h </w:instrText>
         </w:r>
         <w:r>
           <w:rPr>
@@ -3223,7 +3260,7 @@
             <w:noProof/>
             <w:webHidden/>
           </w:rPr>
-          <w:t>35</w:t>
+          <w:t>34</w:t>
         </w:r>
         <w:r>
           <w:rPr>
@@ -3241,101 +3278,26 @@
           <w:tab w:val="right" w:leader="dot" w:pos="8630"/>
         </w:tabs>
         <w:rPr>
-          <w:rFonts w:asciiTheme="minorHAnsi" w:eastAsiaTheme="minorEastAsia" w:hAnsiTheme="minorHAnsi"/>
-          <w:noProof/>
-          <w:kern w:val="2"/>
-          <w:sz w:val="22"/>
-          <w:szCs w:val="24"/>
-          <w:lang w:eastAsia="ko-KR"/>
-          <w14:ligatures w14:val="standardContextual"/>
-        </w:rPr>
-      </w:pPr>
-      <w:hyperlink w:anchor="_Toc236928466" w:history="1">
-        <w:r>
-          <w:rPr>
-            <w:rStyle w:val="aff1"/>
-            <w:noProof/>
-            <w:lang w:eastAsia="ko-KR"/>
-          </w:rPr>
-          <w:t>11. 자주 겪는 문제(사용자용)</w:t>
-        </w:r>
-        <w:r>
-          <w:rPr>
-            <w:noProof/>
-            <w:webHidden/>
-          </w:rPr>
-          <w:tab/>
-        </w:r>
-        <w:r>
-          <w:rPr>
-            <w:noProof/>
-            <w:webHidden/>
-          </w:rPr>
-          <w:fldChar w:fldCharType="begin"/>
-        </w:r>
-        <w:r>
-          <w:rPr>
-            <w:noProof/>
-            <w:webHidden/>
-          </w:rPr>
-          <w:instrText xml:space="preserve"> PAGEREF _Toc236928466 \h </w:instrText>
-        </w:r>
-        <w:r>
-          <w:rPr>
-            <w:noProof/>
-            <w:webHidden/>
-          </w:rPr>
-        </w:r>
-        <w:r>
-          <w:rPr>
-            <w:noProof/>
-            <w:webHidden/>
-          </w:rPr>
-          <w:fldChar w:fldCharType="separate"/>
-        </w:r>
-        <w:r>
-          <w:rPr>
-            <w:noProof/>
-            <w:webHidden/>
-          </w:rPr>
-          <w:t>35</w:t>
-        </w:r>
-        <w:r>
-          <w:rPr>
-            <w:noProof/>
-            <w:webHidden/>
-          </w:rPr>
-          <w:fldChar w:fldCharType="end"/>
-        </w:r>
-      </w:hyperlink>
-    </w:p>
-    <w:p>
-      <w:pPr>
-        <w:pStyle w:val="13"/>
-        <w:tabs>
-          <w:tab w:val="right" w:leader="dot" w:pos="8630"/>
-        </w:tabs>
-        <w:rPr>
-          <w:lang w:eastAsia="ko-KR"/>
-        </w:rPr>
-      </w:pPr>
-      <w:r>
+          <w:lang w:eastAsia="ko-KR"/>
+        </w:rPr>
+      </w:pPr>
+      <w:r>
+        <w:fldChar w:fldCharType="end"/>
+      </w:r>
+    </w:p>
+    <w:p>
+      <w:pPr>
+        <w:pStyle w:val="1"/>
+        <w:rPr>
+          <w:lang w:eastAsia="ko-KR"/>
+        </w:rPr>
+      </w:pPr>
+      <w:bookmarkStart w:id="0" w:name="_Toc236986453"/>
+      <w:r>
+        <w:rPr>
+          <w:lang w:eastAsia="ko-KR"/>
+        </w:rPr>
         <w:lastRenderedPageBreak/>
-        <w:fldChar w:fldCharType="end"/>
-      </w:r>
-    </w:p>
-    <w:p>
-      <w:pPr>
-        <w:pStyle w:val="1"/>
-        <w:rPr>
-          <w:lang w:eastAsia="ko-KR"/>
-        </w:rPr>
-      </w:pPr>
-      <w:bookmarkStart w:id="0" w:name="_Toc236928427"/>
-      <w:r>
-        <w:rPr>
-          <w:lang w:eastAsia="ko-KR"/>
-        </w:rPr>
         <w:t xml:space="preserve">1. </w:t>
       </w:r>
       <w:r>
@@ -3422,7 +3384,35 @@
         <w:rPr>
           <w:lang w:eastAsia="ko-KR"/>
         </w:rPr>
-        <w:t>다루지 않는 내용: 프로그램 설치, hardware.json/agent.json 편집, PLC 디바이스 주소 설정(→ 운영자 매뉴얼)</w:t>
+        <w:t xml:space="preserve">다루지 않는 내용: 프로그램 설치, </w:t>
+      </w:r>
+      <w:proofErr w:type="spellStart"/>
+      <w:r>
+        <w:rPr>
+          <w:lang w:eastAsia="ko-KR"/>
+        </w:rPr>
+        <w:t>hardware.json</w:t>
+      </w:r>
+      <w:proofErr w:type="spellEnd"/>
+      <w:r>
+        <w:rPr>
+          <w:lang w:eastAsia="ko-KR"/>
+        </w:rPr>
+        <w:t>/</w:t>
+      </w:r>
+      <w:proofErr w:type="spellStart"/>
+      <w:r>
+        <w:rPr>
+          <w:lang w:eastAsia="ko-KR"/>
+        </w:rPr>
+        <w:t>agent.json</w:t>
+      </w:r>
+      <w:proofErr w:type="spellEnd"/>
+      <w:r>
+        <w:rPr>
+          <w:lang w:eastAsia="ko-KR"/>
+        </w:rPr>
+        <w:t xml:space="preserve"> 편집, PLC 디바이스 주소 설정(→ 운영자 매뉴얼)</w:t>
       </w:r>
     </w:p>
     <w:p>
@@ -3432,7 +3422,7 @@
           <w:lang w:eastAsia="ko-KR"/>
         </w:rPr>
       </w:pPr>
-      <w:bookmarkStart w:id="1" w:name="_Toc236928428"/>
+      <w:bookmarkStart w:id="1" w:name="_Toc236986454"/>
       <w:r>
         <w:rPr>
           <w:lang w:eastAsia="ko-KR"/>
@@ -3481,7 +3471,21 @@
         <w:rPr>
           <w:lang w:eastAsia="ko-KR"/>
         </w:rPr>
-        <w:t>열·습도 챔버 안에 설치된 여러 대의 열화상 카메라를 레시피(촬영 순서표)에 따라 자동으로 운용해, 촬영 시점의 챔버 온도·습도(PLC 측정값)와 함께 이미지를 이력 DB에 저장하는 시스템이다. 운전자는 Master PC 한 대에서 전체를 조작한다.</w:t>
+        <w:t xml:space="preserve">열·습도 챔버 안에 설치된 여러 대의 열화상 카메라를 레시피(촬영 </w:t>
+      </w:r>
+      <w:proofErr w:type="spellStart"/>
+      <w:r>
+        <w:rPr>
+          <w:lang w:eastAsia="ko-KR"/>
+        </w:rPr>
+        <w:t>순서표</w:t>
+      </w:r>
+      <w:proofErr w:type="spellEnd"/>
+      <w:r>
+        <w:rPr>
+          <w:lang w:eastAsia="ko-KR"/>
+        </w:rPr>
+        <w:t>)에 따라 자동으로 운용해, 촬영 시점의 챔버 온도·습도(PLC 측정값)와 함께 이미지를 이력 DB에 저장하는 시스템이다. 운전자는 Master PC 한 대에서 전체를 조작한다.</w:t>
       </w:r>
     </w:p>
     <w:p>
@@ -3495,7 +3499,49 @@
         <w:rPr>
           <w:lang w:eastAsia="ko-KR"/>
         </w:rPr>
-        <w:t>Master PC — 운영자 화면(이 매뉴얼의 대상). 챔버·서보(카메라 위치 이동축)·흑체(온도 기준 열원)를 PLC를 통해 제어하고 촬영을 지시</w:t>
+        <w:t>Master PC — 운영자 화면(이 매뉴얼의 대상). 챔버·</w:t>
+      </w:r>
+      <w:proofErr w:type="spellStart"/>
+      <w:r>
+        <w:rPr>
+          <w:lang w:eastAsia="ko-KR"/>
+        </w:rPr>
+        <w:t>서보</w:t>
+      </w:r>
+      <w:proofErr w:type="spellEnd"/>
+      <w:r>
+        <w:rPr>
+          <w:lang w:eastAsia="ko-KR"/>
+        </w:rPr>
+        <w:t xml:space="preserve">(카메라 위치 </w:t>
+      </w:r>
+      <w:proofErr w:type="spellStart"/>
+      <w:r>
+        <w:rPr>
+          <w:lang w:eastAsia="ko-KR"/>
+        </w:rPr>
+        <w:t>이동축</w:t>
+      </w:r>
+      <w:proofErr w:type="spellEnd"/>
+      <w:r>
+        <w:rPr>
+          <w:lang w:eastAsia="ko-KR"/>
+        </w:rPr>
+        <w:t>)·</w:t>
+      </w:r>
+      <w:proofErr w:type="spellStart"/>
+      <w:r>
+        <w:rPr>
+          <w:lang w:eastAsia="ko-KR"/>
+        </w:rPr>
+        <w:t>흑체</w:t>
+      </w:r>
+      <w:proofErr w:type="spellEnd"/>
+      <w:r>
+        <w:rPr>
+          <w:lang w:eastAsia="ko-KR"/>
+        </w:rPr>
+        <w:t>(온도 기준 열원)를 PLC를 통해 제어하고 촬영을 지시</w:t>
       </w:r>
     </w:p>
     <w:p>
@@ -3509,8 +3555,16 @@
         <w:rPr>
           <w:lang w:eastAsia="ko-KR"/>
         </w:rPr>
-        <w:t>Agent PC(카메라 PC) — 카메라 1대를 담당하며 Master의 촬영 명령을 받아 이미지를 찍어 되돌려 줌</w:t>
-      </w:r>
+        <w:t xml:space="preserve">Agent PC(카메라 PC) — 카메라 1대를 담당하며 Master의 촬영 명령을 받아 이미지를 찍어 </w:t>
+      </w:r>
+      <w:proofErr w:type="gramStart"/>
+      <w:r>
+        <w:rPr>
+          <w:lang w:eastAsia="ko-KR"/>
+        </w:rPr>
+        <w:t>되돌려 줌</w:t>
+      </w:r>
+      <w:proofErr w:type="gramEnd"/>
     </w:p>
     <w:p>
       <w:pPr>
@@ -3639,7 +3693,7 @@
       <w:pPr>
         <w:pStyle w:val="21"/>
       </w:pPr>
-      <w:bookmarkStart w:id="2" w:name="_Toc236928429"/>
+      <w:bookmarkStart w:id="2" w:name="_Toc236986455"/>
       <w:r>
         <w:t xml:space="preserve">1.2 </w:t>
       </w:r>
@@ -3649,15 +3703,19 @@
       <w:r>
         <w:t xml:space="preserve"> </w:t>
       </w:r>
+      <w:proofErr w:type="spellStart"/>
       <w:r>
         <w:t>매뉴얼</w:t>
       </w:r>
+      <w:proofErr w:type="spellEnd"/>
       <w:r>
         <w:t xml:space="preserve"> </w:t>
       </w:r>
+      <w:proofErr w:type="spellStart"/>
       <w:r>
         <w:t>보는</w:t>
       </w:r>
+      <w:proofErr w:type="spellEnd"/>
       <w:r>
         <w:t xml:space="preserve"> </w:t>
       </w:r>
@@ -3705,22 +3763,49 @@
         <w:rPr>
           <w:lang w:eastAsia="ko-KR"/>
         </w:rPr>
-        <w:t>알람은 이 매뉴얼(조회·확인)과 운영자 매뉴얼(임계값 설정)로 나뉩니다.</w:t>
+        <w:t>알람은 이 매뉴얼(조회·확인)과 운영자 매뉴얼(</w:t>
+      </w:r>
+      <w:proofErr w:type="spellStart"/>
+      <w:r>
+        <w:rPr>
+          <w:lang w:eastAsia="ko-KR"/>
+        </w:rPr>
+        <w:t>임계값</w:t>
+      </w:r>
+      <w:proofErr w:type="spellEnd"/>
+      <w:r>
+        <w:rPr>
+          <w:lang w:eastAsia="ko-KR"/>
+        </w:rPr>
+        <w:t xml:space="preserve"> 설정)로 나뉩니다.</w:t>
       </w:r>
     </w:p>
     <w:p>
       <w:pPr>
         <w:pStyle w:val="a0"/>
       </w:pPr>
-      <w:r>
-        <w:t>문서 버전: 1.0 (2026-08)</w:t>
+      <w:proofErr w:type="spellStart"/>
+      <w:r>
+        <w:t>문서</w:t>
+      </w:r>
+      <w:proofErr w:type="spellEnd"/>
+      <w:r>
+        <w:t xml:space="preserve"> </w:t>
+      </w:r>
+      <w:proofErr w:type="spellStart"/>
+      <w:r>
+        <w:t>버전</w:t>
+      </w:r>
+      <w:proofErr w:type="spellEnd"/>
+      <w:r>
+        <w:t>: 1.0 (2026-08)</w:t>
       </w:r>
     </w:p>
     <w:p>
       <w:pPr>
         <w:pStyle w:val="1"/>
       </w:pPr>
-      <w:bookmarkStart w:id="3" w:name="_Toc236928430"/>
+      <w:bookmarkStart w:id="3" w:name="_Toc236986456"/>
       <w:r>
         <w:t xml:space="preserve">2. </w:t>
       </w:r>
@@ -3733,7 +3818,7 @@
       <w:pPr>
         <w:pStyle w:val="21"/>
       </w:pPr>
-      <w:bookmarkStart w:id="4" w:name="_Toc236928431"/>
+      <w:bookmarkStart w:id="4" w:name="_Toc236986457"/>
       <w:r>
         <w:t xml:space="preserve">2.1 </w:t>
       </w:r>
@@ -3869,7 +3954,7 @@
           <w:lang w:eastAsia="ko-KR"/>
         </w:rPr>
       </w:pPr>
-      <w:bookmarkStart w:id="5" w:name="_Toc236928432"/>
+      <w:bookmarkStart w:id="5" w:name="_Toc236986458"/>
       <w:r>
         <w:rPr>
           <w:lang w:eastAsia="ko-KR"/>
@@ -3951,6 +4036,7 @@
             <w:shd w:val="clear" w:color="auto" w:fill="1F3864"/>
           </w:tcPr>
           <w:p>
+            <w:proofErr w:type="spellStart"/>
             <w:r>
               <w:rPr>
                 <w:b/>
@@ -3959,6 +4045,7 @@
               </w:rPr>
               <w:t>순서</w:t>
             </w:r>
+            <w:proofErr w:type="spellEnd"/>
           </w:p>
         </w:tc>
         <w:tc>
@@ -4036,7 +4123,39 @@
                 <w:sz w:val="19"/>
                 <w:lang w:eastAsia="ko-KR"/>
               </w:rPr>
-              <w:t>챔버·흑체·서보·장비 상태와 카메라 영상, 레시피 실행을 한 화면에서</w:t>
+              <w:t>챔버·</w:t>
+            </w:r>
+            <w:proofErr w:type="spellStart"/>
+            <w:r>
+              <w:rPr>
+                <w:sz w:val="19"/>
+                <w:lang w:eastAsia="ko-KR"/>
+              </w:rPr>
+              <w:t>흑체</w:t>
+            </w:r>
+            <w:proofErr w:type="spellEnd"/>
+            <w:r>
+              <w:rPr>
+                <w:sz w:val="19"/>
+                <w:lang w:eastAsia="ko-KR"/>
+              </w:rPr>
+              <w:t>·</w:t>
+            </w:r>
+            <w:proofErr w:type="spellStart"/>
+            <w:r>
+              <w:rPr>
+                <w:sz w:val="19"/>
+                <w:lang w:eastAsia="ko-KR"/>
+              </w:rPr>
+              <w:t>서보</w:t>
+            </w:r>
+            <w:proofErr w:type="spellEnd"/>
+            <w:r>
+              <w:rPr>
+                <w:sz w:val="19"/>
+                <w:lang w:eastAsia="ko-KR"/>
+              </w:rPr>
+              <w:t>·장비 상태와 카메라 영상, 레시피 실행을 한 화면에서</w:t>
             </w:r>
           </w:p>
         </w:tc>
@@ -4083,7 +4202,23 @@
                 <w:sz w:val="19"/>
                 <w:lang w:eastAsia="ko-KR"/>
               </w:rPr>
-              <w:t>촬영 순서표(레시피) 작성·수정, 스텝별 좌표/온도/카메라 지정</w:t>
+              <w:t xml:space="preserve">촬영 </w:t>
+            </w:r>
+            <w:proofErr w:type="spellStart"/>
+            <w:r>
+              <w:rPr>
+                <w:sz w:val="19"/>
+                <w:lang w:eastAsia="ko-KR"/>
+              </w:rPr>
+              <w:t>순서표</w:t>
+            </w:r>
+            <w:proofErr w:type="spellEnd"/>
+            <w:r>
+              <w:rPr>
+                <w:sz w:val="19"/>
+                <w:lang w:eastAsia="ko-KR"/>
+              </w:rPr>
+              <w:t>(레시피) 작성·수정, 스텝별 좌표/온도/카메라 지정</w:t>
             </w:r>
           </w:p>
         </w:tc>
@@ -4177,7 +4312,23 @@
                 <w:sz w:val="19"/>
                 <w:lang w:eastAsia="ko-KR"/>
               </w:rPr>
-              <w:t>카메라 PC 원격 설정(에이전트 원격설정) / 카메라 승인·관리(디바이스 관리)</w:t>
+              <w:t>카메라 PC 원격 설정(에이전트 원격설정</w:t>
+            </w:r>
+            <w:proofErr w:type="gramStart"/>
+            <w:r>
+              <w:rPr>
+                <w:sz w:val="19"/>
+                <w:lang w:eastAsia="ko-KR"/>
+              </w:rPr>
+              <w:t>) /</w:t>
+            </w:r>
+            <w:proofErr w:type="gramEnd"/>
+            <w:r>
+              <w:rPr>
+                <w:sz w:val="19"/>
+                <w:lang w:eastAsia="ko-KR"/>
+              </w:rPr>
+              <w:t xml:space="preserve"> 카메라 승인·관리(디바이스 관리)</w:t>
             </w:r>
           </w:p>
         </w:tc>
@@ -4224,7 +4375,39 @@
                 <w:sz w:val="19"/>
                 <w:lang w:eastAsia="ko-KR"/>
               </w:rPr>
-              <w:t>PLC의 온습도·서보·입출력·알람을 읽기 전용으로 모니터링</w:t>
+              <w:t xml:space="preserve">PLC의 </w:t>
+            </w:r>
+            <w:proofErr w:type="spellStart"/>
+            <w:r>
+              <w:rPr>
+                <w:sz w:val="19"/>
+                <w:lang w:eastAsia="ko-KR"/>
+              </w:rPr>
+              <w:t>온습도</w:t>
+            </w:r>
+            <w:proofErr w:type="spellEnd"/>
+            <w:r>
+              <w:rPr>
+                <w:sz w:val="19"/>
+                <w:lang w:eastAsia="ko-KR"/>
+              </w:rPr>
+              <w:t>·</w:t>
+            </w:r>
+            <w:proofErr w:type="spellStart"/>
+            <w:r>
+              <w:rPr>
+                <w:sz w:val="19"/>
+                <w:lang w:eastAsia="ko-KR"/>
+              </w:rPr>
+              <w:t>서보</w:t>
+            </w:r>
+            <w:proofErr w:type="spellEnd"/>
+            <w:r>
+              <w:rPr>
+                <w:sz w:val="19"/>
+                <w:lang w:eastAsia="ko-KR"/>
+              </w:rPr>
+              <w:t>·입출력·알람을 읽기 전용으로 모니터링</w:t>
             </w:r>
           </w:p>
         </w:tc>
@@ -4271,7 +4454,55 @@
                 <w:sz w:val="19"/>
                 <w:lang w:eastAsia="ko-KR"/>
               </w:rPr>
-              <w:t>PLC 연결, 흑체 연결, 관리자 한계값, 서보 포인트 좌표 설정</w:t>
+              <w:t xml:space="preserve">PLC 연결, </w:t>
+            </w:r>
+            <w:proofErr w:type="spellStart"/>
+            <w:r>
+              <w:rPr>
+                <w:sz w:val="19"/>
+                <w:lang w:eastAsia="ko-KR"/>
+              </w:rPr>
+              <w:t>흑체</w:t>
+            </w:r>
+            <w:proofErr w:type="spellEnd"/>
+            <w:r>
+              <w:rPr>
+                <w:sz w:val="19"/>
+                <w:lang w:eastAsia="ko-KR"/>
+              </w:rPr>
+              <w:t xml:space="preserve"> 연결, 관리자 </w:t>
+            </w:r>
+            <w:proofErr w:type="spellStart"/>
+            <w:r>
+              <w:rPr>
+                <w:sz w:val="19"/>
+                <w:lang w:eastAsia="ko-KR"/>
+              </w:rPr>
+              <w:t>한계값</w:t>
+            </w:r>
+            <w:proofErr w:type="spellEnd"/>
+            <w:r>
+              <w:rPr>
+                <w:sz w:val="19"/>
+                <w:lang w:eastAsia="ko-KR"/>
+              </w:rPr>
+              <w:t xml:space="preserve">, </w:t>
+            </w:r>
+            <w:proofErr w:type="spellStart"/>
+            <w:r>
+              <w:rPr>
+                <w:sz w:val="19"/>
+                <w:lang w:eastAsia="ko-KR"/>
+              </w:rPr>
+              <w:t>서보</w:t>
+            </w:r>
+            <w:proofErr w:type="spellEnd"/>
+            <w:r>
+              <w:rPr>
+                <w:sz w:val="19"/>
+                <w:lang w:eastAsia="ko-KR"/>
+              </w:rPr>
+              <w:t xml:space="preserve"> 포인트 좌표 설정</w:t>
             </w:r>
           </w:p>
         </w:tc>
@@ -4319,7 +4550,39 @@
                 <w:sz w:val="19"/>
                 <w:lang w:eastAsia="ko-KR"/>
               </w:rPr>
-              <w:t>챔버·서보·흑체·장비·카메라를 직접 수동으로 조작</w:t>
+              <w:t>챔버·</w:t>
+            </w:r>
+            <w:proofErr w:type="spellStart"/>
+            <w:r>
+              <w:rPr>
+                <w:sz w:val="19"/>
+                <w:lang w:eastAsia="ko-KR"/>
+              </w:rPr>
+              <w:t>서보</w:t>
+            </w:r>
+            <w:proofErr w:type="spellEnd"/>
+            <w:r>
+              <w:rPr>
+                <w:sz w:val="19"/>
+                <w:lang w:eastAsia="ko-KR"/>
+              </w:rPr>
+              <w:t>·</w:t>
+            </w:r>
+            <w:proofErr w:type="spellStart"/>
+            <w:r>
+              <w:rPr>
+                <w:sz w:val="19"/>
+                <w:lang w:eastAsia="ko-KR"/>
+              </w:rPr>
+              <w:t>흑체</w:t>
+            </w:r>
+            <w:proofErr w:type="spellEnd"/>
+            <w:r>
+              <w:rPr>
+                <w:sz w:val="19"/>
+                <w:lang w:eastAsia="ko-KR"/>
+              </w:rPr>
+              <w:t>·장비·카메라를 직접 수동으로 조작</w:t>
             </w:r>
           </w:p>
         </w:tc>
@@ -4356,7 +4619,35 @@
         <w:rPr>
           <w:lang w:eastAsia="ko-KR"/>
         </w:rPr>
-        <w:t>PLC 부저 OFF — 부저 소리만 끔</w:t>
+        <w:t xml:space="preserve">PLC </w:t>
+      </w:r>
+      <w:proofErr w:type="spellStart"/>
+      <w:r>
+        <w:rPr>
+          <w:lang w:eastAsia="ko-KR"/>
+        </w:rPr>
+        <w:t>부저</w:t>
+      </w:r>
+      <w:proofErr w:type="spellEnd"/>
+      <w:r>
+        <w:rPr>
+          <w:lang w:eastAsia="ko-KR"/>
+        </w:rPr>
+        <w:t xml:space="preserve"> OFF — </w:t>
+      </w:r>
+      <w:proofErr w:type="spellStart"/>
+      <w:r>
+        <w:rPr>
+          <w:lang w:eastAsia="ko-KR"/>
+        </w:rPr>
+        <w:t>부저</w:t>
+      </w:r>
+      <w:proofErr w:type="spellEnd"/>
+      <w:r>
+        <w:rPr>
+          <w:lang w:eastAsia="ko-KR"/>
+        </w:rPr>
+        <w:t xml:space="preserve"> 소리만 끔</w:t>
       </w:r>
     </w:p>
     <w:p>
@@ -4384,7 +4675,21 @@
         <w:rPr>
           <w:lang w:eastAsia="ko-KR"/>
         </w:rPr>
-        <w:t>PLC 원점 복귀 — 서보 X/Y축을 원점으로 이동. 축이 실제로 움직이므로 주변을 확인한 후 실행</w:t>
+        <w:t xml:space="preserve">PLC 원점 복귀 — </w:t>
+      </w:r>
+      <w:proofErr w:type="spellStart"/>
+      <w:r>
+        <w:rPr>
+          <w:lang w:eastAsia="ko-KR"/>
+        </w:rPr>
+        <w:t>서보</w:t>
+      </w:r>
+      <w:proofErr w:type="spellEnd"/>
+      <w:r>
+        <w:rPr>
+          <w:lang w:eastAsia="ko-KR"/>
+        </w:rPr>
+        <w:t xml:space="preserve"> X/Y축을 원점으로 이동. 축이 실제로 움직이므로 주변을 확인한 후 실행</w:t>
       </w:r>
     </w:p>
     <w:p>
@@ -4525,7 +4830,7 @@
           <w:lang w:eastAsia="ko-KR"/>
         </w:rPr>
       </w:pPr>
-      <w:bookmarkStart w:id="6" w:name="_Toc236928433"/>
+      <w:bookmarkStart w:id="6" w:name="_Toc236986459"/>
       <w:r>
         <w:rPr>
           <w:lang w:eastAsia="ko-KR"/>
@@ -4609,8 +4914,37 @@
       <w:pPr>
         <w:pStyle w:val="a0"/>
       </w:pPr>
-      <w:r>
-        <w:t>오류 또는 경고 알람 없음</w:t>
+      <w:proofErr w:type="spellStart"/>
+      <w:r>
+        <w:t>오류</w:t>
+      </w:r>
+      <w:proofErr w:type="spellEnd"/>
+      <w:r>
+        <w:t xml:space="preserve"> </w:t>
+      </w:r>
+      <w:proofErr w:type="spellStart"/>
+      <w:r>
+        <w:t>또는</w:t>
+      </w:r>
+      <w:proofErr w:type="spellEnd"/>
+      <w:r>
+        <w:t xml:space="preserve"> </w:t>
+      </w:r>
+      <w:proofErr w:type="spellStart"/>
+      <w:r>
+        <w:t>경고</w:t>
+      </w:r>
+      <w:proofErr w:type="spellEnd"/>
+      <w:r>
+        <w:t xml:space="preserve"> </w:t>
+      </w:r>
+      <w:proofErr w:type="spellStart"/>
+      <w:r>
+        <w:t>알람</w:t>
+      </w:r>
+      <w:proofErr w:type="spellEnd"/>
+      <w:r>
+        <w:t xml:space="preserve"> 없음</w:t>
       </w:r>
     </w:p>
     <w:p>
@@ -4696,7 +5030,7 @@
           <w:lang w:eastAsia="ko-KR"/>
         </w:rPr>
       </w:pPr>
-      <w:bookmarkStart w:id="7" w:name="_Toc236928434"/>
+      <w:bookmarkStart w:id="7" w:name="_Toc236986460"/>
       <w:r>
         <w:rPr>
           <w:lang w:eastAsia="ko-KR"/>
@@ -4721,7 +5055,21 @@
         <w:rPr>
           <w:lang w:eastAsia="ko-KR"/>
         </w:rPr>
-        <w:t>대시보드는 운전 중 가장 많이 보는 화면이다. 좌측 텔레메트리 카드, 가운데 카메라 영상, 우측 카메라(Agent) 목록과 레시피 실행 패널로 구성된다.</w:t>
+        <w:t xml:space="preserve">대시보드는 운전 중 가장 많이 보는 화면이다. 좌측 </w:t>
+      </w:r>
+      <w:proofErr w:type="spellStart"/>
+      <w:r>
+        <w:rPr>
+          <w:lang w:eastAsia="ko-KR"/>
+        </w:rPr>
+        <w:t>텔레메트리</w:t>
+      </w:r>
+      <w:proofErr w:type="spellEnd"/>
+      <w:r>
+        <w:rPr>
+          <w:lang w:eastAsia="ko-KR"/>
+        </w:rPr>
+        <w:t xml:space="preserve"> 카드, 가운데 카메라 영상, 우측 카메라(Agent) 목록과 레시피 실행 패널로 구성된다.</w:t>
       </w:r>
     </w:p>
     <w:tbl>
@@ -4816,27 +5164,38 @@
       <w:pPr>
         <w:pStyle w:val="21"/>
       </w:pPr>
-      <w:bookmarkStart w:id="8" w:name="_Toc236928435"/>
+      <w:bookmarkStart w:id="8" w:name="_Toc236986461"/>
       <w:r>
         <w:t xml:space="preserve">3.1 </w:t>
       </w:r>
+      <w:proofErr w:type="spellStart"/>
       <w:r>
         <w:t>상단</w:t>
       </w:r>
+      <w:proofErr w:type="spellEnd"/>
       <w:r>
         <w:t xml:space="preserve"> </w:t>
       </w:r>
+      <w:proofErr w:type="spellStart"/>
       <w:r>
         <w:t>상태</w:t>
       </w:r>
+      <w:proofErr w:type="spellEnd"/>
       <w:r>
         <w:t xml:space="preserve"> </w:t>
       </w:r>
+      <w:proofErr w:type="spellStart"/>
+      <w:proofErr w:type="gramStart"/>
       <w:r>
         <w:t>요약</w:t>
       </w:r>
-      <w:r>
-        <w:t>(HUD)</w:t>
+      <w:proofErr w:type="spellEnd"/>
+      <w:r>
+        <w:t>(</w:t>
+      </w:r>
+      <w:proofErr w:type="gramEnd"/>
+      <w:r>
+        <w:t>HUD)</w:t>
       </w:r>
       <w:bookmarkEnd w:id="8"/>
     </w:p>
@@ -4981,7 +5340,23 @@
                 <w:sz w:val="19"/>
                 <w:lang w:eastAsia="ko-KR"/>
               </w:rPr>
-              <w:t>현재 서보가 위치한 포인트 번호</w:t>
+              <w:t xml:space="preserve">현재 </w:t>
+            </w:r>
+            <w:proofErr w:type="spellStart"/>
+            <w:r>
+              <w:rPr>
+                <w:sz w:val="19"/>
+                <w:lang w:eastAsia="ko-KR"/>
+              </w:rPr>
+              <w:t>서보가</w:t>
+            </w:r>
+            <w:proofErr w:type="spellEnd"/>
+            <w:r>
+              <w:rPr>
+                <w:sz w:val="19"/>
+                <w:lang w:eastAsia="ko-KR"/>
+              </w:rPr>
+              <w:t xml:space="preserve"> 위치한 포인트 번호</w:t>
             </w:r>
           </w:p>
         </w:tc>
@@ -5037,19 +5412,21 @@
           <w:lang w:eastAsia="ko-KR"/>
         </w:rPr>
       </w:pPr>
-      <w:bookmarkStart w:id="9" w:name="_Toc236928436"/>
+      <w:bookmarkStart w:id="9" w:name="_Toc236986462"/>
       <w:r>
         <w:rPr>
           <w:lang w:eastAsia="ko-KR"/>
         </w:rPr>
         <w:t xml:space="preserve">3.2 </w:t>
       </w:r>
+      <w:proofErr w:type="spellStart"/>
       <w:r>
         <w:rPr>
           <w:lang w:eastAsia="ko-KR"/>
         </w:rPr>
         <w:t>텔레메트리</w:t>
       </w:r>
+      <w:proofErr w:type="spellEnd"/>
       <w:r>
         <w:rPr>
           <w:lang w:eastAsia="ko-KR"/>
@@ -5092,7 +5469,49 @@
         <w:rPr>
           <w:lang w:eastAsia="ko-KR"/>
         </w:rPr>
-        <w:t>PV는 현재값, SV는 목표값, BUSY는 서보 축이 동작 중임을 뜻한다.</w:t>
+        <w:t xml:space="preserve">PV는 </w:t>
+      </w:r>
+      <w:proofErr w:type="spellStart"/>
+      <w:r>
+        <w:rPr>
+          <w:lang w:eastAsia="ko-KR"/>
+        </w:rPr>
+        <w:t>현재값</w:t>
+      </w:r>
+      <w:proofErr w:type="spellEnd"/>
+      <w:r>
+        <w:rPr>
+          <w:lang w:eastAsia="ko-KR"/>
+        </w:rPr>
+        <w:t xml:space="preserve">, SV는 </w:t>
+      </w:r>
+      <w:proofErr w:type="spellStart"/>
+      <w:r>
+        <w:rPr>
+          <w:lang w:eastAsia="ko-KR"/>
+        </w:rPr>
+        <w:t>목표값</w:t>
+      </w:r>
+      <w:proofErr w:type="spellEnd"/>
+      <w:r>
+        <w:rPr>
+          <w:lang w:eastAsia="ko-KR"/>
+        </w:rPr>
+        <w:t xml:space="preserve">, BUSY는 </w:t>
+      </w:r>
+      <w:proofErr w:type="spellStart"/>
+      <w:r>
+        <w:rPr>
+          <w:lang w:eastAsia="ko-KR"/>
+        </w:rPr>
+        <w:t>서보</w:t>
+      </w:r>
+      <w:proofErr w:type="spellEnd"/>
+      <w:r>
+        <w:rPr>
+          <w:lang w:eastAsia="ko-KR"/>
+        </w:rPr>
+        <w:t xml:space="preserve"> 축이 동작 중임을 뜻한다.</w:t>
       </w:r>
     </w:p>
     <w:tbl>
@@ -5112,6 +5531,7 @@
             <w:shd w:val="clear" w:color="auto" w:fill="1F3864"/>
           </w:tcPr>
           <w:p>
+            <w:proofErr w:type="spellStart"/>
             <w:r>
               <w:rPr>
                 <w:b/>
@@ -5120,6 +5540,7 @@
               </w:rPr>
               <w:t>카드</w:t>
             </w:r>
+            <w:proofErr w:type="spellEnd"/>
           </w:p>
         </w:tc>
         <w:tc>
@@ -5179,11 +5600,27 @@
             <w:tcW w:w="4320" w:type="dxa"/>
           </w:tcPr>
           <w:p>
+            <w:proofErr w:type="gramStart"/>
             <w:r>
               <w:rPr>
                 <w:sz w:val="19"/>
               </w:rPr>
-              <w:t>BLACKBODY(흑체)</w:t>
+              <w:t>BLACKBODY(</w:t>
+            </w:r>
+            <w:proofErr w:type="spellStart"/>
+            <w:proofErr w:type="gramEnd"/>
+            <w:r>
+              <w:rPr>
+                <w:sz w:val="19"/>
+              </w:rPr>
+              <w:t>흑체</w:t>
+            </w:r>
+            <w:proofErr w:type="spellEnd"/>
+            <w:r>
+              <w:rPr>
+                <w:sz w:val="19"/>
+              </w:rPr>
+              <w:t>)</w:t>
             </w:r>
           </w:p>
         </w:tc>
@@ -5197,12 +5634,53 @@
                 <w:lang w:eastAsia="ko-KR"/>
               </w:rPr>
             </w:pPr>
+            <w:proofErr w:type="spellStart"/>
             <w:r>
               <w:rPr>
                 <w:sz w:val="19"/>
                 <w:lang w:eastAsia="ko-KR"/>
               </w:rPr>
-              <w:t>흑체1/2 현재값(PV)·목표값(SV)</w:t>
+              <w:t>흑체</w:t>
+            </w:r>
+            <w:proofErr w:type="spellEnd"/>
+            <w:r>
+              <w:rPr>
+                <w:sz w:val="19"/>
+                <w:lang w:eastAsia="ko-KR"/>
+              </w:rPr>
+              <w:t xml:space="preserve">1/2 </w:t>
+            </w:r>
+            <w:proofErr w:type="spellStart"/>
+            <w:r>
+              <w:rPr>
+                <w:sz w:val="19"/>
+                <w:lang w:eastAsia="ko-KR"/>
+              </w:rPr>
+              <w:t>현재값</w:t>
+            </w:r>
+            <w:proofErr w:type="spellEnd"/>
+            <w:r>
+              <w:rPr>
+                <w:sz w:val="19"/>
+                <w:lang w:eastAsia="ko-KR"/>
+              </w:rPr>
+              <w:t>(PV)·</w:t>
+            </w:r>
+            <w:proofErr w:type="spellStart"/>
+            <w:r>
+              <w:rPr>
+                <w:sz w:val="19"/>
+                <w:lang w:eastAsia="ko-KR"/>
+              </w:rPr>
+              <w:t>목표값</w:t>
+            </w:r>
+            <w:proofErr w:type="spellEnd"/>
+            <w:r>
+              <w:rPr>
+                <w:sz w:val="19"/>
+                <w:lang w:eastAsia="ko-KR"/>
+              </w:rPr>
+              <w:t>(SV)</w:t>
             </w:r>
           </w:p>
         </w:tc>
@@ -5213,12 +5691,28 @@
             <w:tcW w:w="4320" w:type="dxa"/>
           </w:tcPr>
           <w:p>
+            <w:proofErr w:type="gramStart"/>
             <w:r>
               <w:rPr>
                 <w:sz w:val="19"/>
               </w:rPr>
               <w:lastRenderedPageBreak/>
-              <w:t>MOTION(서보)</w:t>
+              <w:t>MOTION(</w:t>
+            </w:r>
+            <w:proofErr w:type="spellStart"/>
+            <w:proofErr w:type="gramEnd"/>
+            <w:r>
+              <w:rPr>
+                <w:sz w:val="19"/>
+              </w:rPr>
+              <w:t>서보</w:t>
+            </w:r>
+            <w:proofErr w:type="spellEnd"/>
+            <w:r>
+              <w:rPr>
+                <w:sz w:val="19"/>
+              </w:rPr>
+              <w:t>)</w:t>
             </w:r>
           </w:p>
         </w:tc>
@@ -5248,11 +5742,27 @@
             <w:tcW w:w="4320" w:type="dxa"/>
           </w:tcPr>
           <w:p>
+            <w:proofErr w:type="gramStart"/>
             <w:r>
               <w:rPr>
                 <w:sz w:val="19"/>
               </w:rPr>
-              <w:t>PROGRAM(진행)</w:t>
+              <w:t>PROGRAM(</w:t>
+            </w:r>
+            <w:proofErr w:type="spellStart"/>
+            <w:proofErr w:type="gramEnd"/>
+            <w:r>
+              <w:rPr>
+                <w:sz w:val="19"/>
+              </w:rPr>
+              <w:t>진행</w:t>
+            </w:r>
+            <w:proofErr w:type="spellEnd"/>
+            <w:r>
+              <w:rPr>
+                <w:sz w:val="19"/>
+              </w:rPr>
+              <w:t>)</w:t>
             </w:r>
           </w:p>
         </w:tc>
@@ -5282,11 +5792,27 @@
             <w:tcW w:w="4320" w:type="dxa"/>
           </w:tcPr>
           <w:p>
+            <w:proofErr w:type="gramStart"/>
             <w:r>
               <w:rPr>
                 <w:sz w:val="19"/>
               </w:rPr>
-              <w:t>EQUIPMENT(장비)</w:t>
+              <w:t>EQUIPMENT(</w:t>
+            </w:r>
+            <w:proofErr w:type="spellStart"/>
+            <w:proofErr w:type="gramEnd"/>
+            <w:r>
+              <w:rPr>
+                <w:sz w:val="19"/>
+              </w:rPr>
+              <w:t>장비</w:t>
+            </w:r>
+            <w:proofErr w:type="spellEnd"/>
+            <w:r>
+              <w:rPr>
+                <w:sz w:val="19"/>
+              </w:rPr>
+              <w:t>)</w:t>
             </w:r>
           </w:p>
         </w:tc>
@@ -5305,7 +5831,39 @@
                 <w:sz w:val="19"/>
                 <w:lang w:eastAsia="ko-KR"/>
               </w:rPr>
-              <w:t>히터·1차 냉동·2차 냉동·상온 냉동·바이패스·도어램프·페어글라스·MCF·블로워1/2 표시등</w:t>
+              <w:t>히터·1차 냉동·2차 냉동·상온 냉동·바이패스·도어램프·</w:t>
+            </w:r>
+            <w:proofErr w:type="spellStart"/>
+            <w:r>
+              <w:rPr>
+                <w:sz w:val="19"/>
+                <w:lang w:eastAsia="ko-KR"/>
+              </w:rPr>
+              <w:t>페어글라스</w:t>
+            </w:r>
+            <w:proofErr w:type="spellEnd"/>
+            <w:r>
+              <w:rPr>
+                <w:sz w:val="19"/>
+                <w:lang w:eastAsia="ko-KR"/>
+              </w:rPr>
+              <w:t>·MCF·</w:t>
+            </w:r>
+            <w:proofErr w:type="spellStart"/>
+            <w:r>
+              <w:rPr>
+                <w:sz w:val="19"/>
+                <w:lang w:eastAsia="ko-KR"/>
+              </w:rPr>
+              <w:t>블로워</w:t>
+            </w:r>
+            <w:proofErr w:type="spellEnd"/>
+            <w:r>
+              <w:rPr>
+                <w:sz w:val="19"/>
+                <w:lang w:eastAsia="ko-KR"/>
+              </w:rPr>
+              <w:t>1/2 표시등</w:t>
             </w:r>
           </w:p>
         </w:tc>
@@ -5322,25 +5880,31 @@
       <w:pPr>
         <w:pStyle w:val="21"/>
       </w:pPr>
-      <w:bookmarkStart w:id="10" w:name="_Toc236928437"/>
+      <w:bookmarkStart w:id="10" w:name="_Toc236986463"/>
       <w:r>
         <w:t xml:space="preserve">3.3 </w:t>
       </w:r>
+      <w:proofErr w:type="spellStart"/>
       <w:r>
         <w:t>카메라</w:t>
       </w:r>
+      <w:proofErr w:type="spellEnd"/>
       <w:r>
         <w:t xml:space="preserve"> </w:t>
       </w:r>
+      <w:proofErr w:type="spellStart"/>
       <w:r>
         <w:t>영상</w:t>
       </w:r>
+      <w:proofErr w:type="spellEnd"/>
       <w:r>
         <w:t>(</w:t>
       </w:r>
+      <w:proofErr w:type="spellStart"/>
       <w:r>
         <w:t>가운데</w:t>
       </w:r>
+      <w:proofErr w:type="spellEnd"/>
       <w:r>
         <w:t>)</w:t>
       </w:r>
@@ -5364,8 +5928,29 @@
       <w:pPr>
         <w:pStyle w:val="a0"/>
       </w:pPr>
-      <w:r>
-        <w:t>고정 분할 모드는 Mode 2(8칸)/Mode 3(4칸)/Mode 4(2칸)/Mode 5(1칸)</w:t>
+      <w:proofErr w:type="spellStart"/>
+      <w:r>
+        <w:t>고정</w:t>
+      </w:r>
+      <w:proofErr w:type="spellEnd"/>
+      <w:r>
+        <w:t xml:space="preserve"> </w:t>
+      </w:r>
+      <w:proofErr w:type="spellStart"/>
+      <w:r>
+        <w:t>분할</w:t>
+      </w:r>
+      <w:proofErr w:type="spellEnd"/>
+      <w:r>
+        <w:t xml:space="preserve"> </w:t>
+      </w:r>
+      <w:proofErr w:type="spellStart"/>
+      <w:r>
+        <w:t>모드는</w:t>
+      </w:r>
+      <w:proofErr w:type="spellEnd"/>
+      <w:r>
+        <w:t xml:space="preserve"> Mode 2(8칸)/Mode 3(4칸)/Mode 4(2칸)/Mode 5(1칸)</w:t>
       </w:r>
     </w:p>
     <w:p>
@@ -5375,11 +5960,33 @@
           <w:lang w:eastAsia="ko-KR"/>
         </w:rPr>
       </w:pPr>
-      <w:r>
-        <w:rPr>
-          <w:lang w:eastAsia="ko-KR"/>
-        </w:rPr>
-        <w:t>컬러맵 선택(컬러/그레이스케일)</w:t>
+      <w:proofErr w:type="spellStart"/>
+      <w:r>
+        <w:rPr>
+          <w:lang w:eastAsia="ko-KR"/>
+        </w:rPr>
+        <w:t>컬러맵</w:t>
+      </w:r>
+      <w:proofErr w:type="spellEnd"/>
+      <w:r>
+        <w:rPr>
+          <w:lang w:eastAsia="ko-KR"/>
+        </w:rPr>
+        <w:t xml:space="preserve"> 선택(컬러/</w:t>
+      </w:r>
+      <w:proofErr w:type="spellStart"/>
+      <w:r>
+        <w:rPr>
+          <w:lang w:eastAsia="ko-KR"/>
+        </w:rPr>
+        <w:t>그레이스케일</w:t>
+      </w:r>
+      <w:proofErr w:type="spellEnd"/>
+      <w:r>
+        <w:rPr>
+          <w:lang w:eastAsia="ko-KR"/>
+        </w:rPr>
+        <w:t>)</w:t>
       </w:r>
     </w:p>
     <w:p>
@@ -5393,7 +6000,35 @@
         <w:rPr>
           <w:lang w:eastAsia="ko-KR"/>
         </w:rPr>
-        <w:t>Mode 2~5에서는 우측 카메라 목록에서 카메라를 선택한 뒤 가운데 영상 칸으로 끌어다 놓아 배치, 우클릭으로 비움</w:t>
+        <w:t xml:space="preserve">Mode 2~5에서는 우측 카메라 목록에서 카메라를 선택한 뒤 가운데 영상 칸으로 </w:t>
+      </w:r>
+      <w:proofErr w:type="spellStart"/>
+      <w:r>
+        <w:rPr>
+          <w:lang w:eastAsia="ko-KR"/>
+        </w:rPr>
+        <w:t>끌어다</w:t>
+      </w:r>
+      <w:proofErr w:type="spellEnd"/>
+      <w:r>
+        <w:rPr>
+          <w:lang w:eastAsia="ko-KR"/>
+        </w:rPr>
+        <w:t xml:space="preserve"> 놓아 배치, </w:t>
+      </w:r>
+      <w:proofErr w:type="spellStart"/>
+      <w:r>
+        <w:rPr>
+          <w:lang w:eastAsia="ko-KR"/>
+        </w:rPr>
+        <w:t>우클릭으로</w:t>
+      </w:r>
+      <w:proofErr w:type="spellEnd"/>
+      <w:r>
+        <w:rPr>
+          <w:lang w:eastAsia="ko-KR"/>
+        </w:rPr>
+        <w:t xml:space="preserve"> 비움</w:t>
       </w:r>
     </w:p>
     <w:p>
@@ -5401,7 +6036,15 @@
         <w:pStyle w:val="a0"/>
       </w:pPr>
       <w:r>
-        <w:t>빈 칸에는 'DRAG CAMERA HERE' 표시</w:t>
+        <w:t xml:space="preserve">빈 </w:t>
+      </w:r>
+      <w:proofErr w:type="spellStart"/>
+      <w:r>
+        <w:t>칸에는</w:t>
+      </w:r>
+      <w:proofErr w:type="spellEnd"/>
+      <w:r>
+        <w:t xml:space="preserve"> 'DRAG CAMERA HERE' 표시</w:t>
       </w:r>
     </w:p>
     <w:p>
@@ -5520,7 +6163,7 @@
           <w:lang w:eastAsia="ko-KR"/>
         </w:rPr>
       </w:pPr>
-      <w:bookmarkStart w:id="11" w:name="_Toc236928438"/>
+      <w:bookmarkStart w:id="11" w:name="_Toc236986464"/>
       <w:r>
         <w:rPr>
           <w:lang w:eastAsia="ko-KR"/>
@@ -5625,31 +6268,39 @@
       <w:pPr>
         <w:pStyle w:val="21"/>
       </w:pPr>
-      <w:bookmarkStart w:id="12" w:name="_Toc236928439"/>
+      <w:bookmarkStart w:id="12" w:name="_Toc236986465"/>
       <w:r>
         <w:t xml:space="preserve">3.5 </w:t>
       </w:r>
+      <w:proofErr w:type="spellStart"/>
       <w:r>
         <w:t>레시피</w:t>
       </w:r>
+      <w:proofErr w:type="spellEnd"/>
       <w:r>
         <w:t xml:space="preserve"> </w:t>
       </w:r>
+      <w:proofErr w:type="spellStart"/>
       <w:r>
         <w:t>실행</w:t>
       </w:r>
+      <w:proofErr w:type="spellEnd"/>
       <w:r>
         <w:t xml:space="preserve"> </w:t>
       </w:r>
+      <w:proofErr w:type="spellStart"/>
       <w:r>
         <w:t>패널</w:t>
       </w:r>
+      <w:proofErr w:type="spellEnd"/>
       <w:r>
         <w:t>(</w:t>
       </w:r>
+      <w:proofErr w:type="spellStart"/>
       <w:r>
         <w:t>우측</w:t>
       </w:r>
+      <w:proofErr w:type="spellEnd"/>
       <w:r>
         <w:t>)</w:t>
       </w:r>
@@ -5666,7 +6317,35 @@
         <w:rPr>
           <w:lang w:eastAsia="ko-KR"/>
         </w:rPr>
-        <w:t>RECIPE 드롭다운에서 실행할 레시피 선택(목록이 비면 새로고침 버튼)</w:t>
+        <w:t xml:space="preserve">RECIPE </w:t>
+      </w:r>
+      <w:proofErr w:type="spellStart"/>
+      <w:r>
+        <w:rPr>
+          <w:lang w:eastAsia="ko-KR"/>
+        </w:rPr>
+        <w:t>드롭다운에서</w:t>
+      </w:r>
+      <w:proofErr w:type="spellEnd"/>
+      <w:r>
+        <w:rPr>
+          <w:lang w:eastAsia="ko-KR"/>
+        </w:rPr>
+        <w:t xml:space="preserve"> 실행할 레시피 선택(목록이 비면 </w:t>
+      </w:r>
+      <w:proofErr w:type="spellStart"/>
+      <w:r>
+        <w:rPr>
+          <w:lang w:eastAsia="ko-KR"/>
+        </w:rPr>
+        <w:t>새로고침</w:t>
+      </w:r>
+      <w:proofErr w:type="spellEnd"/>
+      <w:r>
+        <w:rPr>
+          <w:lang w:eastAsia="ko-KR"/>
+        </w:rPr>
+        <w:t xml:space="preserve"> 버튼)</w:t>
       </w:r>
     </w:p>
     <w:p>
@@ -5690,11 +6369,19 @@
           <w:lang w:eastAsia="ko-KR"/>
         </w:rPr>
       </w:pPr>
-      <w:r>
-        <w:rPr>
-          <w:lang w:eastAsia="ko-KR"/>
-        </w:rPr>
-        <w:t>진행바(0~100%)와 상태 문구로 진행 확인</w:t>
+      <w:proofErr w:type="spellStart"/>
+      <w:r>
+        <w:rPr>
+          <w:lang w:eastAsia="ko-KR"/>
+        </w:rPr>
+        <w:t>진행바</w:t>
+      </w:r>
+      <w:proofErr w:type="spellEnd"/>
+      <w:r>
+        <w:rPr>
+          <w:lang w:eastAsia="ko-KR"/>
+        </w:rPr>
+        <w:t>(0~100%)와 상태 문구로 진행 확인</w:t>
       </w:r>
     </w:p>
     <w:p>
@@ -5722,7 +6409,21 @@
         <w:rPr>
           <w:lang w:eastAsia="ko-KR"/>
         </w:rPr>
-        <w:t>상태 문구는 '실행 중: {레시피명}', '완료', '중지 중…', '오류: {메시지}'로 표시</w:t>
+        <w:t>상태 문구는 '실행 중: {</w:t>
+      </w:r>
+      <w:proofErr w:type="spellStart"/>
+      <w:r>
+        <w:rPr>
+          <w:lang w:eastAsia="ko-KR"/>
+        </w:rPr>
+        <w:t>레시피명</w:t>
+      </w:r>
+      <w:proofErr w:type="spellEnd"/>
+      <w:r>
+        <w:rPr>
+          <w:lang w:eastAsia="ko-KR"/>
+        </w:rPr>
+        <w:t>}', '완료', '중지 중…', '오류: {메시지}'로 표시</w:t>
       </w:r>
     </w:p>
     <w:p>
@@ -5750,7 +6451,21 @@
         <w:rPr>
           <w:lang w:eastAsia="ko-KR"/>
         </w:rPr>
-        <w:t>레시피를 선택하지 않으면 '레시피 선택 필요'가 표시된다. PLC 에러가 발생한 뒤에는 에러를 클리어하고 서보 원점 복귀를 완료할 때까지 START 버튼이 잠긴다.</w:t>
+        <w:t xml:space="preserve">레시피를 선택하지 않으면 '레시피 선택 필요'가 표시된다. PLC 에러가 발생한 뒤에는 에러를 클리어하고 </w:t>
+      </w:r>
+      <w:proofErr w:type="spellStart"/>
+      <w:r>
+        <w:rPr>
+          <w:lang w:eastAsia="ko-KR"/>
+        </w:rPr>
+        <w:t>서보</w:t>
+      </w:r>
+      <w:proofErr w:type="spellEnd"/>
+      <w:r>
+        <w:rPr>
+          <w:lang w:eastAsia="ko-KR"/>
+        </w:rPr>
+        <w:t xml:space="preserve"> 원점 복귀를 완료할 때까지 START 버튼이 잠긴다.</w:t>
       </w:r>
     </w:p>
     <w:tbl>
@@ -5855,7 +6570,7 @@
           <w:lang w:eastAsia="ko-KR"/>
         </w:rPr>
       </w:pPr>
-      <w:bookmarkStart w:id="13" w:name="_Toc236928440"/>
+      <w:bookmarkStart w:id="13" w:name="_Toc236986466"/>
       <w:r>
         <w:rPr>
           <w:lang w:eastAsia="ko-KR"/>
@@ -5904,7 +6619,35 @@
         <w:rPr>
           <w:lang w:eastAsia="ko-KR"/>
         </w:rPr>
-        <w:t>레시피는 '어느 좌표에서, 흑체를 몇 도로 맞추고, 어느 카메라로 찍을지'를 스텝 순서로 적어둔 촬영 순서표다. 레시피 편집기에서 만들고, 대시보드에서 실행한다.</w:t>
+        <w:t xml:space="preserve">레시피는 '어느 좌표에서, </w:t>
+      </w:r>
+      <w:proofErr w:type="spellStart"/>
+      <w:r>
+        <w:rPr>
+          <w:lang w:eastAsia="ko-KR"/>
+        </w:rPr>
+        <w:t>흑체를</w:t>
+      </w:r>
+      <w:proofErr w:type="spellEnd"/>
+      <w:r>
+        <w:rPr>
+          <w:lang w:eastAsia="ko-KR"/>
+        </w:rPr>
+        <w:t xml:space="preserve"> 몇 도로 맞추고, 어느 카메라로 찍을지'</w:t>
+      </w:r>
+      <w:proofErr w:type="spellStart"/>
+      <w:r>
+        <w:rPr>
+          <w:lang w:eastAsia="ko-KR"/>
+        </w:rPr>
+        <w:t>를</w:t>
+      </w:r>
+      <w:proofErr w:type="spellEnd"/>
+      <w:r>
+        <w:rPr>
+          <w:lang w:eastAsia="ko-KR"/>
+        </w:rPr>
+        <w:t xml:space="preserve"> 스텝 순서로 적어둔 촬영 순서표다. 레시피 편집기에서 만들고, 대시보드에서 실행한다.</w:t>
       </w:r>
     </w:p>
     <w:p>
@@ -5914,7 +6657,7 @@
           <w:lang w:eastAsia="ko-KR"/>
         </w:rPr>
       </w:pPr>
-      <w:bookmarkStart w:id="14" w:name="_Toc236928441"/>
+      <w:bookmarkStart w:id="14" w:name="_Toc236986467"/>
       <w:r>
         <w:rPr>
           <w:lang w:eastAsia="ko-KR"/>
@@ -5963,7 +6706,21 @@
         <w:rPr>
           <w:lang w:eastAsia="ko-KR"/>
         </w:rPr>
-        <w:t>좌측 레시피 목록 / 가운데 레시피·스텝 설정 / 우측 라이브 프리뷰의 3분할 구성이다.</w:t>
+        <w:t xml:space="preserve">좌측 레시피 </w:t>
+      </w:r>
+      <w:proofErr w:type="gramStart"/>
+      <w:r>
+        <w:rPr>
+          <w:lang w:eastAsia="ko-KR"/>
+        </w:rPr>
+        <w:t>목록 /</w:t>
+      </w:r>
+      <w:proofErr w:type="gramEnd"/>
+      <w:r>
+        <w:rPr>
+          <w:lang w:eastAsia="ko-KR"/>
+        </w:rPr>
+        <w:t xml:space="preserve"> 가운데 레시피·스텝 설정 / 우측 라이브 프리뷰의 3분할 구성이다.</w:t>
       </w:r>
     </w:p>
     <w:tbl>
@@ -6058,7 +6815,7 @@
       <w:pPr>
         <w:pStyle w:val="21"/>
       </w:pPr>
-      <w:bookmarkStart w:id="15" w:name="_Toc236928442"/>
+      <w:bookmarkStart w:id="15" w:name="_Toc236986468"/>
       <w:r>
         <w:t xml:space="preserve">4.2 </w:t>
       </w:r>
@@ -6068,16 +6825,20 @@
       <w:r>
         <w:t xml:space="preserve"> </w:t>
       </w:r>
+      <w:proofErr w:type="spellStart"/>
       <w:r>
         <w:t>레시피</w:t>
       </w:r>
+      <w:proofErr w:type="spellEnd"/>
       <w:r>
         <w:t xml:space="preserve"> </w:t>
       </w:r>
+      <w:proofErr w:type="spellStart"/>
       <w:r>
         <w:t>만들기</w:t>
       </w:r>
       <w:bookmarkEnd w:id="15"/>
+      <w:proofErr w:type="spellEnd"/>
     </w:p>
     <w:p>
       <w:pPr>
@@ -6097,8 +6858,45 @@
       <w:pPr>
         <w:pStyle w:val="a"/>
       </w:pPr>
-      <w:r>
-        <w:t>가운데 상단에 챔버 목표 온도(TARGET CHAMBER TEMP), 온도 램프 도달시간(분), 챔버 목표 습도(TARGET CHAMBER HUMIDITY) 입력</w:t>
+      <w:proofErr w:type="spellStart"/>
+      <w:r>
+        <w:t>가운데</w:t>
+      </w:r>
+      <w:proofErr w:type="spellEnd"/>
+      <w:r>
+        <w:t xml:space="preserve"> </w:t>
+      </w:r>
+      <w:proofErr w:type="spellStart"/>
+      <w:r>
+        <w:t>상단에</w:t>
+      </w:r>
+      <w:proofErr w:type="spellEnd"/>
+      <w:r>
+        <w:t xml:space="preserve"> </w:t>
+      </w:r>
+      <w:proofErr w:type="spellStart"/>
+      <w:r>
+        <w:t>챔버</w:t>
+      </w:r>
+      <w:proofErr w:type="spellEnd"/>
+      <w:r>
+        <w:t xml:space="preserve"> </w:t>
+      </w:r>
+      <w:proofErr w:type="spellStart"/>
+      <w:r>
+        <w:t>목표</w:t>
+      </w:r>
+      <w:proofErr w:type="spellEnd"/>
+      <w:r>
+        <w:t xml:space="preserve"> </w:t>
+      </w:r>
+      <w:proofErr w:type="gramStart"/>
+      <w:r>
+        <w:t>온도(</w:t>
+      </w:r>
+      <w:proofErr w:type="gramEnd"/>
+      <w:r>
+        <w:t>TARGET CHAMBER TEMP), 온도 램프 도달시간(분), 챔버 목표 습도(TARGET CHAMBER HUMIDITY) 입력</w:t>
       </w:r>
     </w:p>
     <w:p>
@@ -6120,7 +6918,21 @@
         <w:rPr>
           <w:lang w:eastAsia="ko-KR"/>
         </w:rPr>
-        <w:t>각 스텝에 흑체 기준온도(BLACKBODY REF ℃), X/Y 좌표(mm), 챔버 ℃/%RH, 카메라를 지정</w:t>
+        <w:t xml:space="preserve">각 스텝에 </w:t>
+      </w:r>
+      <w:proofErr w:type="spellStart"/>
+      <w:r>
+        <w:rPr>
+          <w:lang w:eastAsia="ko-KR"/>
+        </w:rPr>
+        <w:t>흑체</w:t>
+      </w:r>
+      <w:proofErr w:type="spellEnd"/>
+      <w:r>
+        <w:rPr>
+          <w:lang w:eastAsia="ko-KR"/>
+        </w:rPr>
+        <w:t xml:space="preserve"> 기준온도(BLACKBODY REF ℃), X/Y 좌표(mm), 챔버 ℃/%RH, 카메라를 지정</w:t>
       </w:r>
     </w:p>
     <w:p>
@@ -6161,20 +6973,104 @@
         <w:rPr>
           <w:lang w:eastAsia="ko-KR"/>
         </w:rPr>
-        <w:t>레시피 이름과 각 스텝의 흑체 기준온도(℃), X/Y 좌표(mm), 챔버 온도(℃)·습도(%RH), 카메라는 필수 입력 항목이다. 온습도·좌표·흑체 값은 해당 설비의 허용 운전 범위 안에서 입력하고, 카메라는 온라인 Agent 목록에서 선택한다.</w:t>
-      </w:r>
-    </w:p>
-    <w:p>
-      <w:pPr>
-        <w:rPr>
-          <w:lang w:eastAsia="ko-KR"/>
-        </w:rPr>
-      </w:pPr>
-      <w:r>
-        <w:rPr>
-          <w:lang w:eastAsia="ko-KR"/>
-        </w:rPr>
-        <w:t>상단 챔버 목표 온습도는 레시피의 공통 목표값이다. 스텝에 챔버 ℃/%RH를 개별 지정하면 해당 스텝값이 공통 목표값보다 우선 적용된다.</w:t>
+        <w:t xml:space="preserve">레시피 이름과 각 스텝의 </w:t>
+      </w:r>
+      <w:proofErr w:type="spellStart"/>
+      <w:r>
+        <w:rPr>
+          <w:lang w:eastAsia="ko-KR"/>
+        </w:rPr>
+        <w:t>흑체</w:t>
+      </w:r>
+      <w:proofErr w:type="spellEnd"/>
+      <w:r>
+        <w:rPr>
+          <w:lang w:eastAsia="ko-KR"/>
+        </w:rPr>
+        <w:t xml:space="preserve"> 기준온도(℃), X/Y 좌표(mm), 챔버 온도(℃)·습도(%RH), 카메라는 필수 입력 항목이다. </w:t>
+      </w:r>
+      <w:proofErr w:type="spellStart"/>
+      <w:r>
+        <w:rPr>
+          <w:lang w:eastAsia="ko-KR"/>
+        </w:rPr>
+        <w:t>온습도</w:t>
+      </w:r>
+      <w:proofErr w:type="spellEnd"/>
+      <w:r>
+        <w:rPr>
+          <w:lang w:eastAsia="ko-KR"/>
+        </w:rPr>
+        <w:t>·좌표·</w:t>
+      </w:r>
+      <w:proofErr w:type="spellStart"/>
+      <w:r>
+        <w:rPr>
+          <w:lang w:eastAsia="ko-KR"/>
+        </w:rPr>
+        <w:t>흑체</w:t>
+      </w:r>
+      <w:proofErr w:type="spellEnd"/>
+      <w:r>
+        <w:rPr>
+          <w:lang w:eastAsia="ko-KR"/>
+        </w:rPr>
+        <w:t xml:space="preserve"> 값은 해당 설비의 허용 운전 범위 안에서 입력하고, 카메라는 온라인 Agent 목록에서 선택한다.</w:t>
+      </w:r>
+    </w:p>
+    <w:p>
+      <w:pPr>
+        <w:rPr>
+          <w:lang w:eastAsia="ko-KR"/>
+        </w:rPr>
+      </w:pPr>
+      <w:r>
+        <w:rPr>
+          <w:lang w:eastAsia="ko-KR"/>
+        </w:rPr>
+        <w:t xml:space="preserve">상단 챔버 목표 온습도는 레시피의 공통 </w:t>
+      </w:r>
+      <w:proofErr w:type="spellStart"/>
+      <w:r>
+        <w:rPr>
+          <w:lang w:eastAsia="ko-KR"/>
+        </w:rPr>
+        <w:t>목표값이다</w:t>
+      </w:r>
+      <w:proofErr w:type="spellEnd"/>
+      <w:r>
+        <w:rPr>
+          <w:lang w:eastAsia="ko-KR"/>
+        </w:rPr>
+        <w:t xml:space="preserve">. 스텝에 챔버 ℃/%RH를 개별 지정하면 해당 </w:t>
+      </w:r>
+      <w:proofErr w:type="spellStart"/>
+      <w:r>
+        <w:rPr>
+          <w:lang w:eastAsia="ko-KR"/>
+        </w:rPr>
+        <w:t>스텝값이</w:t>
+      </w:r>
+      <w:proofErr w:type="spellEnd"/>
+      <w:r>
+        <w:rPr>
+          <w:lang w:eastAsia="ko-KR"/>
+        </w:rPr>
+        <w:t xml:space="preserve"> 공통 </w:t>
+      </w:r>
+      <w:proofErr w:type="spellStart"/>
+      <w:r>
+        <w:rPr>
+          <w:lang w:eastAsia="ko-KR"/>
+        </w:rPr>
+        <w:t>목표값보다</w:t>
+      </w:r>
+      <w:proofErr w:type="spellEnd"/>
+      <w:r>
+        <w:rPr>
+          <w:lang w:eastAsia="ko-KR"/>
+        </w:rPr>
+        <w:t xml:space="preserve"> 우선 적용된다.</w:t>
       </w:r>
     </w:p>
     <w:tbl>
@@ -6216,7 +7112,55 @@
                 <w:color w:val="303030"/>
                 <w:sz w:val="19"/>
               </w:rPr>
-              <w:t>0이면 목표 온도로 즉시 설정한다.</w:t>
+              <w:t xml:space="preserve">0이면 </w:t>
+            </w:r>
+            <w:proofErr w:type="spellStart"/>
+            <w:r>
+              <w:rPr>
+                <w:color w:val="303030"/>
+                <w:sz w:val="19"/>
+              </w:rPr>
+              <w:t>목표</w:t>
+            </w:r>
+            <w:proofErr w:type="spellEnd"/>
+            <w:r>
+              <w:rPr>
+                <w:color w:val="303030"/>
+                <w:sz w:val="19"/>
+              </w:rPr>
+              <w:t xml:space="preserve"> </w:t>
+            </w:r>
+            <w:proofErr w:type="spellStart"/>
+            <w:r>
+              <w:rPr>
+                <w:color w:val="303030"/>
+                <w:sz w:val="19"/>
+              </w:rPr>
+              <w:t>온도로</w:t>
+            </w:r>
+            <w:proofErr w:type="spellEnd"/>
+            <w:r>
+              <w:rPr>
+                <w:color w:val="303030"/>
+                <w:sz w:val="19"/>
+              </w:rPr>
+              <w:t xml:space="preserve"> </w:t>
+            </w:r>
+            <w:proofErr w:type="spellStart"/>
+            <w:r>
+              <w:rPr>
+                <w:color w:val="303030"/>
+                <w:sz w:val="19"/>
+              </w:rPr>
+              <w:t>즉시</w:t>
+            </w:r>
+            <w:proofErr w:type="spellEnd"/>
+            <w:r>
+              <w:rPr>
+                <w:color w:val="303030"/>
+                <w:sz w:val="19"/>
+              </w:rPr>
+              <w:t xml:space="preserve"> 설정한다.</w:t>
             </w:r>
           </w:p>
         </w:tc>
@@ -6233,7 +7177,21 @@
         <w:rPr>
           <w:lang w:eastAsia="ko-KR"/>
         </w:rPr>
-        <w:t>레시피 이름을 바꾸려면 좌측 목록의 이름을 수정한 뒤 'SAVE RECIPE'를 누른다. 레시피를 삭제하려면 좌측 목록에서 선택한 뒤 '삭제'를 누른다.</w:t>
+        <w:t>레시피 이름을 바꾸려면 좌측 목록의 이름을 수정한 뒤 'SAVE RECIPE'를 누른다. 레시피를 삭제하려면 좌측 목록에서 선택한 뒤 '삭제'</w:t>
+      </w:r>
+      <w:proofErr w:type="spellStart"/>
+      <w:r>
+        <w:rPr>
+          <w:lang w:eastAsia="ko-KR"/>
+        </w:rPr>
+        <w:t>를</w:t>
+      </w:r>
+      <w:proofErr w:type="spellEnd"/>
+      <w:r>
+        <w:rPr>
+          <w:lang w:eastAsia="ko-KR"/>
+        </w:rPr>
+        <w:t xml:space="preserve"> 누른다.</w:t>
       </w:r>
     </w:p>
     <w:tbl>
@@ -6330,7 +7288,7 @@
           <w:lang w:eastAsia="ko-KR"/>
         </w:rPr>
       </w:pPr>
-      <w:bookmarkStart w:id="16" w:name="_Toc236928443"/>
+      <w:bookmarkStart w:id="16" w:name="_Toc236986469"/>
       <w:r>
         <w:rPr>
           <w:lang w:eastAsia="ko-KR"/>
@@ -6391,7 +7349,21 @@
         <w:rPr>
           <w:lang w:eastAsia="ko-KR"/>
         </w:rPr>
-        <w:t>우측 'LIVE PREVIEW &amp; MOTION' 패널에서 실제 카메라 영상을 보며 서보를 움직여 좌표를 확인하고 스텝에 반영할 수 있다.</w:t>
+        <w:t xml:space="preserve">우측 'LIVE PREVIEW &amp; MOTION' 패널에서 실제 카메라 영상을 보며 </w:t>
+      </w:r>
+      <w:proofErr w:type="spellStart"/>
+      <w:r>
+        <w:rPr>
+          <w:lang w:eastAsia="ko-KR"/>
+        </w:rPr>
+        <w:t>서보를</w:t>
+      </w:r>
+      <w:proofErr w:type="spellEnd"/>
+      <w:r>
+        <w:rPr>
+          <w:lang w:eastAsia="ko-KR"/>
+        </w:rPr>
+        <w:t xml:space="preserve"> 움직여 좌표를 확인하고 스텝에 반영할 수 있다.</w:t>
       </w:r>
     </w:p>
     <w:p>
@@ -6414,7 +7386,15 @@
       </w:pPr>
       <w:r>
         <w:lastRenderedPageBreak/>
-        <w:t>XY TARGET: X/Y 입력 후 GO TO XY로 이동, USE CURRENT X/Y로 현재 위치 값 가져오기, HOME으로 원점 복귀</w:t>
+        <w:t xml:space="preserve">XY TARGET: X/Y </w:t>
+      </w:r>
+      <w:proofErr w:type="spellStart"/>
+      <w:r>
+        <w:t>입력</w:t>
+      </w:r>
+      <w:proofErr w:type="spellEnd"/>
+      <w:r>
+        <w:t xml:space="preserve"> 후 GO TO XY로 이동, USE CURRENT X/Y로 현재 위치 값 가져오기, HOME으로 원점 복귀</w:t>
       </w:r>
     </w:p>
     <w:p>
@@ -6438,11 +7418,19 @@
           <w:lang w:eastAsia="ko-KR"/>
         </w:rPr>
       </w:pPr>
-      <w:r>
-        <w:rPr>
-          <w:lang w:eastAsia="ko-KR"/>
-        </w:rPr>
-        <w:t>조그 패드(Y+/X-/X+/Y-)로 미세 이동</w:t>
+      <w:proofErr w:type="spellStart"/>
+      <w:r>
+        <w:rPr>
+          <w:lang w:eastAsia="ko-KR"/>
+        </w:rPr>
+        <w:t>조그</w:t>
+      </w:r>
+      <w:proofErr w:type="spellEnd"/>
+      <w:r>
+        <w:rPr>
+          <w:lang w:eastAsia="ko-KR"/>
+        </w:rPr>
+        <w:t xml:space="preserve"> 패드(Y+/X-/X+/Y-)로 미세 이동</w:t>
       </w:r>
     </w:p>
     <w:p>
@@ -6551,15 +7539,22 @@
       <w:pPr>
         <w:pStyle w:val="21"/>
       </w:pPr>
-      <w:bookmarkStart w:id="17" w:name="_Toc236928444"/>
+      <w:bookmarkStart w:id="17" w:name="_Toc236986470"/>
       <w:r>
         <w:t xml:space="preserve">4.4 </w:t>
       </w:r>
+      <w:proofErr w:type="spellStart"/>
+      <w:proofErr w:type="gramStart"/>
       <w:r>
         <w:t>백업</w:t>
       </w:r>
-      <w:r>
-        <w:t>(IMPORT / EXPORT)</w:t>
+      <w:proofErr w:type="spellEnd"/>
+      <w:r>
+        <w:t>(</w:t>
+      </w:r>
+      <w:proofErr w:type="gramEnd"/>
+      <w:r>
+        <w:t>IMPORT / EXPORT)</w:t>
       </w:r>
       <w:bookmarkEnd w:id="17"/>
     </w:p>
@@ -6574,7 +7569,29 @@
         <w:rPr>
           <w:lang w:eastAsia="ko-KR"/>
         </w:rPr>
-        <w:t>EXPORT — 현재 레시피를 .json 파일로 저장(다른 PC로 옮기거나 백업)</w:t>
+        <w:t xml:space="preserve">EXPORT — 현재 </w:t>
+      </w:r>
+      <w:proofErr w:type="gramStart"/>
+      <w:r>
+        <w:rPr>
+          <w:lang w:eastAsia="ko-KR"/>
+        </w:rPr>
+        <w:t>레시피를 .</w:t>
+      </w:r>
+      <w:proofErr w:type="spellStart"/>
+      <w:r>
+        <w:rPr>
+          <w:lang w:eastAsia="ko-KR"/>
+        </w:rPr>
+        <w:t>json</w:t>
+      </w:r>
+      <w:proofErr w:type="spellEnd"/>
+      <w:proofErr w:type="gramEnd"/>
+      <w:r>
+        <w:rPr>
+          <w:lang w:eastAsia="ko-KR"/>
+        </w:rPr>
+        <w:t xml:space="preserve"> 파일로 저장(다른 PC로 옮기거나 백업)</w:t>
       </w:r>
     </w:p>
     <w:p>
@@ -6588,7 +7605,29 @@
         <w:rPr>
           <w:lang w:eastAsia="ko-KR"/>
         </w:rPr>
-        <w:t>IMPORT — .json 레시피를 불러와 추가</w:t>
+        <w:t xml:space="preserve">IMPORT </w:t>
+      </w:r>
+      <w:proofErr w:type="gramStart"/>
+      <w:r>
+        <w:rPr>
+          <w:lang w:eastAsia="ko-KR"/>
+        </w:rPr>
+        <w:t>— .</w:t>
+      </w:r>
+      <w:proofErr w:type="spellStart"/>
+      <w:r>
+        <w:rPr>
+          <w:lang w:eastAsia="ko-KR"/>
+        </w:rPr>
+        <w:t>json</w:t>
+      </w:r>
+      <w:proofErr w:type="spellEnd"/>
+      <w:proofErr w:type="gramEnd"/>
+      <w:r>
+        <w:rPr>
+          <w:lang w:eastAsia="ko-KR"/>
+        </w:rPr>
+        <w:t xml:space="preserve"> 레시피를 불러와 추가</w:t>
       </w:r>
     </w:p>
     <w:p>
@@ -6611,7 +7650,7 @@
           <w:lang w:eastAsia="ko-KR"/>
         </w:rPr>
       </w:pPr>
-      <w:bookmarkStart w:id="18" w:name="_Toc236928445"/>
+      <w:bookmarkStart w:id="18" w:name="_Toc236986471"/>
       <w:r>
         <w:rPr>
           <w:lang w:eastAsia="ko-KR"/>
@@ -6693,6 +7732,7 @@
             <w:shd w:val="clear" w:color="auto" w:fill="1F3864"/>
           </w:tcPr>
           <w:p>
+            <w:proofErr w:type="spellStart"/>
             <w:r>
               <w:rPr>
                 <w:b/>
@@ -6701,6 +7741,7 @@
               </w:rPr>
               <w:t>단계</w:t>
             </w:r>
+            <w:proofErr w:type="spellEnd"/>
           </w:p>
         </w:tc>
         <w:tc>
@@ -6760,12 +7801,28 @@
             <w:tcW w:w="4320" w:type="dxa"/>
           </w:tcPr>
           <w:p>
+            <w:proofErr w:type="spellStart"/>
             <w:r>
               <w:rPr>
                 <w:sz w:val="19"/>
               </w:rPr>
-              <w:t>서보 이동</w:t>
+              <w:t>서보</w:t>
             </w:r>
+            <w:proofErr w:type="spellEnd"/>
+            <w:r>
+              <w:rPr>
+                <w:sz w:val="19"/>
+              </w:rPr>
+              <w:t xml:space="preserve"> </w:t>
+            </w:r>
+            <w:proofErr w:type="spellStart"/>
+            <w:r>
+              <w:rPr>
+                <w:sz w:val="19"/>
+              </w:rPr>
+              <w:t>이동</w:t>
+            </w:r>
+            <w:proofErr w:type="spellEnd"/>
           </w:p>
         </w:tc>
         <w:tc>
@@ -6783,7 +7840,23 @@
                 <w:sz w:val="19"/>
                 <w:lang w:eastAsia="ko-KR"/>
               </w:rPr>
-              <w:t>각 스텝의 X/Y 좌표로 서보 이동 후 정지(BUSY 해제) 대기</w:t>
+              <w:t xml:space="preserve">각 스텝의 X/Y 좌표로 </w:t>
+            </w:r>
+            <w:proofErr w:type="spellStart"/>
+            <w:r>
+              <w:rPr>
+                <w:sz w:val="19"/>
+                <w:lang w:eastAsia="ko-KR"/>
+              </w:rPr>
+              <w:t>서보</w:t>
+            </w:r>
+            <w:proofErr w:type="spellEnd"/>
+            <w:r>
+              <w:rPr>
+                <w:sz w:val="19"/>
+                <w:lang w:eastAsia="ko-KR"/>
+              </w:rPr>
+              <w:t xml:space="preserve"> 이동 후 정지(BUSY 해제) 대기</w:t>
             </w:r>
           </w:p>
         </w:tc>
@@ -6798,8 +7871,16 @@
               <w:rPr>
                 <w:sz w:val="19"/>
               </w:rPr>
-              <w:t>BB 안정화</w:t>
+              <w:t xml:space="preserve">BB </w:t>
             </w:r>
+            <w:proofErr w:type="spellStart"/>
+            <w:r>
+              <w:rPr>
+                <w:sz w:val="19"/>
+              </w:rPr>
+              <w:t>안정화</w:t>
+            </w:r>
+            <w:proofErr w:type="spellEnd"/>
           </w:p>
         </w:tc>
         <w:tc>
@@ -6817,7 +7898,23 @@
                 <w:sz w:val="19"/>
                 <w:lang w:eastAsia="ko-KR"/>
               </w:rPr>
-              <w:t>각 스텝의 흑체 기준온도로 맞춘 뒤 허용오차 안에 들어올 때까지 대기</w:t>
+              <w:t xml:space="preserve">각 스텝의 </w:t>
+            </w:r>
+            <w:proofErr w:type="spellStart"/>
+            <w:r>
+              <w:rPr>
+                <w:sz w:val="19"/>
+                <w:lang w:eastAsia="ko-KR"/>
+              </w:rPr>
+              <w:t>흑체</w:t>
+            </w:r>
+            <w:proofErr w:type="spellEnd"/>
+            <w:r>
+              <w:rPr>
+                <w:sz w:val="19"/>
+                <w:lang w:eastAsia="ko-KR"/>
+              </w:rPr>
+              <w:t xml:space="preserve"> 기준온도로 맞춘 뒤 허용오차 안에 들어올 때까지 대기</w:t>
             </w:r>
           </w:p>
         </w:tc>
@@ -6828,12 +7925,14 @@
             <w:tcW w:w="4320" w:type="dxa"/>
           </w:tcPr>
           <w:p>
+            <w:proofErr w:type="spellStart"/>
             <w:r>
               <w:rPr>
                 <w:sz w:val="19"/>
               </w:rPr>
               <w:t>캡처</w:t>
             </w:r>
+            <w:proofErr w:type="spellEnd"/>
           </w:p>
         </w:tc>
         <w:tc>
@@ -6862,12 +7961,14 @@
             <w:tcW w:w="4320" w:type="dxa"/>
           </w:tcPr>
           <w:p>
+            <w:proofErr w:type="spellStart"/>
             <w:r>
               <w:rPr>
                 <w:sz w:val="19"/>
               </w:rPr>
               <w:t>완료</w:t>
             </w:r>
+            <w:proofErr w:type="spellEnd"/>
           </w:p>
         </w:tc>
         <w:tc>
@@ -6908,7 +8009,21 @@
         <w:rPr>
           <w:lang w:eastAsia="ko-KR"/>
         </w:rPr>
-        <w:t>챔버 안정화는 레시피 시작 시 전체에서 한 번 수행하고, 서보 이동 → BB 안정화 → 캡처는 각 스텝마다 반복한다.</w:t>
+        <w:t xml:space="preserve">챔버 안정화는 레시피 시작 시 전체에서 한 번 수행하고, </w:t>
+      </w:r>
+      <w:proofErr w:type="spellStart"/>
+      <w:r>
+        <w:rPr>
+          <w:lang w:eastAsia="ko-KR"/>
+        </w:rPr>
+        <w:t>서보</w:t>
+      </w:r>
+      <w:proofErr w:type="spellEnd"/>
+      <w:r>
+        <w:rPr>
+          <w:lang w:eastAsia="ko-KR"/>
+        </w:rPr>
+        <w:t xml:space="preserve"> 이동 → BB 안정화 → 캡처는 각 스텝마다 반복한다.</w:t>
       </w:r>
     </w:p>
     <w:tbl>
@@ -6947,7 +8062,45 @@
                 <w:sz w:val="19"/>
                 <w:lang w:eastAsia="ko-KR"/>
               </w:rPr>
-              <w:t>안정화 허용오차와 캡처 제한시간은 관리자가 hardware.json의 RecipeEngine 설정에서 관리하며, 일상 운전자가 변경하는 항목이 아니다. 캡처가 제한시간(기본 30초, 설정 가능) 안에 오지 않으면 '경고' 알람, 카메라가 실패를 알리면 '오류' 알람이 뜬다. 알람 목록과 이력 조회의 알람 이력에서 확인할 수 있다.</w:t>
+              <w:t xml:space="preserve">안정화 허용오차와 캡처 제한시간은 관리자가 </w:t>
+            </w:r>
+            <w:proofErr w:type="spellStart"/>
+            <w:proofErr w:type="gramStart"/>
+            <w:r>
+              <w:rPr>
+                <w:color w:val="303030"/>
+                <w:sz w:val="19"/>
+                <w:lang w:eastAsia="ko-KR"/>
+              </w:rPr>
+              <w:t>hardware.json</w:t>
+            </w:r>
+            <w:proofErr w:type="spellEnd"/>
+            <w:proofErr w:type="gramEnd"/>
+            <w:r>
+              <w:rPr>
+                <w:color w:val="303030"/>
+                <w:sz w:val="19"/>
+                <w:lang w:eastAsia="ko-KR"/>
+              </w:rPr>
+              <w:t xml:space="preserve">의 </w:t>
+            </w:r>
+            <w:proofErr w:type="spellStart"/>
+            <w:r>
+              <w:rPr>
+                <w:color w:val="303030"/>
+                <w:sz w:val="19"/>
+                <w:lang w:eastAsia="ko-KR"/>
+              </w:rPr>
+              <w:t>RecipeEngine</w:t>
+            </w:r>
+            <w:proofErr w:type="spellEnd"/>
+            <w:r>
+              <w:rPr>
+                <w:color w:val="303030"/>
+                <w:sz w:val="19"/>
+                <w:lang w:eastAsia="ko-KR"/>
+              </w:rPr>
+              <w:t xml:space="preserve"> 설정에서 관리하며, 일상 운전자가 변경하는 항목이 아니다. 캡처가 제한시간(기본 30초, 설정 가능) 안에 오지 않으면 '경고' 알람, 카메라가 실패를 알리면 '오류' 알람이 뜬다. 알람 목록과 이력 조회의 알람 이력에서 확인할 수 있다.</w:t>
             </w:r>
           </w:p>
         </w:tc>
@@ -6967,7 +8120,7 @@
           <w:lang w:eastAsia="ko-KR"/>
         </w:rPr>
       </w:pPr>
-      <w:bookmarkStart w:id="19" w:name="_Toc236928446"/>
+      <w:bookmarkStart w:id="19" w:name="_Toc236986472"/>
       <w:r>
         <w:rPr>
           <w:lang w:eastAsia="ko-KR"/>
@@ -7005,7 +8158,35 @@
         <w:rPr>
           <w:lang w:eastAsia="ko-KR"/>
         </w:rPr>
-        <w:t>레시피 없이 챔버·서보·흑체·장비·카메라를 직접 조작하는 화면이다. 초기 셋업, 점검, 좌표 확인 등에 사용한다.</w:t>
+        <w:t>레시피 없이 챔버·</w:t>
+      </w:r>
+      <w:proofErr w:type="spellStart"/>
+      <w:r>
+        <w:rPr>
+          <w:lang w:eastAsia="ko-KR"/>
+        </w:rPr>
+        <w:t>서보</w:t>
+      </w:r>
+      <w:proofErr w:type="spellEnd"/>
+      <w:r>
+        <w:rPr>
+          <w:lang w:eastAsia="ko-KR"/>
+        </w:rPr>
+        <w:t>·</w:t>
+      </w:r>
+      <w:proofErr w:type="spellStart"/>
+      <w:r>
+        <w:rPr>
+          <w:lang w:eastAsia="ko-KR"/>
+        </w:rPr>
+        <w:t>흑체</w:t>
+      </w:r>
+      <w:proofErr w:type="spellEnd"/>
+      <w:r>
+        <w:rPr>
+          <w:lang w:eastAsia="ko-KR"/>
+        </w:rPr>
+        <w:t>·장비·카메라를 직접 조작하는 화면이다. 초기 셋업, 점검, 좌표 확인 등에 사용한다.</w:t>
       </w:r>
     </w:p>
     <w:p>
@@ -7129,19 +8310,23 @@
       <w:pPr>
         <w:pStyle w:val="21"/>
       </w:pPr>
-      <w:bookmarkStart w:id="20" w:name="_Toc236928447"/>
+      <w:bookmarkStart w:id="20" w:name="_Toc236986473"/>
       <w:r>
         <w:t xml:space="preserve">5.1 </w:t>
       </w:r>
+      <w:proofErr w:type="spellStart"/>
       <w:r>
         <w:t>챔버</w:t>
       </w:r>
+      <w:proofErr w:type="spellEnd"/>
       <w:r>
         <w:t xml:space="preserve"> / </w:t>
       </w:r>
+      <w:proofErr w:type="spellStart"/>
       <w:r>
         <w:t>온도</w:t>
       </w:r>
+      <w:proofErr w:type="spellEnd"/>
       <w:r>
         <w:t xml:space="preserve"> </w:t>
       </w:r>
@@ -7175,7 +8360,21 @@
         <w:rPr>
           <w:lang w:eastAsia="ko-KR"/>
         </w:rPr>
-        <w:t>목표 온도(℃)와 목표 습도(%RH)를 입력하고 각각 '적용'을 누른다. 습도 제어가 필요하면 '습도 제어'를 선택한다.</w:t>
+        <w:t>목표 온도(℃)와 목표 습도(%RH)를 입력하고 각각 '적용'을 누른다. 습도 제어가 필요하면 '습도 제어'</w:t>
+      </w:r>
+      <w:proofErr w:type="spellStart"/>
+      <w:r>
+        <w:rPr>
+          <w:lang w:eastAsia="ko-KR"/>
+        </w:rPr>
+        <w:t>를</w:t>
+      </w:r>
+      <w:proofErr w:type="spellEnd"/>
+      <w:r>
+        <w:rPr>
+          <w:lang w:eastAsia="ko-KR"/>
+        </w:rPr>
+        <w:t xml:space="preserve"> 선택한다.</w:t>
       </w:r>
     </w:p>
     <w:p>
@@ -7189,7 +8388,21 @@
         <w:rPr>
           <w:lang w:eastAsia="ko-KR"/>
         </w:rPr>
-        <w:t>화면 하단 상태 메시지에서 적용 결과를 확인한 후 '온도제어 시작'을 누른다. 정지하려면 '온도제어 정지'를 누른다.</w:t>
+        <w:t>화면 하단 상태 메시지에서 적용 결과를 확인한 후 '온도제어 시작'을 누른다. 정지하려면 '온도제어 정지'</w:t>
+      </w:r>
+      <w:proofErr w:type="spellStart"/>
+      <w:r>
+        <w:rPr>
+          <w:lang w:eastAsia="ko-KR"/>
+        </w:rPr>
+        <w:t>를</w:t>
+      </w:r>
+      <w:proofErr w:type="spellEnd"/>
+      <w:r>
+        <w:rPr>
+          <w:lang w:eastAsia="ko-KR"/>
+        </w:rPr>
+        <w:t xml:space="preserve"> 누른다.</w:t>
       </w:r>
     </w:p>
     <w:p>
@@ -7204,7 +8417,21 @@
           <w:lang w:eastAsia="ko-KR"/>
         </w:rPr>
         <w:lastRenderedPageBreak/>
-        <w:t>온도 램프는 챔버 온도제어가 실행 중일 때 사용한다. 목표 온도(℃)와 도달시간(분)을 입력하고 '램프 시작'을 누른다. 중단하려면 '중지'를 누른다.</w:t>
+        <w:t>온도 램프는 챔버 온도제어가 실행 중일 때 사용한다. 목표 온도(℃)와 도달시간(분)을 입력하고 '램프 시작'을 누른다. 중단하려면 '중지'</w:t>
+      </w:r>
+      <w:proofErr w:type="spellStart"/>
+      <w:r>
+        <w:rPr>
+          <w:lang w:eastAsia="ko-KR"/>
+        </w:rPr>
+        <w:t>를</w:t>
+      </w:r>
+      <w:proofErr w:type="spellEnd"/>
+      <w:r>
+        <w:rPr>
+          <w:lang w:eastAsia="ko-KR"/>
+        </w:rPr>
+        <w:t xml:space="preserve"> 누른다.</w:t>
       </w:r>
     </w:p>
     <w:p>
@@ -7227,11 +8454,19 @@
           <w:lang w:eastAsia="ko-KR"/>
         </w:rPr>
       </w:pPr>
-      <w:r>
-        <w:rPr>
-          <w:lang w:eastAsia="ko-KR"/>
-        </w:rPr>
-        <w:t>입력값은 설비에 설정된 허용 범위 안에서 입력한다.</w:t>
+      <w:proofErr w:type="spellStart"/>
+      <w:r>
+        <w:rPr>
+          <w:lang w:eastAsia="ko-KR"/>
+        </w:rPr>
+        <w:t>입력값은</w:t>
+      </w:r>
+      <w:proofErr w:type="spellEnd"/>
+      <w:r>
+        <w:rPr>
+          <w:lang w:eastAsia="ko-KR"/>
+        </w:rPr>
+        <w:t xml:space="preserve"> 설비에 설정된 허용 범위 안에서 입력한다.</w:t>
       </w:r>
     </w:p>
     <w:tbl>
@@ -7343,13 +8578,15 @@
       <w:pPr>
         <w:pStyle w:val="21"/>
       </w:pPr>
-      <w:bookmarkStart w:id="21" w:name="_Toc236928448"/>
+      <w:bookmarkStart w:id="21" w:name="_Toc236986474"/>
       <w:r>
         <w:t xml:space="preserve">5.2 </w:t>
       </w:r>
+      <w:proofErr w:type="spellStart"/>
       <w:r>
         <w:t>모터</w:t>
       </w:r>
+      <w:proofErr w:type="spellEnd"/>
       <w:r>
         <w:t>/</w:t>
       </w:r>
@@ -7359,9 +8596,11 @@
       <w:r>
         <w:t xml:space="preserve"> · </w:t>
       </w:r>
+      <w:proofErr w:type="spellStart"/>
       <w:r>
         <w:t>장비</w:t>
       </w:r>
+      <w:proofErr w:type="spellEnd"/>
       <w:r>
         <w:t xml:space="preserve"> </w:t>
       </w:r>
@@ -7395,7 +8634,21 @@
         <w:rPr>
           <w:lang w:eastAsia="ko-KR"/>
         </w:rPr>
-        <w:t>'서보 속도 (1~100%)' 또는 '팬 속도 (Hz)' 값을 입력하고 '적용'을 누른다. 팬 속도 적용 후 '현재' 값이 갱신되는지 확인한다.</w:t>
+        <w:t>'</w:t>
+      </w:r>
+      <w:proofErr w:type="spellStart"/>
+      <w:r>
+        <w:rPr>
+          <w:lang w:eastAsia="ko-KR"/>
+        </w:rPr>
+        <w:t>서보</w:t>
+      </w:r>
+      <w:proofErr w:type="spellEnd"/>
+      <w:r>
+        <w:rPr>
+          <w:lang w:eastAsia="ko-KR"/>
+        </w:rPr>
+        <w:t xml:space="preserve"> 속도 (1~100%)' 또는 '팬 속도 (Hz)' 값을 입력하고 '적용'을 누른다. 팬 속도 적용 후 '현재' 값이 갱신되는지 확인한다.</w:t>
       </w:r>
     </w:p>
     <w:p>
@@ -7409,7 +8662,91 @@
         <w:rPr>
           <w:lang w:eastAsia="ko-KR"/>
         </w:rPr>
-        <w:t>장비 원터치에서 '1차 냉동기', '2차 냉동기', '상온 냉동기', '블로워1', '블로워2', '칠러', '도어락', '조명', '페어글라스' 토글을 선택한다.</w:t>
+        <w:t>장비 원터치에서 '1차 냉동기', '2차 냉동기', '상온 냉동기', '</w:t>
+      </w:r>
+      <w:proofErr w:type="spellStart"/>
+      <w:r>
+        <w:rPr>
+          <w:lang w:eastAsia="ko-KR"/>
+        </w:rPr>
+        <w:t>블로워</w:t>
+      </w:r>
+      <w:proofErr w:type="spellEnd"/>
+      <w:r>
+        <w:rPr>
+          <w:lang w:eastAsia="ko-KR"/>
+        </w:rPr>
+        <w:t>1', '</w:t>
+      </w:r>
+      <w:proofErr w:type="spellStart"/>
+      <w:r>
+        <w:rPr>
+          <w:lang w:eastAsia="ko-KR"/>
+        </w:rPr>
+        <w:t>블로워</w:t>
+      </w:r>
+      <w:proofErr w:type="spellEnd"/>
+      <w:r>
+        <w:rPr>
+          <w:lang w:eastAsia="ko-KR"/>
+        </w:rPr>
+        <w:t>2', '</w:t>
+      </w:r>
+      <w:proofErr w:type="spellStart"/>
+      <w:r>
+        <w:rPr>
+          <w:lang w:eastAsia="ko-KR"/>
+        </w:rPr>
+        <w:t>칠러</w:t>
+      </w:r>
+      <w:proofErr w:type="spellEnd"/>
+      <w:r>
+        <w:rPr>
+          <w:lang w:eastAsia="ko-KR"/>
+        </w:rPr>
+        <w:t>', '</w:t>
+      </w:r>
+      <w:proofErr w:type="spellStart"/>
+      <w:r>
+        <w:rPr>
+          <w:lang w:eastAsia="ko-KR"/>
+        </w:rPr>
+        <w:t>도어락</w:t>
+      </w:r>
+      <w:proofErr w:type="spellEnd"/>
+      <w:r>
+        <w:rPr>
+          <w:lang w:eastAsia="ko-KR"/>
+        </w:rPr>
+        <w:t>', '조명', '</w:t>
+      </w:r>
+      <w:proofErr w:type="spellStart"/>
+      <w:r>
+        <w:rPr>
+          <w:lang w:eastAsia="ko-KR"/>
+        </w:rPr>
+        <w:t>페어글라스</w:t>
+      </w:r>
+      <w:proofErr w:type="spellEnd"/>
+      <w:r>
+        <w:rPr>
+          <w:lang w:eastAsia="ko-KR"/>
+        </w:rPr>
+        <w:t xml:space="preserve">' </w:t>
+      </w:r>
+      <w:proofErr w:type="spellStart"/>
+      <w:r>
+        <w:rPr>
+          <w:lang w:eastAsia="ko-KR"/>
+        </w:rPr>
+        <w:t>토글을</w:t>
+      </w:r>
+      <w:proofErr w:type="spellEnd"/>
+      <w:r>
+        <w:rPr>
+          <w:lang w:eastAsia="ko-KR"/>
+        </w:rPr>
+        <w:t xml:space="preserve"> 선택한다.</w:t>
       </w:r>
     </w:p>
     <w:p>
@@ -7419,11 +8756,33 @@
           <w:lang w:eastAsia="ko-KR"/>
         </w:rPr>
       </w:pPr>
-      <w:r>
-        <w:rPr>
-          <w:lang w:eastAsia="ko-KR"/>
-        </w:rPr>
-        <w:t>토글 상태를 바꾸면 PLC 명령이 즉시 전송된다. 토글의 상태 표시와 화면 하단 상태 메시지에서 결과를 확인한다.</w:t>
+      <w:proofErr w:type="spellStart"/>
+      <w:r>
+        <w:rPr>
+          <w:lang w:eastAsia="ko-KR"/>
+        </w:rPr>
+        <w:t>토글</w:t>
+      </w:r>
+      <w:proofErr w:type="spellEnd"/>
+      <w:r>
+        <w:rPr>
+          <w:lang w:eastAsia="ko-KR"/>
+        </w:rPr>
+        <w:t xml:space="preserve"> 상태를 바꾸면 PLC 명령이 즉시 전송된다. </w:t>
+      </w:r>
+      <w:proofErr w:type="spellStart"/>
+      <w:r>
+        <w:rPr>
+          <w:lang w:eastAsia="ko-KR"/>
+        </w:rPr>
+        <w:t>토글의</w:t>
+      </w:r>
+      <w:proofErr w:type="spellEnd"/>
+      <w:r>
+        <w:rPr>
+          <w:lang w:eastAsia="ko-KR"/>
+        </w:rPr>
+        <w:t xml:space="preserve"> 상태 표시와 화면 하단 상태 메시지에서 결과를 확인한다.</w:t>
       </w:r>
     </w:p>
     <w:p>
@@ -7549,20 +8908,24 @@
       <w:pPr>
         <w:pStyle w:val="21"/>
       </w:pPr>
-      <w:bookmarkStart w:id="22" w:name="_Toc236928449"/>
+      <w:bookmarkStart w:id="22" w:name="_Toc236986475"/>
       <w:r>
         <w:t xml:space="preserve">5.3 </w:t>
       </w:r>
+      <w:proofErr w:type="spellStart"/>
       <w:r>
         <w:t>서보</w:t>
       </w:r>
+      <w:proofErr w:type="spellEnd"/>
       <w:r>
         <w:t xml:space="preserve"> </w:t>
       </w:r>
+      <w:proofErr w:type="spellStart"/>
       <w:r>
         <w:t>조작</w:t>
       </w:r>
       <w:bookmarkEnd w:id="22"/>
+      <w:proofErr w:type="spellEnd"/>
     </w:p>
     <w:p>
       <w:pPr>
@@ -7603,7 +8966,21 @@
         <w:rPr>
           <w:lang w:eastAsia="ko-KR"/>
         </w:rPr>
-        <w:t>원점 복귀는 'X 원점' 또는 'Y 원점'을 누른 후 해당 축의 BUSY 표시가 꺼지고 위치값이 원점으로 갱신되는지 확인한다.</w:t>
+        <w:t xml:space="preserve">원점 복귀는 'X 원점' 또는 'Y 원점'을 누른 후 해당 축의 BUSY 표시가 꺼지고 </w:t>
+      </w:r>
+      <w:proofErr w:type="spellStart"/>
+      <w:r>
+        <w:rPr>
+          <w:lang w:eastAsia="ko-KR"/>
+        </w:rPr>
+        <w:t>위치값이</w:t>
+      </w:r>
+      <w:proofErr w:type="spellEnd"/>
+      <w:r>
+        <w:rPr>
+          <w:lang w:eastAsia="ko-KR"/>
+        </w:rPr>
+        <w:t xml:space="preserve"> 원점으로 갱신되는지 확인한다.</w:t>
       </w:r>
     </w:p>
     <w:p>
@@ -7617,7 +8994,21 @@
         <w:rPr>
           <w:lang w:eastAsia="ko-KR"/>
         </w:rPr>
-        <w:t>절대 위치 이동은 X 또는 Y 목표 위치(mm)를 입력하고 'X 이동' 또는 'Y 이동'을 누른다. 상대 위치 이동은 스텝값(mm)을 입력하고 해당 축의 '-' 또는 '+'를 누른다.</w:t>
+        <w:t xml:space="preserve">절대 위치 이동은 X 또는 Y 목표 위치(mm)를 입력하고 'X 이동' 또는 'Y 이동'을 누른다. 상대 위치 이동은 </w:t>
+      </w:r>
+      <w:proofErr w:type="spellStart"/>
+      <w:r>
+        <w:rPr>
+          <w:lang w:eastAsia="ko-KR"/>
+        </w:rPr>
+        <w:t>스텝값</w:t>
+      </w:r>
+      <w:proofErr w:type="spellEnd"/>
+      <w:r>
+        <w:rPr>
+          <w:lang w:eastAsia="ko-KR"/>
+        </w:rPr>
+        <w:t>(mm)을 입력하고 해당 축의 '-' 또는 '+'를 누른다.</w:t>
       </w:r>
     </w:p>
     <w:p>
@@ -7631,7 +9022,21 @@
         <w:rPr>
           <w:lang w:eastAsia="ko-KR"/>
         </w:rPr>
-        <w:t>포인트 이동은 1~20번 버튼 중 하나를 누른다. 각 포인트의 좌표는 PLC 설정 화면의 '서보 포인트 좌표 (20)'에 저장된 값을 사용한다.</w:t>
+        <w:t>포인트 이동은 1~20번 버튼 중 하나를 누른다. 각 포인트의 좌표는 PLC 설정 화면의 '</w:t>
+      </w:r>
+      <w:proofErr w:type="spellStart"/>
+      <w:r>
+        <w:rPr>
+          <w:lang w:eastAsia="ko-KR"/>
+        </w:rPr>
+        <w:t>서보</w:t>
+      </w:r>
+      <w:proofErr w:type="spellEnd"/>
+      <w:r>
+        <w:rPr>
+          <w:lang w:eastAsia="ko-KR"/>
+        </w:rPr>
+        <w:t xml:space="preserve"> 포인트 좌표 (20)'에 저장된 값을 사용한다.</w:t>
       </w:r>
     </w:p>
     <w:p>
@@ -7658,7 +9063,21 @@
         <w:rPr>
           <w:lang w:eastAsia="ko-KR"/>
         </w:rPr>
-        <w:t>위치와 스텝값은 설비에 설정된 허용 범위 안에서 입력한다.</w:t>
+        <w:t xml:space="preserve">위치와 </w:t>
+      </w:r>
+      <w:proofErr w:type="spellStart"/>
+      <w:r>
+        <w:rPr>
+          <w:lang w:eastAsia="ko-KR"/>
+        </w:rPr>
+        <w:t>스텝값은</w:t>
+      </w:r>
+      <w:proofErr w:type="spellEnd"/>
+      <w:r>
+        <w:rPr>
+          <w:lang w:eastAsia="ko-KR"/>
+        </w:rPr>
+        <w:t xml:space="preserve"> 설비에 설정된 허용 범위 안에서 입력한다.</w:t>
       </w:r>
     </w:p>
     <w:tbl>
@@ -7705,7 +9124,25 @@
                 <w:color w:val="1F4E79"/>
                 <w:lang w:eastAsia="ko-KR"/>
               </w:rPr>
-              <w:t>] 서보 조작 카드</w:t>
+              <w:t xml:space="preserve">] </w:t>
+            </w:r>
+            <w:proofErr w:type="spellStart"/>
+            <w:r>
+              <w:rPr>
+                <w:b/>
+                <w:color w:val="1F4E79"/>
+                <w:lang w:eastAsia="ko-KR"/>
+              </w:rPr>
+              <w:t>서보</w:t>
+            </w:r>
+            <w:proofErr w:type="spellEnd"/>
+            <w:r>
+              <w:rPr>
+                <w:b/>
+                <w:color w:val="1F4E79"/>
+                <w:lang w:eastAsia="ko-KR"/>
+              </w:rPr>
+              <w:t xml:space="preserve"> 조작 카드</w:t>
             </w:r>
           </w:p>
           <w:p>
@@ -7771,19 +9208,23 @@
       <w:pPr>
         <w:pStyle w:val="21"/>
       </w:pPr>
-      <w:bookmarkStart w:id="23" w:name="_Toc236928450"/>
+      <w:bookmarkStart w:id="23" w:name="_Toc236986476"/>
       <w:r>
         <w:t xml:space="preserve">5.4 </w:t>
       </w:r>
+      <w:proofErr w:type="spellStart"/>
       <w:r>
         <w:t>흑체</w:t>
       </w:r>
+      <w:proofErr w:type="spellEnd"/>
       <w:r>
         <w:t xml:space="preserve"> / </w:t>
       </w:r>
+      <w:proofErr w:type="spellStart"/>
       <w:r>
         <w:t>카메라</w:t>
       </w:r>
+      <w:proofErr w:type="spellEnd"/>
       <w:r>
         <w:t xml:space="preserve"> </w:t>
       </w:r>
@@ -7799,11 +9240,47 @@
           <w:lang w:eastAsia="ko-KR"/>
         </w:rPr>
       </w:pPr>
-      <w:r>
-        <w:rPr>
-          <w:lang w:eastAsia="ko-KR"/>
-        </w:rPr>
-        <w:t>흑체 컨트롤러 연결 상태를 확인한다. '흑체1 목표(℃)' 또는 '흑체2 목표(℃)'에 기준 온도를 입력하고 '적용'을 누른다.</w:t>
+      <w:proofErr w:type="spellStart"/>
+      <w:r>
+        <w:rPr>
+          <w:lang w:eastAsia="ko-KR"/>
+        </w:rPr>
+        <w:t>흑체</w:t>
+      </w:r>
+      <w:proofErr w:type="spellEnd"/>
+      <w:r>
+        <w:rPr>
+          <w:lang w:eastAsia="ko-KR"/>
+        </w:rPr>
+        <w:t xml:space="preserve"> 컨트롤러 연결 상태를 확인한다. '</w:t>
+      </w:r>
+      <w:proofErr w:type="spellStart"/>
+      <w:r>
+        <w:rPr>
+          <w:lang w:eastAsia="ko-KR"/>
+        </w:rPr>
+        <w:t>흑체</w:t>
+      </w:r>
+      <w:proofErr w:type="spellEnd"/>
+      <w:r>
+        <w:rPr>
+          <w:lang w:eastAsia="ko-KR"/>
+        </w:rPr>
+        <w:t>1 목표(℃)' 또는 '</w:t>
+      </w:r>
+      <w:proofErr w:type="spellStart"/>
+      <w:r>
+        <w:rPr>
+          <w:lang w:eastAsia="ko-KR"/>
+        </w:rPr>
+        <w:t>흑체</w:t>
+      </w:r>
+      <w:proofErr w:type="spellEnd"/>
+      <w:r>
+        <w:rPr>
+          <w:lang w:eastAsia="ko-KR"/>
+        </w:rPr>
+        <w:t>2 목표(℃)'에 기준 온도를 입력하고 '적용'을 누른다.</w:t>
       </w:r>
     </w:p>
     <w:p>
@@ -7818,7 +9295,21 @@
           <w:lang w:eastAsia="ko-KR"/>
         </w:rPr>
         <w:lastRenderedPageBreak/>
-        <w:t>화면에 표시되는 흑체별 '현재' 값과 화면 하단 상태 메시지에서 적용 결과를 확인한다. 목표 온도는 설비에 설정된 허용 범위 안에서 입력한다.</w:t>
+        <w:t xml:space="preserve">화면에 표시되는 </w:t>
+      </w:r>
+      <w:proofErr w:type="spellStart"/>
+      <w:r>
+        <w:rPr>
+          <w:lang w:eastAsia="ko-KR"/>
+        </w:rPr>
+        <w:t>흑체별</w:t>
+      </w:r>
+      <w:proofErr w:type="spellEnd"/>
+      <w:r>
+        <w:rPr>
+          <w:lang w:eastAsia="ko-KR"/>
+        </w:rPr>
+        <w:t xml:space="preserve"> '현재' 값과 화면 하단 상태 메시지에서 적용 결과를 확인한다. 목표 온도는 설비에 설정된 허용 범위 안에서 입력한다.</w:t>
       </w:r>
     </w:p>
     <w:p>
@@ -7832,7 +9323,21 @@
         <w:rPr>
           <w:lang w:eastAsia="ko-KR"/>
         </w:rPr>
-        <w:t>대상 Agent와 카메라의 연결 상태를 확인한 후 '카메라 선택'에서 조작할 카메라를 선택한다. 필요하면 컬러맵을 선택한다.</w:t>
+        <w:t xml:space="preserve">대상 Agent와 카메라의 연결 상태를 확인한 후 '카메라 선택'에서 조작할 카메라를 선택한다. 필요하면 </w:t>
+      </w:r>
+      <w:proofErr w:type="spellStart"/>
+      <w:r>
+        <w:rPr>
+          <w:lang w:eastAsia="ko-KR"/>
+        </w:rPr>
+        <w:t>컬러맵을</w:t>
+      </w:r>
+      <w:proofErr w:type="spellEnd"/>
+      <w:r>
+        <w:rPr>
+          <w:lang w:eastAsia="ko-KR"/>
+        </w:rPr>
+        <w:t xml:space="preserve"> 선택한다.</w:t>
       </w:r>
     </w:p>
     <w:p>
@@ -7846,7 +9351,21 @@
         <w:rPr>
           <w:lang w:eastAsia="ko-KR"/>
         </w:rPr>
-        <w:t>'RUN'은 카메라를 실행하고 'STOP'은 실행을 중지한다. '셔터 열기'와 '셔터 닫기'는 셔터를 제어하고, '캡처'는 선택한 카메라에 캡처 명령을 전송한다. 'NUC'는 비균일 보정(Non-Uniformity Correction)을 실행한다. '설정 저장'과 '정보 갱신'은 선택한 카메라에 해당 명령을 전송한다.</w:t>
+        <w:t xml:space="preserve">'RUN'은 카메라를 실행하고 'STOP'은 실행을 중지한다. '셔터 열기'와 '셔터 닫기'는 셔터를 제어하고, '캡처'는 선택한 카메라에 캡처 명령을 전송한다. 'NUC'는 </w:t>
+      </w:r>
+      <w:proofErr w:type="spellStart"/>
+      <w:r>
+        <w:rPr>
+          <w:lang w:eastAsia="ko-KR"/>
+        </w:rPr>
+        <w:t>비균일</w:t>
+      </w:r>
+      <w:proofErr w:type="spellEnd"/>
+      <w:r>
+        <w:rPr>
+          <w:lang w:eastAsia="ko-KR"/>
+        </w:rPr>
+        <w:t xml:space="preserve"> 보정(Non-Uniformity Correction)을 실행한다. '설정 저장'과 '정보 갱신'은 선택한 카메라에 해당 명령을 전송한다.</w:t>
       </w:r>
     </w:p>
     <w:p>
@@ -8023,7 +9542,7 @@
           <w:lang w:eastAsia="ko-KR"/>
         </w:rPr>
       </w:pPr>
-      <w:bookmarkStart w:id="24" w:name="_Toc236928451"/>
+      <w:bookmarkStart w:id="24" w:name="_Toc236986477"/>
       <w:r>
         <w:rPr>
           <w:lang w:eastAsia="ko-KR"/>
@@ -8197,7 +9716,35 @@
         <w:rPr>
           <w:lang w:eastAsia="ko-KR"/>
         </w:rPr>
-        <w:t>상단 요약: PLC 연결, 챔버 온도(현재/목표), 챔버 습도(현재/목표), 진행 상태(현재 단계 / 전체 단계와 진행 막대), 서보 포인트(POINT·X/Y)</w:t>
+        <w:t xml:space="preserve">상단 요약: PLC 연결, 챔버 온도(현재/목표), 챔버 습도(현재/목표), 진행 상태(현재 </w:t>
+      </w:r>
+      <w:proofErr w:type="gramStart"/>
+      <w:r>
+        <w:rPr>
+          <w:lang w:eastAsia="ko-KR"/>
+        </w:rPr>
+        <w:t>단계 /</w:t>
+      </w:r>
+      <w:proofErr w:type="gramEnd"/>
+      <w:r>
+        <w:rPr>
+          <w:lang w:eastAsia="ko-KR"/>
+        </w:rPr>
+        <w:t xml:space="preserve"> 전체 단계와 진행 막대), </w:t>
+      </w:r>
+      <w:proofErr w:type="spellStart"/>
+      <w:r>
+        <w:rPr>
+          <w:lang w:eastAsia="ko-KR"/>
+        </w:rPr>
+        <w:t>서보</w:t>
+      </w:r>
+      <w:proofErr w:type="spellEnd"/>
+      <w:r>
+        <w:rPr>
+          <w:lang w:eastAsia="ko-KR"/>
+        </w:rPr>
+        <w:t xml:space="preserve"> 포인트(POINT·X/Y)</w:t>
       </w:r>
     </w:p>
     <w:p>
@@ -8211,7 +9758,29 @@
         <w:rPr>
           <w:lang w:eastAsia="ko-KR"/>
         </w:rPr>
-        <w:t>PLC 연결: 연결 시 녹색, 연결 끊김 시 빨간색으로 표시한다. 하단 상태 메시지에는 갱신 HH:mm:ss 또는 읽기 실패: ...가 표시된다. 읽기 실패 시 수치와 램프가 빈 스냅샷의 기본값으로 바뀌므로, 빨간 연결 램프와 상태 메시지를 함께 확인한다.</w:t>
+        <w:t xml:space="preserve">PLC 연결: 연결 시 녹색, 연결 끊김 시 빨간색으로 표시한다. 하단 상태 메시지에는 갱신 </w:t>
+      </w:r>
+      <w:proofErr w:type="spellStart"/>
+      <w:r>
+        <w:rPr>
+          <w:lang w:eastAsia="ko-KR"/>
+        </w:rPr>
+        <w:t>HH:</w:t>
+      </w:r>
+      <w:proofErr w:type="gramStart"/>
+      <w:r>
+        <w:rPr>
+          <w:lang w:eastAsia="ko-KR"/>
+        </w:rPr>
+        <w:t>mm:ss</w:t>
+      </w:r>
+      <w:proofErr w:type="spellEnd"/>
+      <w:proofErr w:type="gramEnd"/>
+      <w:r>
+        <w:rPr>
+          <w:lang w:eastAsia="ko-KR"/>
+        </w:rPr>
+        <w:t xml:space="preserve"> 또는 읽기 실패: ...가 표시된다. 읽기 실패 시 수치와 램프가 빈 스냅샷의 기본값으로 바뀌므로, 빨간 연결 램프와 상태 메시지를 함께 확인한다.</w:t>
       </w:r>
     </w:p>
     <w:p>
@@ -8235,11 +9804,33 @@
           <w:lang w:eastAsia="ko-KR"/>
         </w:rPr>
       </w:pPr>
-      <w:r>
-        <w:rPr>
-          <w:lang w:eastAsia="ko-KR"/>
-        </w:rPr>
-        <w:t>흑체 기준 온도 카드: 흑체 1·2의 현재·목표 온도(℃)를 표시한다.</w:t>
+      <w:proofErr w:type="spellStart"/>
+      <w:r>
+        <w:rPr>
+          <w:lang w:eastAsia="ko-KR"/>
+        </w:rPr>
+        <w:t>흑체</w:t>
+      </w:r>
+      <w:proofErr w:type="spellEnd"/>
+      <w:r>
+        <w:rPr>
+          <w:lang w:eastAsia="ko-KR"/>
+        </w:rPr>
+        <w:t xml:space="preserve"> 기준 온도 카드: </w:t>
+      </w:r>
+      <w:proofErr w:type="spellStart"/>
+      <w:r>
+        <w:rPr>
+          <w:lang w:eastAsia="ko-KR"/>
+        </w:rPr>
+        <w:t>흑체</w:t>
+      </w:r>
+      <w:proofErr w:type="spellEnd"/>
+      <w:r>
+        <w:rPr>
+          <w:lang w:eastAsia="ko-KR"/>
+        </w:rPr>
+        <w:t xml:space="preserve"> 1·2의 현재·목표 온도(℃)를 표시한다.</w:t>
       </w:r>
     </w:p>
     <w:p>
@@ -8249,11 +9840,19 @@
           <w:lang w:eastAsia="ko-KR"/>
         </w:rPr>
       </w:pPr>
-      <w:r>
-        <w:rPr>
-          <w:lang w:eastAsia="ko-KR"/>
-        </w:rPr>
-        <w:t>서보·직교로봇 카드: X/Y 현재 위치(mm), PLC가 보고한 현재 포인트 번호(POINT), X/Y 에러코드와 X/Y BUSY·원점 램프를 표시한다.</w:t>
+      <w:proofErr w:type="spellStart"/>
+      <w:r>
+        <w:rPr>
+          <w:lang w:eastAsia="ko-KR"/>
+        </w:rPr>
+        <w:t>서보</w:t>
+      </w:r>
+      <w:proofErr w:type="spellEnd"/>
+      <w:r>
+        <w:rPr>
+          <w:lang w:eastAsia="ko-KR"/>
+        </w:rPr>
+        <w:t>·직교로봇 카드: X/Y 현재 위치(mm), PLC가 보고한 현재 포인트 번호(POINT), X/Y 에러코드와 X/Y BUSY·원점 램프를 표시한다.</w:t>
       </w:r>
     </w:p>
     <w:p>
@@ -8267,7 +9866,21 @@
         <w:rPr>
           <w:lang w:eastAsia="ko-KR"/>
         </w:rPr>
-        <w:t>진행·기타 카드: 현재 단계 / 전체 단계 값과 진행 막대를 표시한다.</w:t>
+        <w:t xml:space="preserve">진행·기타 카드: 현재 </w:t>
+      </w:r>
+      <w:proofErr w:type="gramStart"/>
+      <w:r>
+        <w:rPr>
+          <w:lang w:eastAsia="ko-KR"/>
+        </w:rPr>
+        <w:t>단계 /</w:t>
+      </w:r>
+      <w:proofErr w:type="gramEnd"/>
+      <w:r>
+        <w:rPr>
+          <w:lang w:eastAsia="ko-KR"/>
+        </w:rPr>
+        <w:t xml:space="preserve"> 전체 단계 값과 진행 막대를 표시한다.</w:t>
       </w:r>
     </w:p>
     <w:p>
@@ -8281,7 +9894,35 @@
         <w:rPr>
           <w:lang w:eastAsia="ko-KR"/>
         </w:rPr>
-        <w:t>PLC 알람 카드: 모든 등록 알람명이 항상 나열되며, 활성 오류 비트는 빨간색, 비활성 비트는 회색으로 표시한다. 알람 확인과 해제는 8장 「알람 확인·해제」를 참조한다.</w:t>
+        <w:t xml:space="preserve">PLC 알람 카드: 모든 등록 </w:t>
+      </w:r>
+      <w:proofErr w:type="spellStart"/>
+      <w:r>
+        <w:rPr>
+          <w:lang w:eastAsia="ko-KR"/>
+        </w:rPr>
+        <w:t>알람명이</w:t>
+      </w:r>
+      <w:proofErr w:type="spellEnd"/>
+      <w:r>
+        <w:rPr>
+          <w:lang w:eastAsia="ko-KR"/>
+        </w:rPr>
+        <w:t xml:space="preserve"> 항상 나열되며, 활성 오류 비트는 빨간색, 비활성 비트는 회색으로 표시한다. 알람 확인과 해제는 8장 「알람 확인·</w:t>
+      </w:r>
+      <w:proofErr w:type="spellStart"/>
+      <w:r>
+        <w:rPr>
+          <w:lang w:eastAsia="ko-KR"/>
+        </w:rPr>
+        <w:t>해제」를</w:t>
+      </w:r>
+      <w:proofErr w:type="spellEnd"/>
+      <w:r>
+        <w:rPr>
+          <w:lang w:eastAsia="ko-KR"/>
+        </w:rPr>
+        <w:t xml:space="preserve"> 참조한다.</w:t>
       </w:r>
     </w:p>
     <w:p>
@@ -8310,7 +9951,35 @@
         <w:rPr>
           <w:lang w:eastAsia="ko-KR"/>
         </w:rPr>
-        <w:t>하단 장비 상태: 히터, 1차 냉동기, 2차 냉동기, 상온 냉동기, 바이패스, 도어램프, 페어글라스, MCF, 블로워 1·2를 표시한다. 녹색은 비트 ON, 회색은 OFF이다.</w:t>
+        <w:t xml:space="preserve">하단 장비 상태: 히터, 1차 냉동기, 2차 냉동기, 상온 냉동기, 바이패스, 도어램프, </w:t>
+      </w:r>
+      <w:proofErr w:type="spellStart"/>
+      <w:r>
+        <w:rPr>
+          <w:lang w:eastAsia="ko-KR"/>
+        </w:rPr>
+        <w:t>페어글라스</w:t>
+      </w:r>
+      <w:proofErr w:type="spellEnd"/>
+      <w:r>
+        <w:rPr>
+          <w:lang w:eastAsia="ko-KR"/>
+        </w:rPr>
+        <w:t xml:space="preserve">, MCF, </w:t>
+      </w:r>
+      <w:proofErr w:type="spellStart"/>
+      <w:r>
+        <w:rPr>
+          <w:lang w:eastAsia="ko-KR"/>
+        </w:rPr>
+        <w:t>블로워</w:t>
+      </w:r>
+      <w:proofErr w:type="spellEnd"/>
+      <w:r>
+        <w:rPr>
+          <w:lang w:eastAsia="ko-KR"/>
+        </w:rPr>
+        <w:t xml:space="preserve"> 1·2를 표시한다. 녹색은 비트 ON, 회색은 OFF이다.</w:t>
       </w:r>
     </w:p>
     <w:p>
@@ -8472,7 +10141,7 @@
           <w:lang w:eastAsia="ko-KR"/>
         </w:rPr>
       </w:pPr>
-      <w:bookmarkStart w:id="25" w:name="_Toc236928452"/>
+      <w:bookmarkStart w:id="25" w:name="_Toc236986478"/>
       <w:r>
         <w:rPr>
           <w:lang w:eastAsia="ko-KR"/>
@@ -8522,7 +10191,43 @@
         <w:rPr>
           <w:lang w:eastAsia="ko-KR"/>
         </w:rPr>
-        <w:t>이력 종류 선택 → 시작일·종료일 지정 → 필요한 필터 선택 → [조회] → 결과 확인 순서로 조회한다. 세 이력 모두 같은 날짜 필터와 [조회] 버튼을 사용하며, 타임스탬프 내림차순으로 조회하여 yyyy-MM-dd HH:mm:ss 형식으로 표시한다. 화면에서는 UTC/로컬 시간 변환을 수행하지 않는다.</w:t>
+        <w:t xml:space="preserve">이력 종류 선택 → 시작일·종료일 지정 → 필요한 필터 선택 → [조회] → 결과 확인 순서로 조회한다. 세 이력 모두 같은 날짜 필터와 [조회] 버튼을 사용하며, 타임스탬프 내림차순으로 조회하여 </w:t>
+      </w:r>
+      <w:proofErr w:type="spellStart"/>
+      <w:r>
+        <w:rPr>
+          <w:lang w:eastAsia="ko-KR"/>
+        </w:rPr>
+        <w:t>yyyy</w:t>
+      </w:r>
+      <w:proofErr w:type="spellEnd"/>
+      <w:r>
+        <w:rPr>
+          <w:lang w:eastAsia="ko-KR"/>
+        </w:rPr>
+        <w:t xml:space="preserve">-MM-dd </w:t>
+      </w:r>
+      <w:proofErr w:type="spellStart"/>
+      <w:r>
+        <w:rPr>
+          <w:lang w:eastAsia="ko-KR"/>
+        </w:rPr>
+        <w:t>HH:</w:t>
+      </w:r>
+      <w:proofErr w:type="gramStart"/>
+      <w:r>
+        <w:rPr>
+          <w:lang w:eastAsia="ko-KR"/>
+        </w:rPr>
+        <w:t>mm:ss</w:t>
+      </w:r>
+      <w:proofErr w:type="spellEnd"/>
+      <w:proofErr w:type="gramEnd"/>
+      <w:r>
+        <w:rPr>
+          <w:lang w:eastAsia="ko-KR"/>
+        </w:rPr>
+        <w:t xml:space="preserve"> 형식으로 표시한다. 화면에서는 UTC/로컬 시간 변환을 수행하지 않는다.</w:t>
       </w:r>
     </w:p>
     <w:p>
@@ -8536,7 +10241,35 @@
           <w:lang w:eastAsia="ko-KR"/>
         </w:rPr>
         <w:lastRenderedPageBreak/>
-        <w:t>조회 조건은 시작값 이상, 종료값 이하이다. 최초 날짜 범위는 오늘 00:00을 기준으로 이틀 전부터 오늘 23:59:59까지이다. 종료일을 다시 선택하면 해당 날짜 00:00으로 설정된다. 시작일이 종료일보다 늦으면 별도 경고 없이 결과가 비게 된다.</w:t>
+        <w:t xml:space="preserve">조회 조건은 </w:t>
+      </w:r>
+      <w:proofErr w:type="spellStart"/>
+      <w:r>
+        <w:rPr>
+          <w:lang w:eastAsia="ko-KR"/>
+        </w:rPr>
+        <w:t>시작값</w:t>
+      </w:r>
+      <w:proofErr w:type="spellEnd"/>
+      <w:r>
+        <w:rPr>
+          <w:lang w:eastAsia="ko-KR"/>
+        </w:rPr>
+        <w:t xml:space="preserve"> 이상, </w:t>
+      </w:r>
+      <w:proofErr w:type="spellStart"/>
+      <w:r>
+        <w:rPr>
+          <w:lang w:eastAsia="ko-KR"/>
+        </w:rPr>
+        <w:t>종료값</w:t>
+      </w:r>
+      <w:proofErr w:type="spellEnd"/>
+      <w:r>
+        <w:rPr>
+          <w:lang w:eastAsia="ko-KR"/>
+        </w:rPr>
+        <w:t xml:space="preserve"> 이하이다. 최초 날짜 범위는 오늘 00:00을 기준으로 이틀 전부터 오늘 23:59:59까지이다. 종료일을 다시 선택하면 해당 날짜 00:00으로 설정된다. 시작일이 종료일보다 늦으면 별도 경고 없이 결과가 비게 된다.</w:t>
       </w:r>
     </w:p>
     <w:p>
@@ -8556,20 +10289,24 @@
       <w:pPr>
         <w:pStyle w:val="21"/>
       </w:pPr>
-      <w:bookmarkStart w:id="26" w:name="_Toc236928453"/>
+      <w:bookmarkStart w:id="26" w:name="_Toc236986479"/>
       <w:r>
         <w:t xml:space="preserve">7.1 </w:t>
       </w:r>
+      <w:proofErr w:type="spellStart"/>
       <w:r>
         <w:t>촬영</w:t>
       </w:r>
+      <w:proofErr w:type="spellEnd"/>
       <w:r>
         <w:t xml:space="preserve"> </w:t>
       </w:r>
+      <w:proofErr w:type="spellStart"/>
       <w:r>
         <w:t>이력</w:t>
       </w:r>
       <w:bookmarkEnd w:id="26"/>
+      <w:proofErr w:type="spellEnd"/>
     </w:p>
     <w:p>
       <w:pPr>
@@ -8589,8 +10326,37 @@
       <w:pPr>
         <w:pStyle w:val="a0"/>
       </w:pPr>
-      <w:r>
-        <w:t>카메라 그룹: 드롭다운의 기본값은 All Units이며, Agent-PC-01(CAM-01~16), Agent-PC-02(CAM-17~32), Agent-PC-03(CAM-33~64) 중에서 선택</w:t>
+      <w:proofErr w:type="spellStart"/>
+      <w:r>
+        <w:t>카메라</w:t>
+      </w:r>
+      <w:proofErr w:type="spellEnd"/>
+      <w:r>
+        <w:t xml:space="preserve"> </w:t>
+      </w:r>
+      <w:proofErr w:type="spellStart"/>
+      <w:r>
+        <w:t>그룹</w:t>
+      </w:r>
+      <w:proofErr w:type="spellEnd"/>
+      <w:r>
+        <w:t xml:space="preserve">: </w:t>
+      </w:r>
+      <w:proofErr w:type="spellStart"/>
+      <w:r>
+        <w:t>드롭다운의</w:t>
+      </w:r>
+      <w:proofErr w:type="spellEnd"/>
+      <w:r>
+        <w:t xml:space="preserve"> </w:t>
+      </w:r>
+      <w:proofErr w:type="spellStart"/>
+      <w:r>
+        <w:t>기본값은</w:t>
+      </w:r>
+      <w:proofErr w:type="spellEnd"/>
+      <w:r>
+        <w:t xml:space="preserve"> All Units이며, Agent-PC-01(CAM-01~16), Agent-PC-02(CAM-17~32), Agent-PC-03(CAM-33~64) 중에서 선택</w:t>
       </w:r>
     </w:p>
     <w:p>
@@ -8632,7 +10398,21 @@
         <w:rPr>
           <w:lang w:eastAsia="ko-KR"/>
         </w:rPr>
-        <w:t>썸네일과 상세 창: 동일한 ImagePath를 표시하며, 경로가 없거나 이미지를 읽지 못해도 별도 안내나 대체 이미지는 표시되지 않음</w:t>
+        <w:t xml:space="preserve">썸네일과 상세 창: 동일한 </w:t>
+      </w:r>
+      <w:proofErr w:type="spellStart"/>
+      <w:r>
+        <w:rPr>
+          <w:lang w:eastAsia="ko-KR"/>
+        </w:rPr>
+        <w:t>ImagePath</w:t>
+      </w:r>
+      <w:proofErr w:type="spellEnd"/>
+      <w:r>
+        <w:rPr>
+          <w:lang w:eastAsia="ko-KR"/>
+        </w:rPr>
+        <w:t>를 표시하며, 경로가 없거나 이미지를 읽지 못해도 별도 안내나 대체 이미지는 표시되지 않음</w:t>
       </w:r>
     </w:p>
     <w:p>
@@ -8659,7 +10439,49 @@
         <w:rPr>
           <w:lang w:eastAsia="ko-KR"/>
         </w:rPr>
-        <w:t>[CSV 내보내기]를 누르면 저장 대화 상자에서 위치를 선택한다. 기본 파일명은 history_yyyyMMdd_HHmmss.csv이며 UTF-8 BOM 형식으로 저장된다. 열은 Timestamp, CameraId, Temperature, Humidity, RecipeStepId, ImagePath이고, 타임스탬프는 ISO 8601 형식, 온도와 습도는 소수 둘째 자리까지 기록된다. 저장에 성공하면 하단 상태 문구가 Exported N records to 파일명으로 바뀐다. 별도 성공 창이나 쓰기 실패 전용 안내는 없다.</w:t>
+        <w:t xml:space="preserve">[CSV 내보내기]를 누르면 저장 대화 상자에서 위치를 선택한다. 기본 파일명은 history_yyyyMMdd_HHmmss.csv이며 UTF-8 BOM 형식으로 저장된다. 열은 Timestamp, </w:t>
+      </w:r>
+      <w:proofErr w:type="spellStart"/>
+      <w:r>
+        <w:rPr>
+          <w:lang w:eastAsia="ko-KR"/>
+        </w:rPr>
+        <w:t>CameraId</w:t>
+      </w:r>
+      <w:proofErr w:type="spellEnd"/>
+      <w:r>
+        <w:rPr>
+          <w:lang w:eastAsia="ko-KR"/>
+        </w:rPr>
+        <w:t xml:space="preserve">, Temperature, Humidity, </w:t>
+      </w:r>
+      <w:proofErr w:type="spellStart"/>
+      <w:r>
+        <w:rPr>
+          <w:lang w:eastAsia="ko-KR"/>
+        </w:rPr>
+        <w:t>RecipeStepId</w:t>
+      </w:r>
+      <w:proofErr w:type="spellEnd"/>
+      <w:r>
+        <w:rPr>
+          <w:lang w:eastAsia="ko-KR"/>
+        </w:rPr>
+        <w:t xml:space="preserve">, </w:t>
+      </w:r>
+      <w:proofErr w:type="spellStart"/>
+      <w:r>
+        <w:rPr>
+          <w:lang w:eastAsia="ko-KR"/>
+        </w:rPr>
+        <w:t>ImagePath</w:t>
+      </w:r>
+      <w:proofErr w:type="spellEnd"/>
+      <w:r>
+        <w:rPr>
+          <w:lang w:eastAsia="ko-KR"/>
+        </w:rPr>
+        <w:t>이고, 타임스탬프는 ISO 8601 형식, 온도와 습도는 소수 둘째 자리까지 기록된다. 저장에 성공하면 하단 상태 문구가 Exported N records to 파일명으로 바뀐다. 별도 성공 창이나 쓰기 실패 전용 안내는 없다.</w:t>
       </w:r>
     </w:p>
     <w:p>
@@ -8685,7 +10507,21 @@
         <w:rPr>
           <w:lang w:eastAsia="ko-KR"/>
         </w:rPr>
-        <w:t>촬영 이력과 캐시 이미지는 DataRetentionDays 설정에 따라 기본 30일 보관되며 하루마다 정리된다.</w:t>
+        <w:t xml:space="preserve">촬영 이력과 캐시 이미지는 </w:t>
+      </w:r>
+      <w:proofErr w:type="spellStart"/>
+      <w:r>
+        <w:rPr>
+          <w:lang w:eastAsia="ko-KR"/>
+        </w:rPr>
+        <w:t>DataRetentionDays</w:t>
+      </w:r>
+      <w:proofErr w:type="spellEnd"/>
+      <w:r>
+        <w:rPr>
+          <w:lang w:eastAsia="ko-KR"/>
+        </w:rPr>
+        <w:t xml:space="preserve"> 설정에 따라 기본 30일 보관되며 하루마다 정리된다.</w:t>
       </w:r>
     </w:p>
     <w:tbl>
@@ -8715,7 +10551,24 @@
                 <w:color w:val="1F4E79"/>
                 <w:lang w:eastAsia="ko-KR"/>
               </w:rPr>
-              <w:t>[그림 18] 이력 조회 — 촬영 이력</w:t>
+              <w:t>[그림 1</w:t>
+            </w:r>
+            <w:r>
+              <w:rPr>
+                <w:rFonts w:hint="eastAsia"/>
+                <w:b/>
+                <w:color w:val="1F4E79"/>
+                <w:lang w:eastAsia="ko-KR"/>
+              </w:rPr>
+              <w:t>7</w:t>
+            </w:r>
+            <w:r>
+              <w:rPr>
+                <w:b/>
+                <w:color w:val="1F4E79"/>
+                <w:lang w:eastAsia="ko-KR"/>
+              </w:rPr>
+              <w:t>] 이력 조회 — 촬영 이력</w:t>
             </w:r>
           </w:p>
           <w:p>
@@ -8780,20 +10633,24 @@
       <w:pPr>
         <w:pStyle w:val="21"/>
       </w:pPr>
-      <w:bookmarkStart w:id="27" w:name="_Toc236928454"/>
+      <w:bookmarkStart w:id="27" w:name="_Toc236986480"/>
       <w:r>
         <w:t xml:space="preserve">7.2 </w:t>
       </w:r>
+      <w:proofErr w:type="spellStart"/>
       <w:r>
         <w:t>챔버</w:t>
       </w:r>
+      <w:proofErr w:type="spellEnd"/>
       <w:r>
         <w:t xml:space="preserve"> </w:t>
       </w:r>
+      <w:proofErr w:type="spellStart"/>
       <w:r>
         <w:t>이력</w:t>
       </w:r>
       <w:bookmarkEnd w:id="27"/>
+      <w:proofErr w:type="spellEnd"/>
     </w:p>
     <w:p>
       <w:pPr>
@@ -8820,7 +10677,21 @@
         <w:rPr>
           <w:lang w:eastAsia="ko-KR"/>
         </w:rPr>
-        <w:t>BB1·BB2: 기록 시점의 흑체 1·2 현재온도(PV)</w:t>
+        <w:t xml:space="preserve">BB1·BB2: 기록 시점의 </w:t>
+      </w:r>
+      <w:proofErr w:type="spellStart"/>
+      <w:r>
+        <w:rPr>
+          <w:lang w:eastAsia="ko-KR"/>
+        </w:rPr>
+        <w:t>흑체</w:t>
+      </w:r>
+      <w:proofErr w:type="spellEnd"/>
+      <w:r>
+        <w:rPr>
+          <w:lang w:eastAsia="ko-KR"/>
+        </w:rPr>
+        <w:t xml:space="preserve"> 1·2 현재온도(PV)</w:t>
       </w:r>
     </w:p>
     <w:p>
@@ -8863,7 +10734,24 @@
                 <w:color w:val="1F4E79"/>
                 <w:lang w:eastAsia="ko-KR"/>
               </w:rPr>
-              <w:t>[그림 19] 이력 조회 — 챔버 이력</w:t>
+              <w:t>[그림 1</w:t>
+            </w:r>
+            <w:r>
+              <w:rPr>
+                <w:rFonts w:hint="eastAsia"/>
+                <w:b/>
+                <w:color w:val="1F4E79"/>
+                <w:lang w:eastAsia="ko-KR"/>
+              </w:rPr>
+              <w:t>8</w:t>
+            </w:r>
+            <w:r>
+              <w:rPr>
+                <w:b/>
+                <w:color w:val="1F4E79"/>
+                <w:lang w:eastAsia="ko-KR"/>
+              </w:rPr>
+              <w:t>] 이력 조회 — 챔버 이력</w:t>
             </w:r>
           </w:p>
           <w:p>
@@ -8928,20 +10816,24 @@
       <w:pPr>
         <w:pStyle w:val="21"/>
       </w:pPr>
-      <w:bookmarkStart w:id="28" w:name="_Toc236928455"/>
+      <w:bookmarkStart w:id="28" w:name="_Toc236986481"/>
       <w:r>
         <w:t xml:space="preserve">7.3 </w:t>
       </w:r>
+      <w:proofErr w:type="spellStart"/>
       <w:r>
         <w:t>알람</w:t>
       </w:r>
+      <w:proofErr w:type="spellEnd"/>
       <w:r>
         <w:t xml:space="preserve"> </w:t>
       </w:r>
+      <w:proofErr w:type="spellStart"/>
       <w:r>
         <w:t>이력</w:t>
       </w:r>
       <w:bookmarkEnd w:id="28"/>
+      <w:proofErr w:type="spellEnd"/>
     </w:p>
     <w:p>
       <w:pPr>
@@ -8990,7 +10882,31 @@
         <w:pStyle w:val="a0"/>
       </w:pPr>
       <w:r>
-        <w:t>표: 시간, 등급, 출처, 메시지</w:t>
+        <w:t xml:space="preserve">표: </w:t>
+      </w:r>
+      <w:proofErr w:type="spellStart"/>
+      <w:r>
+        <w:t>시간</w:t>
+      </w:r>
+      <w:proofErr w:type="spellEnd"/>
+      <w:r>
+        <w:t xml:space="preserve">, </w:t>
+      </w:r>
+      <w:proofErr w:type="spellStart"/>
+      <w:r>
+        <w:t>등급</w:t>
+      </w:r>
+      <w:proofErr w:type="spellEnd"/>
+      <w:r>
+        <w:t xml:space="preserve">, </w:t>
+      </w:r>
+      <w:proofErr w:type="spellStart"/>
+      <w:r>
+        <w:t>출처</w:t>
+      </w:r>
+      <w:proofErr w:type="spellEnd"/>
+      <w:r>
+        <w:t>, 메시지</w:t>
       </w:r>
     </w:p>
     <w:p>
@@ -9047,7 +10963,24 @@
                 <w:color w:val="1F4E79"/>
                 <w:lang w:eastAsia="ko-KR"/>
               </w:rPr>
-              <w:t>[그림 20] 이력 조회 — 알람 이력</w:t>
+              <w:t xml:space="preserve">[그림 </w:t>
+            </w:r>
+            <w:r>
+              <w:rPr>
+                <w:rFonts w:hint="eastAsia"/>
+                <w:b/>
+                <w:color w:val="1F4E79"/>
+                <w:lang w:eastAsia="ko-KR"/>
+              </w:rPr>
+              <w:t>19</w:t>
+            </w:r>
+            <w:r>
+              <w:rPr>
+                <w:b/>
+                <w:color w:val="1F4E79"/>
+                <w:lang w:eastAsia="ko-KR"/>
+              </w:rPr>
+              <w:t>] 이력 조회 — 알람 이력</w:t>
             </w:r>
           </w:p>
           <w:p>
@@ -9115,7 +11048,7 @@
           <w:lang w:eastAsia="ko-KR"/>
         </w:rPr>
       </w:pPr>
-      <w:bookmarkStart w:id="29" w:name="_Toc236928456"/>
+      <w:bookmarkStart w:id="29" w:name="_Toc236986482"/>
       <w:r>
         <w:rPr>
           <w:lang w:eastAsia="ko-KR"/>
@@ -9165,6 +11098,478 @@
           <w:lang w:eastAsia="ko-KR"/>
         </w:rPr>
         <w:t>촬영 이력에서 [열기]를 누르면 동일한 이미지 한 장, 카메라 ID, 타임스탬프, 온도, 습도 및 고정된 10°~70° 색상 막대가 있는 상세 창이 뜬다. 우측 상단 [✕] 버튼으로 닫는다.</w:t>
+      </w:r>
+    </w:p>
+    <w:p>
+      <w:pPr>
+        <w:pStyle w:val="1"/>
+        <w:rPr>
+          <w:lang w:eastAsia="ko-KR"/>
+        </w:rPr>
+      </w:pPr>
+      <w:bookmarkStart w:id="30" w:name="_Toc236986483"/>
+      <w:r>
+        <w:rPr>
+          <w:lang w:eastAsia="ko-KR"/>
+        </w:rPr>
+        <w:t xml:space="preserve">8. </w:t>
+      </w:r>
+      <w:r>
+        <w:rPr>
+          <w:lang w:eastAsia="ko-KR"/>
+        </w:rPr>
+        <w:t>알람</w:t>
+      </w:r>
+      <w:r>
+        <w:rPr>
+          <w:lang w:eastAsia="ko-KR"/>
+        </w:rPr>
+        <w:t xml:space="preserve"> </w:t>
+      </w:r>
+      <w:r>
+        <w:rPr>
+          <w:lang w:eastAsia="ko-KR"/>
+        </w:rPr>
+        <w:t>확인</w:t>
+      </w:r>
+      <w:r>
+        <w:rPr>
+          <w:lang w:eastAsia="ko-KR"/>
+        </w:rPr>
+        <w:t>·</w:t>
+      </w:r>
+      <w:r>
+        <w:rPr>
+          <w:lang w:eastAsia="ko-KR"/>
+        </w:rPr>
+        <w:t>해제</w:t>
+      </w:r>
+      <w:bookmarkEnd w:id="30"/>
+    </w:p>
+    <w:p>
+      <w:pPr>
+        <w:rPr>
+          <w:lang w:eastAsia="ko-KR"/>
+        </w:rPr>
+      </w:pPr>
+      <w:r>
+        <w:rPr>
+          <w:lang w:eastAsia="ko-KR"/>
+        </w:rPr>
+        <w:t>알람 패널은 Master 주 창의 왼쪽 탐색 영역에 항상 표시됩니다.</w:t>
+      </w:r>
+    </w:p>
+    <w:p>
+      <w:pPr>
+        <w:pStyle w:val="21"/>
+      </w:pPr>
+      <w:bookmarkStart w:id="31" w:name="_Toc236986484"/>
+      <w:proofErr w:type="spellStart"/>
+      <w:r>
+        <w:t>실시간</w:t>
+      </w:r>
+      <w:proofErr w:type="spellEnd"/>
+      <w:r>
+        <w:t xml:space="preserve"> </w:t>
+      </w:r>
+      <w:proofErr w:type="spellStart"/>
+      <w:r>
+        <w:t>알람</w:t>
+      </w:r>
+      <w:proofErr w:type="spellEnd"/>
+      <w:r>
+        <w:t xml:space="preserve"> </w:t>
+      </w:r>
+      <w:proofErr w:type="spellStart"/>
+      <w:r>
+        <w:t>확인</w:t>
+      </w:r>
+      <w:bookmarkEnd w:id="31"/>
+      <w:proofErr w:type="spellEnd"/>
+    </w:p>
+    <w:p>
+      <w:pPr>
+        <w:pStyle w:val="a0"/>
+        <w:rPr>
+          <w:lang w:eastAsia="ko-KR"/>
+        </w:rPr>
+      </w:pPr>
+      <w:r>
+        <w:rPr>
+          <w:lang w:eastAsia="ko-KR"/>
+        </w:rPr>
+        <w:t>새 알람은 목록 맨 위에 추가되며 최대 100건까지 표시됩니다.</w:t>
+      </w:r>
+    </w:p>
+    <w:p>
+      <w:pPr>
+        <w:pStyle w:val="a0"/>
+        <w:rPr>
+          <w:lang w:eastAsia="ko-KR"/>
+        </w:rPr>
+      </w:pPr>
+      <w:r>
+        <w:rPr>
+          <w:lang w:eastAsia="ko-KR"/>
+        </w:rPr>
+        <w:t>각 항목에서 발생 시각, 발생원, 메시지를 확인합니다.</w:t>
+      </w:r>
+    </w:p>
+    <w:p>
+      <w:pPr>
+        <w:pStyle w:val="a0"/>
+        <w:rPr>
+          <w:lang w:eastAsia="ko-KR"/>
+        </w:rPr>
+      </w:pPr>
+      <w:r>
+        <w:rPr>
+          <w:lang w:eastAsia="ko-KR"/>
+        </w:rPr>
+        <w:t>“확인”은 화면에 표시된 정보를 읽는 것을 의미하며 별도의 확인·인지 상태는 없습니다.</w:t>
+      </w:r>
+    </w:p>
+    <w:p>
+      <w:pPr>
+        <w:pStyle w:val="a0"/>
+        <w:rPr>
+          <w:lang w:eastAsia="ko-KR"/>
+        </w:rPr>
+      </w:pPr>
+      <w:r>
+        <w:rPr>
+          <w:lang w:eastAsia="ko-KR"/>
+        </w:rPr>
+        <w:t>등급 필터는 단일 선택 콤보 상자입니다. 기본값은 전체이며 전체/정보/경고/오류 중 하나를 선택하면 해당 등급과 정확히 일치하는 현재 알람만 표시됩니다.</w:t>
+      </w:r>
+    </w:p>
+    <w:p>
+      <w:pPr>
+        <w:pStyle w:val="21"/>
+      </w:pPr>
+      <w:bookmarkStart w:id="32" w:name="_Toc236986485"/>
+      <w:proofErr w:type="spellStart"/>
+      <w:r>
+        <w:lastRenderedPageBreak/>
+        <w:t>알람</w:t>
+      </w:r>
+      <w:proofErr w:type="spellEnd"/>
+      <w:r>
+        <w:t xml:space="preserve"> </w:t>
+      </w:r>
+      <w:proofErr w:type="spellStart"/>
+      <w:r>
+        <w:t>표시</w:t>
+      </w:r>
+      <w:proofErr w:type="spellEnd"/>
+      <w:r>
+        <w:t xml:space="preserve"> </w:t>
+      </w:r>
+      <w:proofErr w:type="spellStart"/>
+      <w:r>
+        <w:t>삭제</w:t>
+      </w:r>
+      <w:bookmarkEnd w:id="32"/>
+      <w:proofErr w:type="spellEnd"/>
+    </w:p>
+    <w:p>
+      <w:pPr>
+        <w:pStyle w:val="a0"/>
+        <w:rPr>
+          <w:lang w:eastAsia="ko-KR"/>
+        </w:rPr>
+      </w:pPr>
+      <w:r>
+        <w:rPr>
+          <w:lang w:eastAsia="ko-KR"/>
+        </w:rPr>
+        <w:t>각 알람 옆 ✕를 누르면 별도 선택이나 상세 확인 없이 해당 항목이 현재 메모리 목록에서 제거됩니다.</w:t>
+      </w:r>
+    </w:p>
+    <w:p>
+      <w:pPr>
+        <w:pStyle w:val="a0"/>
+        <w:rPr>
+          <w:lang w:eastAsia="ko-KR"/>
+        </w:rPr>
+      </w:pPr>
+      <w:r>
+        <w:rPr>
+          <w:lang w:eastAsia="ko-KR"/>
+        </w:rPr>
+        <w:t xml:space="preserve">✕는 PLC 상태, </w:t>
+      </w:r>
+      <w:proofErr w:type="spellStart"/>
+      <w:r>
+        <w:rPr>
+          <w:lang w:eastAsia="ko-KR"/>
+        </w:rPr>
+        <w:t>부저</w:t>
+      </w:r>
+      <w:proofErr w:type="spellEnd"/>
+      <w:r>
+        <w:rPr>
+          <w:lang w:eastAsia="ko-KR"/>
+        </w:rPr>
+        <w:t xml:space="preserve"> 또는 오류 비트를 변경하지 않습니다.</w:t>
+      </w:r>
+    </w:p>
+    <w:p>
+      <w:pPr>
+        <w:pStyle w:val="a0"/>
+        <w:rPr>
+          <w:lang w:eastAsia="ko-KR"/>
+        </w:rPr>
+      </w:pPr>
+      <w:r>
+        <w:rPr>
+          <w:lang w:eastAsia="ko-KR"/>
+        </w:rPr>
+        <w:t>알람은 발생 시 별도 이력 저장소에 기록되므로 현재 목록에서 삭제해도 이력은 유지됩니다.</w:t>
+      </w:r>
+    </w:p>
+    <w:p>
+      <w:pPr>
+        <w:pStyle w:val="21"/>
+      </w:pPr>
+      <w:bookmarkStart w:id="33" w:name="_Toc236986486"/>
+      <w:r>
+        <w:t xml:space="preserve">PLC </w:t>
+      </w:r>
+      <w:r>
+        <w:t>제어</w:t>
+      </w:r>
+      <w:bookmarkEnd w:id="33"/>
+    </w:p>
+    <w:p>
+      <w:pPr>
+        <w:pStyle w:val="a0"/>
+        <w:rPr>
+          <w:lang w:eastAsia="ko-KR"/>
+        </w:rPr>
+      </w:pPr>
+      <w:r>
+        <w:rPr>
+          <w:lang w:eastAsia="ko-KR"/>
+        </w:rPr>
+        <w:t xml:space="preserve">PLC </w:t>
+      </w:r>
+      <w:proofErr w:type="spellStart"/>
+      <w:r>
+        <w:rPr>
+          <w:lang w:eastAsia="ko-KR"/>
+        </w:rPr>
+        <w:t>부저</w:t>
+      </w:r>
+      <w:proofErr w:type="spellEnd"/>
+      <w:r>
+        <w:rPr>
+          <w:lang w:eastAsia="ko-KR"/>
+        </w:rPr>
+        <w:t xml:space="preserve"> OFF: PLC의 </w:t>
+      </w:r>
+      <w:proofErr w:type="spellStart"/>
+      <w:r>
+        <w:rPr>
+          <w:lang w:eastAsia="ko-KR"/>
+        </w:rPr>
+        <w:t>부저</w:t>
+      </w:r>
+      <w:proofErr w:type="spellEnd"/>
+      <w:r>
+        <w:rPr>
+          <w:lang w:eastAsia="ko-KR"/>
+        </w:rPr>
+        <w:t xml:space="preserve"> OFF 트리거 비트에 </w:t>
+      </w:r>
+      <w:proofErr w:type="spellStart"/>
+      <w:r>
+        <w:rPr>
+          <w:lang w:eastAsia="ko-KR"/>
+        </w:rPr>
+        <w:t>모멘터리</w:t>
+      </w:r>
+      <w:proofErr w:type="spellEnd"/>
+      <w:r>
+        <w:rPr>
+          <w:lang w:eastAsia="ko-KR"/>
+        </w:rPr>
+        <w:t xml:space="preserve"> 펄스를 전송합니다. 현재 알람 목록은 삭제하지 않습니다.</w:t>
+      </w:r>
+    </w:p>
+    <w:p>
+      <w:pPr>
+        <w:pStyle w:val="a0"/>
+        <w:rPr>
+          <w:lang w:eastAsia="ko-KR"/>
+        </w:rPr>
+      </w:pPr>
+      <w:r>
+        <w:rPr>
+          <w:lang w:eastAsia="ko-KR"/>
+        </w:rPr>
+        <w:t xml:space="preserve">PLC 에러 리셋: PLC의 에러 리셋 트리거 비트에 </w:t>
+      </w:r>
+      <w:proofErr w:type="spellStart"/>
+      <w:r>
+        <w:rPr>
+          <w:lang w:eastAsia="ko-KR"/>
+        </w:rPr>
+        <w:t>모멘터리</w:t>
+      </w:r>
+      <w:proofErr w:type="spellEnd"/>
+      <w:r>
+        <w:rPr>
+          <w:lang w:eastAsia="ko-KR"/>
+        </w:rPr>
+        <w:t xml:space="preserve"> 펄스를 전송합니다. 버튼을 누른 것만으로 오류 해제가 완료된 것은 아닙니다.</w:t>
+      </w:r>
+    </w:p>
+    <w:p>
+      <w:pPr>
+        <w:pStyle w:val="a0"/>
+        <w:rPr>
+          <w:lang w:eastAsia="ko-KR"/>
+        </w:rPr>
+      </w:pPr>
+      <w:r>
+        <w:rPr>
+          <w:lang w:eastAsia="ko-KR"/>
+        </w:rPr>
+        <w:t>PLC 원점 복귀: X/Y 좌표를 0,0으로 설정한 포인트 1 이동을 요청합니다. 수동 제어 화면의 축별 원점 복귀 기능과는 다릅니다.</w:t>
+      </w:r>
+    </w:p>
+    <w:p>
+      <w:pPr>
+        <w:pStyle w:val="a0"/>
+        <w:rPr>
+          <w:lang w:eastAsia="ko-KR"/>
+        </w:rPr>
+      </w:pPr>
+      <w:r>
+        <w:rPr>
+          <w:lang w:eastAsia="ko-KR"/>
+        </w:rPr>
+        <w:t>버튼 아래 메시지에는 PLC 명령 호출의 완료 시각 또는 실패 사유가 표시됩니다. PLC가 초기화되지 않았거나 통신 예외가 발생한 경우에도 실패 메시지가 표시됩니다.</w:t>
+      </w:r>
+    </w:p>
+    <w:p>
+      <w:pPr>
+        <w:pStyle w:val="a0"/>
+        <w:rPr>
+          <w:lang w:eastAsia="ko-KR"/>
+        </w:rPr>
+      </w:pPr>
+      <w:r>
+        <w:rPr>
+          <w:lang w:eastAsia="ko-KR"/>
+        </w:rPr>
+        <w:t>실제 오류 해제와 원점 도달 여부는 PLC 상태 화면에서 별도로 확인합니다.</w:t>
+      </w:r>
+    </w:p>
+    <w:p>
+      <w:pPr>
+        <w:pStyle w:val="a0"/>
+        <w:rPr>
+          <w:lang w:eastAsia="ko-KR"/>
+        </w:rPr>
+      </w:pPr>
+      <w:r>
+        <w:rPr>
+          <w:lang w:eastAsia="ko-KR"/>
+        </w:rPr>
+        <w:t>PLC 오류 감지 후 레시피 복구 잠금은 모든 오류 비트가 해제되고 X/Y 현재 위치가 각각 0점 ±0.5 mm 이내일 때 풀립니다. 자동으로 레시피가 재개되지는 않습니다.</w:t>
+      </w:r>
+    </w:p>
+    <w:p>
+      <w:pPr>
+        <w:pStyle w:val="21"/>
+      </w:pPr>
+      <w:bookmarkStart w:id="34" w:name="_Toc236986487"/>
+      <w:proofErr w:type="spellStart"/>
+      <w:r>
+        <w:t>알람</w:t>
+      </w:r>
+      <w:proofErr w:type="spellEnd"/>
+      <w:r>
+        <w:t xml:space="preserve"> </w:t>
+      </w:r>
+      <w:proofErr w:type="spellStart"/>
+      <w:r>
+        <w:t>이력</w:t>
+      </w:r>
+      <w:proofErr w:type="spellEnd"/>
+      <w:r>
+        <w:t xml:space="preserve"> </w:t>
+      </w:r>
+      <w:proofErr w:type="spellStart"/>
+      <w:r>
+        <w:t>조회</w:t>
+      </w:r>
+      <w:bookmarkEnd w:id="34"/>
+      <w:proofErr w:type="spellEnd"/>
+    </w:p>
+    <w:p>
+      <w:pPr>
+        <w:pStyle w:val="a"/>
+        <w:rPr>
+          <w:lang w:eastAsia="ko-KR"/>
+        </w:rPr>
+      </w:pPr>
+      <w:r>
+        <w:rPr>
+          <w:lang w:eastAsia="ko-KR"/>
+        </w:rPr>
+        <w:t>이력 조회 화면에서 알람 이력 탭을 선택합니다.</w:t>
+      </w:r>
+    </w:p>
+    <w:p>
+      <w:pPr>
+        <w:pStyle w:val="a"/>
+        <w:rPr>
+          <w:lang w:eastAsia="ko-KR"/>
+        </w:rPr>
+      </w:pPr>
+      <w:r>
+        <w:rPr>
+          <w:lang w:eastAsia="ko-KR"/>
+        </w:rPr>
+        <w:t>시작일과 종료일을 설정합니다.</w:t>
+      </w:r>
+    </w:p>
+    <w:p>
+      <w:pPr>
+        <w:pStyle w:val="a"/>
+        <w:rPr>
+          <w:lang w:eastAsia="ko-KR"/>
+        </w:rPr>
+      </w:pPr>
+      <w:r>
+        <w:rPr>
+          <w:lang w:eastAsia="ko-KR"/>
+        </w:rPr>
+        <w:t>알람 수준을 전체/정보 이상/경고 이상/오류만 중에서 선택합니다.</w:t>
+      </w:r>
+    </w:p>
+    <w:p>
+      <w:pPr>
+        <w:pStyle w:val="a"/>
+      </w:pPr>
+      <w:proofErr w:type="spellStart"/>
+      <w:r>
+        <w:t>조회를</w:t>
+      </w:r>
+      <w:proofErr w:type="spellEnd"/>
+      <w:r>
+        <w:t xml:space="preserve"> </w:t>
+      </w:r>
+      <w:proofErr w:type="spellStart"/>
+      <w:r>
+        <w:t>누릅니다</w:t>
+      </w:r>
+      <w:proofErr w:type="spellEnd"/>
+      <w:r>
+        <w:t>.</w:t>
       </w:r>
     </w:p>
     <w:tbl>
@@ -9194,503 +11599,24 @@
                 <w:color w:val="1F4E79"/>
                 <w:lang w:eastAsia="ko-KR"/>
               </w:rPr>
-              <w:t>[그림 21] 이미지 상세 보기</w:t>
-            </w:r>
-          </w:p>
-          <w:p>
-            <w:pPr>
-              <w:rPr>
-                <w:lang w:eastAsia="ko-KR"/>
-              </w:rPr>
-            </w:pPr>
-            <w:r>
-              <w:rPr>
-                <w:b/>
-                <w:color w:val="1F4E79"/>
-                <w:sz w:val="19"/>
-                <w:lang w:eastAsia="ko-KR"/>
-              </w:rPr>
-              <w:t xml:space="preserve">· 캡처 대상: </w:t>
+              <w:t>[그림 2</w:t>
             </w:r>
             <w:r>
               <w:rPr>
-                <w:color w:val="303030"/>
-                <w:sz w:val="19"/>
-                <w:lang w:eastAsia="ko-KR"/>
-              </w:rPr>
-              <w:t>촬영 이미지 상세 모달(확대 이미지 + 열화상 스케일 + 메타정보)</w:t>
-            </w:r>
-          </w:p>
-          <w:p>
-            <w:pPr>
-              <w:rPr>
-                <w:lang w:eastAsia="ko-KR"/>
-              </w:rPr>
-            </w:pPr>
-            <w:r>
-              <w:rPr>
-                <w:b/>
-                <w:color w:val="1F4E79"/>
-                <w:sz w:val="19"/>
-                <w:lang w:eastAsia="ko-KR"/>
-              </w:rPr>
-              <w:t xml:space="preserve">· 화면/상태: </w:t>
-            </w:r>
-            <w:r>
-              <w:rPr>
-                <w:color w:val="303030"/>
-                <w:sz w:val="19"/>
-                <w:lang w:eastAsia="ko-KR"/>
-              </w:rPr>
-              <w:t>화면 중앙 팝업</w:t>
-            </w:r>
-          </w:p>
-          <w:p>
-            <w:pPr>
-              <w:rPr>
-                <w:lang w:eastAsia="ko-KR"/>
-              </w:rPr>
-            </w:pPr>
-            <w:r>
-              <w:rPr>
-                <w:color w:val="909090"/>
-                <w:sz w:val="17"/>
-                <w:lang w:eastAsia="ko-KR"/>
-              </w:rPr>
-              <w:t>↓ 여기에 위 캡처 이미지를 붙여넣으세요 ↓</w:t>
-            </w:r>
-          </w:p>
-          <w:p>
-            <w:pPr>
-              <w:rPr>
-                <w:lang w:eastAsia="ko-KR"/>
-              </w:rPr>
-            </w:pPr>
-          </w:p>
-          <w:p>
-            <w:pPr>
-              <w:rPr>
-                <w:lang w:eastAsia="ko-KR"/>
-              </w:rPr>
-            </w:pPr>
-          </w:p>
-          <w:p>
-            <w:pPr>
-              <w:rPr>
-                <w:lang w:eastAsia="ko-KR"/>
-              </w:rPr>
-            </w:pPr>
-          </w:p>
-        </w:tc>
-      </w:tr>
-    </w:tbl>
-    <w:p>
-      <w:pPr>
-        <w:rPr>
-          <w:lang w:eastAsia="ko-KR"/>
-        </w:rPr>
-      </w:pPr>
-    </w:p>
-    <w:p>
-      <w:pPr>
-        <w:pStyle w:val="1"/>
-        <w:rPr>
-          <w:lang w:eastAsia="ko-KR"/>
-        </w:rPr>
-      </w:pPr>
-      <w:bookmarkStart w:id="30" w:name="_Toc236928457"/>
-      <w:r>
-        <w:rPr>
-          <w:lang w:eastAsia="ko-KR"/>
-        </w:rPr>
-        <w:t xml:space="preserve">8. </w:t>
-      </w:r>
-      <w:r>
-        <w:rPr>
-          <w:lang w:eastAsia="ko-KR"/>
-        </w:rPr>
-        <w:t>알람</w:t>
-      </w:r>
-      <w:r>
-        <w:rPr>
-          <w:lang w:eastAsia="ko-KR"/>
-        </w:rPr>
-        <w:t xml:space="preserve"> </w:t>
-      </w:r>
-      <w:r>
-        <w:rPr>
-          <w:lang w:eastAsia="ko-KR"/>
-        </w:rPr>
-        <w:t>확인</w:t>
-      </w:r>
-      <w:r>
-        <w:rPr>
-          <w:lang w:eastAsia="ko-KR"/>
-        </w:rPr>
-        <w:t>·</w:t>
-      </w:r>
-      <w:r>
-        <w:rPr>
-          <w:lang w:eastAsia="ko-KR"/>
-        </w:rPr>
-        <w:t>해제</w:t>
-      </w:r>
-      <w:bookmarkEnd w:id="30"/>
-    </w:p>
-    <w:p>
-      <w:pPr>
-        <w:rPr>
-          <w:lang w:eastAsia="ko-KR"/>
-        </w:rPr>
-      </w:pPr>
-      <w:r>
-        <w:rPr>
-          <w:lang w:eastAsia="ko-KR"/>
-        </w:rPr>
-        <w:t>알람 패널은 Master 주 창의 왼쪽 탐색 영역에 항상 표시됩니다.</w:t>
-      </w:r>
-    </w:p>
-    <w:p>
-      <w:pPr>
-        <w:pStyle w:val="21"/>
-      </w:pPr>
-      <w:bookmarkStart w:id="31" w:name="_Toc236928458"/>
-      <w:r>
-        <w:lastRenderedPageBreak/>
-        <w:t>실시간</w:t>
-      </w:r>
-      <w:r>
-        <w:t xml:space="preserve"> </w:t>
-      </w:r>
-      <w:r>
-        <w:t>알람</w:t>
-      </w:r>
-      <w:r>
-        <w:t xml:space="preserve"> </w:t>
-      </w:r>
-      <w:r>
-        <w:t>확인</w:t>
-      </w:r>
-      <w:bookmarkEnd w:id="31"/>
-    </w:p>
-    <w:p>
-      <w:pPr>
-        <w:pStyle w:val="a0"/>
-        <w:rPr>
-          <w:lang w:eastAsia="ko-KR"/>
-        </w:rPr>
-      </w:pPr>
-      <w:r>
-        <w:rPr>
-          <w:lang w:eastAsia="ko-KR"/>
-        </w:rPr>
-        <w:t>새 알람은 목록 맨 위에 추가되며 최대 100건까지 표시됩니다.</w:t>
-      </w:r>
-    </w:p>
-    <w:p>
-      <w:pPr>
-        <w:pStyle w:val="a0"/>
-        <w:rPr>
-          <w:lang w:eastAsia="ko-KR"/>
-        </w:rPr>
-      </w:pPr>
-      <w:r>
-        <w:rPr>
-          <w:lang w:eastAsia="ko-KR"/>
-        </w:rPr>
-        <w:t>각 항목에서 발생 시각, 발생원, 메시지를 확인합니다.</w:t>
-      </w:r>
-    </w:p>
-    <w:p>
-      <w:pPr>
-        <w:pStyle w:val="a0"/>
-        <w:rPr>
-          <w:lang w:eastAsia="ko-KR"/>
-        </w:rPr>
-      </w:pPr>
-      <w:r>
-        <w:rPr>
-          <w:lang w:eastAsia="ko-KR"/>
-        </w:rPr>
-        <w:t>“확인”은 화면에 표시된 정보를 읽는 것을 의미하며 별도의 확인·인지 상태는 없습니다.</w:t>
-      </w:r>
-    </w:p>
-    <w:p>
-      <w:pPr>
-        <w:pStyle w:val="a0"/>
-        <w:rPr>
-          <w:lang w:eastAsia="ko-KR"/>
-        </w:rPr>
-      </w:pPr>
-      <w:r>
-        <w:rPr>
-          <w:lang w:eastAsia="ko-KR"/>
-        </w:rPr>
-        <w:t>등급 필터는 단일 선택 콤보 상자입니다. 기본값은 전체이며 전체/정보/경고/오류 중 하나를 선택하면 해당 등급과 정확히 일치하는 현재 알람만 표시됩니다.</w:t>
-      </w:r>
-    </w:p>
-    <w:p>
-      <w:pPr>
-        <w:pStyle w:val="21"/>
-      </w:pPr>
-      <w:bookmarkStart w:id="32" w:name="_Toc236928459"/>
-      <w:r>
-        <w:t>알람</w:t>
-      </w:r>
-      <w:r>
-        <w:t xml:space="preserve"> </w:t>
-      </w:r>
-      <w:r>
-        <w:t>표시</w:t>
-      </w:r>
-      <w:r>
-        <w:t xml:space="preserve"> </w:t>
-      </w:r>
-      <w:r>
-        <w:t>삭제</w:t>
-      </w:r>
-      <w:bookmarkEnd w:id="32"/>
-    </w:p>
-    <w:p>
-      <w:pPr>
-        <w:pStyle w:val="a0"/>
-        <w:rPr>
-          <w:lang w:eastAsia="ko-KR"/>
-        </w:rPr>
-      </w:pPr>
-      <w:r>
-        <w:rPr>
-          <w:lang w:eastAsia="ko-KR"/>
-        </w:rPr>
-        <w:t>각 알람 옆 ✕를 누르면 별도 선택이나 상세 확인 없이 해당 항목이 현재 메모리 목록에서 제거됩니다.</w:t>
-      </w:r>
-    </w:p>
-    <w:p>
-      <w:pPr>
-        <w:pStyle w:val="a0"/>
-        <w:rPr>
-          <w:lang w:eastAsia="ko-KR"/>
-        </w:rPr>
-      </w:pPr>
-      <w:r>
-        <w:rPr>
-          <w:lang w:eastAsia="ko-KR"/>
-        </w:rPr>
-        <w:t>✕는 PLC 상태, 부저 또는 오류 비트를 변경하지 않습니다.</w:t>
-      </w:r>
-    </w:p>
-    <w:p>
-      <w:pPr>
-        <w:pStyle w:val="a0"/>
-        <w:rPr>
-          <w:lang w:eastAsia="ko-KR"/>
-        </w:rPr>
-      </w:pPr>
-      <w:r>
-        <w:rPr>
-          <w:lang w:eastAsia="ko-KR"/>
-        </w:rPr>
-        <w:t>알람은 발생 시 별도 이력 저장소에 기록되므로 현재 목록에서 삭제해도 이력은 유지됩니다.</w:t>
-      </w:r>
-    </w:p>
-    <w:p>
-      <w:pPr>
-        <w:pStyle w:val="21"/>
-      </w:pPr>
-      <w:bookmarkStart w:id="33" w:name="_Toc236928460"/>
-      <w:r>
-        <w:t xml:space="preserve">PLC </w:t>
-      </w:r>
-      <w:r>
-        <w:t>제어</w:t>
-      </w:r>
-      <w:bookmarkEnd w:id="33"/>
-    </w:p>
-    <w:p>
-      <w:pPr>
-        <w:pStyle w:val="a0"/>
-        <w:rPr>
-          <w:lang w:eastAsia="ko-KR"/>
-        </w:rPr>
-      </w:pPr>
-      <w:r>
-        <w:rPr>
-          <w:lang w:eastAsia="ko-KR"/>
-        </w:rPr>
-        <w:t>PLC 부저 OFF: PLC의 부저 OFF 트리거 비트에 모멘터리 펄스를 전송합니다. 현재 알람 목록은 삭제하지 않습니다.</w:t>
-      </w:r>
-    </w:p>
-    <w:p>
-      <w:pPr>
-        <w:pStyle w:val="a0"/>
-        <w:rPr>
-          <w:lang w:eastAsia="ko-KR"/>
-        </w:rPr>
-      </w:pPr>
-      <w:r>
-        <w:rPr>
-          <w:lang w:eastAsia="ko-KR"/>
-        </w:rPr>
-        <w:t>PLC 에러 리셋: PLC의 에러 리셋 트리거 비트에 모멘터리 펄스를 전송합니다. 버튼을 누른 것만으로 오류 해제가 완료된 것은 아닙니다.</w:t>
-      </w:r>
-    </w:p>
-    <w:p>
-      <w:pPr>
-        <w:pStyle w:val="a0"/>
-        <w:rPr>
-          <w:lang w:eastAsia="ko-KR"/>
-        </w:rPr>
-      </w:pPr>
-      <w:r>
-        <w:rPr>
-          <w:lang w:eastAsia="ko-KR"/>
-        </w:rPr>
-        <w:t>PLC 원점 복귀: X/Y 좌표를 0,0으로 설정한 포인트 1 이동을 요청합니다. 수동 제어 화면의 축별 원점 복귀 기능과는 다릅니다.</w:t>
-      </w:r>
-    </w:p>
-    <w:p>
-      <w:pPr>
-        <w:pStyle w:val="a0"/>
-        <w:rPr>
-          <w:lang w:eastAsia="ko-KR"/>
-        </w:rPr>
-      </w:pPr>
-      <w:r>
-        <w:rPr>
-          <w:lang w:eastAsia="ko-KR"/>
-        </w:rPr>
-        <w:t>버튼 아래 메시지에는 PLC 명령 호출의 완료 시각 또는 실패 사유가 표시됩니다. PLC가 초기화되지 않았거나 통신 예외가 발생한 경우에도 실패 메시지가 표시됩니다.</w:t>
-      </w:r>
-    </w:p>
-    <w:p>
-      <w:pPr>
-        <w:pStyle w:val="a0"/>
-        <w:rPr>
-          <w:lang w:eastAsia="ko-KR"/>
-        </w:rPr>
-      </w:pPr>
-      <w:r>
-        <w:rPr>
-          <w:lang w:eastAsia="ko-KR"/>
-        </w:rPr>
-        <w:t>실제 오류 해제와 원점 도달 여부는 PLC 상태 화면에서 별도로 확인합니다.</w:t>
-      </w:r>
-    </w:p>
-    <w:p>
-      <w:pPr>
-        <w:pStyle w:val="a0"/>
-        <w:rPr>
-          <w:lang w:eastAsia="ko-KR"/>
-        </w:rPr>
-      </w:pPr>
-      <w:r>
-        <w:rPr>
-          <w:lang w:eastAsia="ko-KR"/>
-        </w:rPr>
-        <w:t>PLC 오류 감지 후 레시피 복구 잠금은 모든 오류 비트가 해제되고 X/Y 현재 위치가 각각 0점 ±0.5 mm 이내일 때 풀립니다. 자동으로 레시피가 재개되지는 않습니다.</w:t>
-      </w:r>
-    </w:p>
-    <w:p>
-      <w:pPr>
-        <w:pStyle w:val="21"/>
-      </w:pPr>
-      <w:bookmarkStart w:id="34" w:name="_Toc236928461"/>
-      <w:r>
-        <w:t>알람</w:t>
-      </w:r>
-      <w:r>
-        <w:t xml:space="preserve"> </w:t>
-      </w:r>
-      <w:r>
-        <w:t>이력</w:t>
-      </w:r>
-      <w:r>
-        <w:t xml:space="preserve"> </w:t>
-      </w:r>
-      <w:r>
-        <w:t>조회</w:t>
-      </w:r>
-      <w:bookmarkEnd w:id="34"/>
-    </w:p>
-    <w:p>
-      <w:pPr>
-        <w:pStyle w:val="a"/>
-        <w:rPr>
-          <w:lang w:eastAsia="ko-KR"/>
-        </w:rPr>
-      </w:pPr>
-      <w:r>
-        <w:rPr>
-          <w:lang w:eastAsia="ko-KR"/>
-        </w:rPr>
-        <w:t>이력 조회 화면에서 알람 이력 탭을 선택합니다.</w:t>
-      </w:r>
-    </w:p>
-    <w:p>
-      <w:pPr>
-        <w:pStyle w:val="a"/>
-        <w:rPr>
-          <w:lang w:eastAsia="ko-KR"/>
-        </w:rPr>
-      </w:pPr>
-      <w:r>
-        <w:rPr>
-          <w:lang w:eastAsia="ko-KR"/>
-        </w:rPr>
-        <w:t>시작일과 종료일을 설정합니다.</w:t>
-      </w:r>
-    </w:p>
-    <w:p>
-      <w:pPr>
-        <w:pStyle w:val="a"/>
-        <w:rPr>
-          <w:lang w:eastAsia="ko-KR"/>
-        </w:rPr>
-      </w:pPr>
-      <w:r>
-        <w:rPr>
-          <w:lang w:eastAsia="ko-KR"/>
-        </w:rPr>
-        <w:t>알람 수준을 전체/정보 이상/경고 이상/오류만 중에서 선택합니다.</w:t>
-      </w:r>
-    </w:p>
-    <w:p>
-      <w:pPr>
-        <w:pStyle w:val="a"/>
-      </w:pPr>
-      <w:r>
-        <w:lastRenderedPageBreak/>
-        <w:t>조회를 누릅니다.</w:t>
-      </w:r>
-    </w:p>
-    <w:tbl>
-      <w:tblPr>
-        <w:tblStyle w:val="af9"/>
-        <w:tblW w:w="0" w:type="auto"/>
-        <w:tblLook w:val="04A0" w:firstRow="1" w:lastRow="0" w:firstColumn="1" w:lastColumn="0" w:noHBand="0" w:noVBand="1"/>
-      </w:tblPr>
-      <w:tblGrid>
-        <w:gridCol w:w="8640"/>
-      </w:tblGrid>
-      <w:tr>
-        <w:tc>
-          <w:tcPr>
-            <w:tcW w:w="8640" w:type="dxa"/>
-            <w:shd w:val="clear" w:color="auto" w:fill="DCE6F1"/>
-          </w:tcPr>
-          <w:p>
-            <w:pPr>
-              <w:rPr>
-                <w:lang w:eastAsia="ko-KR"/>
-              </w:rPr>
-            </w:pPr>
-            <w:r>
-              <w:rPr>
+                <w:rFonts w:hint="eastAsia"/>
                 <w:b/>
                 <w:color w:val="1F4E79"/>
                 <w:lang w:eastAsia="ko-KR"/>
               </w:rPr>
-              <w:t>[그림 22] 알람 패널·공용 버튼</w:t>
+              <w:t>0</w:t>
+            </w:r>
+            <w:r>
+              <w:rPr>
+                <w:b/>
+                <w:color w:val="1F4E79"/>
+                <w:lang w:eastAsia="ko-KR"/>
+              </w:rPr>
+              <w:t>] 알람 패널·공용 버튼</w:t>
             </w:r>
           </w:p>
           <w:p>
@@ -9759,7 +11685,7 @@
           <w:lang w:eastAsia="ko-KR"/>
         </w:rPr>
       </w:pPr>
-      <w:bookmarkStart w:id="35" w:name="_Toc236928462"/>
+      <w:bookmarkStart w:id="35" w:name="_Toc236986488"/>
       <w:r>
         <w:rPr>
           <w:lang w:eastAsia="ko-KR"/>
@@ -9848,7 +11774,7 @@
           <w:lang w:eastAsia="ko-KR"/>
         </w:rPr>
       </w:pPr>
-      <w:bookmarkStart w:id="36" w:name="_Toc236928463"/>
+      <w:bookmarkStart w:id="36" w:name="_Toc236986489"/>
       <w:r>
         <w:rPr>
           <w:lang w:eastAsia="ko-KR"/>
@@ -9879,7 +11805,21 @@
         <w:rPr>
           <w:lang w:eastAsia="ko-KR"/>
         </w:rPr>
-        <w:t>온라인 Agent를 선택하고 [조회]를 누른다. 조회 전에는 입력 폼이 숨겨지고 안내 문구만 표시된다. 조회가 완료되면 다음 설정값을 확인하거나 수정할 수 있다.</w:t>
+        <w:t xml:space="preserve">온라인 Agent를 선택하고 [조회]를 누른다. 조회 전에는 입력 폼이 숨겨지고 안내 문구만 표시된다. 조회가 완료되면 다음 </w:t>
+      </w:r>
+      <w:proofErr w:type="spellStart"/>
+      <w:r>
+        <w:rPr>
+          <w:lang w:eastAsia="ko-KR"/>
+        </w:rPr>
+        <w:t>설정값을</w:t>
+      </w:r>
+      <w:proofErr w:type="spellEnd"/>
+      <w:r>
+        <w:rPr>
+          <w:lang w:eastAsia="ko-KR"/>
+        </w:rPr>
+        <w:t xml:space="preserve"> 확인하거나 수정할 수 있다.</w:t>
       </w:r>
     </w:p>
     <w:p>
@@ -9916,9 +11856,27 @@
       <w:pPr>
         <w:pStyle w:val="a0"/>
       </w:pPr>
-      <w:r>
-        <w:t>캡처 포맷과 장수</w:t>
-      </w:r>
+      <w:proofErr w:type="spellStart"/>
+      <w:r>
+        <w:t>캡처</w:t>
+      </w:r>
+      <w:proofErr w:type="spellEnd"/>
+      <w:r>
+        <w:t xml:space="preserve"> </w:t>
+      </w:r>
+      <w:proofErr w:type="spellStart"/>
+      <w:r>
+        <w:t>포맷과</w:t>
+      </w:r>
+      <w:proofErr w:type="spellEnd"/>
+      <w:r>
+        <w:t xml:space="preserve"> </w:t>
+      </w:r>
+      <w:proofErr w:type="spellStart"/>
+      <w:r>
+        <w:t>장수</w:t>
+      </w:r>
+      <w:proofErr w:type="spellEnd"/>
     </w:p>
     <w:p>
       <w:pPr>
@@ -9931,7 +11889,21 @@
         <w:rPr>
           <w:lang w:eastAsia="ko-KR"/>
         </w:rPr>
-        <w:t>카메라 목록의 Agent ID, OpenCV 인덱스, 별칭, 장치명, 시리얼 COM</w:t>
+        <w:t xml:space="preserve">카메라 목록의 Agent ID, OpenCV 인덱스, 별칭, </w:t>
+      </w:r>
+      <w:proofErr w:type="spellStart"/>
+      <w:r>
+        <w:rPr>
+          <w:lang w:eastAsia="ko-KR"/>
+        </w:rPr>
+        <w:t>장치명</w:t>
+      </w:r>
+      <w:proofErr w:type="spellEnd"/>
+      <w:r>
+        <w:rPr>
+          <w:lang w:eastAsia="ko-KR"/>
+        </w:rPr>
+        <w:t>, 시리얼 COM</w:t>
       </w:r>
     </w:p>
     <w:p>
@@ -9957,8 +11929,72 @@
         <w:rPr>
           <w:lang w:eastAsia="ko-KR"/>
         </w:rPr>
-        <w:t>전송된 설정은 저장되며 AgentUI를 재시작한 뒤 적용된다. 성공하면 '저장됨. AgentUI 재시작 후 적용됩니다.'가 표시된다. 응답이 없으면 Agent가 온라인 목록에 있는지와 Master·Agent의 NATS 연결 상태를 확인한다..</w:t>
-      </w:r>
+        <w:t xml:space="preserve">전송된 설정은 저장되며 </w:t>
+      </w:r>
+      <w:proofErr w:type="spellStart"/>
+      <w:r>
+        <w:rPr>
+          <w:lang w:eastAsia="ko-KR"/>
+        </w:rPr>
+        <w:t>AgentUI</w:t>
+      </w:r>
+      <w:proofErr w:type="spellEnd"/>
+      <w:r>
+        <w:rPr>
+          <w:lang w:eastAsia="ko-KR"/>
+        </w:rPr>
+        <w:t xml:space="preserve">를 재시작한 뒤 적용된다. 성공하면 '저장됨. </w:t>
+      </w:r>
+      <w:proofErr w:type="spellStart"/>
+      <w:r>
+        <w:rPr>
+          <w:lang w:eastAsia="ko-KR"/>
+        </w:rPr>
+        <w:t>AgentUI</w:t>
+      </w:r>
+      <w:proofErr w:type="spellEnd"/>
+      <w:r>
+        <w:rPr>
+          <w:lang w:eastAsia="ko-KR"/>
+        </w:rPr>
+        <w:t xml:space="preserve"> 재시작 후 적용됩니다.'가 표시된다. 응답이 없으면 Agent가 온라인 목록에 </w:t>
+      </w:r>
+      <w:proofErr w:type="spellStart"/>
+      <w:r>
+        <w:rPr>
+          <w:lang w:eastAsia="ko-KR"/>
+        </w:rPr>
+        <w:t>있는지와</w:t>
+      </w:r>
+      <w:proofErr w:type="spellEnd"/>
+      <w:r>
+        <w:rPr>
+          <w:lang w:eastAsia="ko-KR"/>
+        </w:rPr>
+        <w:t xml:space="preserve"> </w:t>
+      </w:r>
+      <w:proofErr w:type="spellStart"/>
+      <w:r>
+        <w:rPr>
+          <w:lang w:eastAsia="ko-KR"/>
+        </w:rPr>
+        <w:t>Master·Agent</w:t>
+      </w:r>
+      <w:proofErr w:type="spellEnd"/>
+      <w:r>
+        <w:rPr>
+          <w:lang w:eastAsia="ko-KR"/>
+        </w:rPr>
+        <w:t xml:space="preserve">의 NATS 연결 상태를 </w:t>
+      </w:r>
+      <w:proofErr w:type="gramStart"/>
+      <w:r>
+        <w:rPr>
+          <w:lang w:eastAsia="ko-KR"/>
+        </w:rPr>
+        <w:t>확인한다..</w:t>
+      </w:r>
+      <w:proofErr w:type="gramEnd"/>
     </w:p>
     <w:tbl>
       <w:tblPr>
@@ -9987,7 +12023,24 @@
                 <w:color w:val="1F4E79"/>
                 <w:lang w:eastAsia="ko-KR"/>
               </w:rPr>
-              <w:t>[그림 23] Agent 설정 — 에이전트 원격설정</w:t>
+              <w:t>[그림 2</w:t>
+            </w:r>
+            <w:r>
+              <w:rPr>
+                <w:rFonts w:hint="eastAsia"/>
+                <w:b/>
+                <w:color w:val="1F4E79"/>
+                <w:lang w:eastAsia="ko-KR"/>
+              </w:rPr>
+              <w:t>1</w:t>
+            </w:r>
+            <w:r>
+              <w:rPr>
+                <w:b/>
+                <w:color w:val="1F4E79"/>
+                <w:lang w:eastAsia="ko-KR"/>
+              </w:rPr>
+              <w:t>] Agent 설정 — 에이전트 원격설정</w:t>
             </w:r>
           </w:p>
           <w:p>
@@ -10053,31 +12106,39 @@
       <w:pPr>
         <w:pStyle w:val="1"/>
       </w:pPr>
-      <w:bookmarkStart w:id="37" w:name="_Toc236928465"/>
+      <w:bookmarkStart w:id="37" w:name="_Toc236986490"/>
       <w:r>
         <w:t xml:space="preserve">10. </w:t>
       </w:r>
+      <w:proofErr w:type="spellStart"/>
       <w:r>
         <w:t>시작</w:t>
       </w:r>
+      <w:proofErr w:type="spellEnd"/>
       <w:r>
         <w:t xml:space="preserve"> → </w:t>
       </w:r>
+      <w:proofErr w:type="spellStart"/>
       <w:r>
         <w:t>종료</w:t>
       </w:r>
+      <w:proofErr w:type="spellEnd"/>
       <w:r>
         <w:t xml:space="preserve"> </w:t>
       </w:r>
+      <w:proofErr w:type="spellStart"/>
       <w:r>
         <w:t>순서</w:t>
       </w:r>
+      <w:proofErr w:type="spellEnd"/>
       <w:r>
         <w:t>(</w:t>
       </w:r>
+      <w:proofErr w:type="spellStart"/>
       <w:r>
         <w:t>일상</w:t>
       </w:r>
+      <w:proofErr w:type="spellEnd"/>
       <w:r>
         <w:t>)</w:t>
       </w:r>
@@ -10122,7 +12183,21 @@
         <w:rPr>
           <w:lang w:eastAsia="ko-KR"/>
         </w:rPr>
-        <w:t>카메라(Agent) PC 기동 → Agent 또는 AgentUI 프로그램 실행 → 대시보드에서 Agent 온라인 표시 확인 후 진행</w:t>
+        <w:t xml:space="preserve">카메라(Agent) PC 기동 → Agent 또는 </w:t>
+      </w:r>
+      <w:proofErr w:type="spellStart"/>
+      <w:r>
+        <w:rPr>
+          <w:lang w:eastAsia="ko-KR"/>
+        </w:rPr>
+        <w:t>AgentUI</w:t>
+      </w:r>
+      <w:proofErr w:type="spellEnd"/>
+      <w:r>
+        <w:rPr>
+          <w:lang w:eastAsia="ko-KR"/>
+        </w:rPr>
+        <w:t xml:space="preserve"> 프로그램 실행 → 대시보드에서 Agent 온라인 표시 확인 후 진행</w:t>
       </w:r>
     </w:p>
     <w:p>
@@ -10192,7 +12267,21 @@
         <w:rPr>
           <w:lang w:eastAsia="ko-KR"/>
         </w:rPr>
-        <w:t>종료 전 레시피 상태가 완료 또는 중지됨인지 확인 → 프로그램 종료(Master 창을 닫아도 실행 중 레시피에 STOP 명령이 자동으로 호출되지 않음)</w:t>
+        <w:t xml:space="preserve">종료 전 레시피 상태가 완료 또는 </w:t>
+      </w:r>
+      <w:proofErr w:type="spellStart"/>
+      <w:r>
+        <w:rPr>
+          <w:lang w:eastAsia="ko-KR"/>
+        </w:rPr>
+        <w:t>중지됨인지</w:t>
+      </w:r>
+      <w:proofErr w:type="spellEnd"/>
+      <w:r>
+        <w:rPr>
+          <w:lang w:eastAsia="ko-KR"/>
+        </w:rPr>
+        <w:t xml:space="preserve"> 확인 → 프로그램 종료(Master 창을 닫아도 실행 중 레시피에 STOP 명령이 자동으로 호출되지 않음)</w:t>
       </w:r>
     </w:p>
     <w:p>
@@ -10202,7 +12291,7 @@
           <w:lang w:eastAsia="ko-KR"/>
         </w:rPr>
       </w:pPr>
-      <w:bookmarkStart w:id="38" w:name="_Toc236928466"/>
+      <w:bookmarkStart w:id="38" w:name="_Toc236986491"/>
       <w:r>
         <w:rPr>
           <w:lang w:eastAsia="ko-KR"/>
@@ -10277,6 +12366,7 @@
             <w:shd w:val="clear" w:color="auto" w:fill="1F3864"/>
           </w:tcPr>
           <w:p>
+            <w:proofErr w:type="spellStart"/>
             <w:r>
               <w:rPr>
                 <w:b/>
@@ -10285,6 +12375,7 @@
               </w:rPr>
               <w:t>증상</w:t>
             </w:r>
+            <w:proofErr w:type="spellEnd"/>
           </w:p>
         </w:tc>
         <w:tc>
@@ -10339,7 +12430,23 @@
                 <w:sz w:val="19"/>
                 <w:lang w:eastAsia="ko-KR"/>
               </w:rPr>
-              <w:t>카메라는 기본 5초마다 하트비트를 보내며, Master는 15초 동안 응답이 없으면 오프라인으로 표시합니다. 카메라 PC가 켜져 있는지와 네트워크 연결을 확인하고, 15초 이상 계속 회색이면 운영자에게 문의</w:t>
+              <w:t xml:space="preserve">카메라는 기본 5초마다 하트비트를 보내며, Master는 15초 동안 응답이 없으면 오프라인으로 표시합니다. 카메라 PC가 켜져 </w:t>
+            </w:r>
+            <w:proofErr w:type="spellStart"/>
+            <w:r>
+              <w:rPr>
+                <w:sz w:val="19"/>
+                <w:lang w:eastAsia="ko-KR"/>
+              </w:rPr>
+              <w:t>있는지와</w:t>
+            </w:r>
+            <w:proofErr w:type="spellEnd"/>
+            <w:r>
+              <w:rPr>
+                <w:sz w:val="19"/>
+                <w:lang w:eastAsia="ko-KR"/>
+              </w:rPr>
+              <w:t xml:space="preserve"> 네트워크 연결을 확인하고, 15초 이상 계속 회색이면 운영자에게 문의</w:t>
             </w:r>
           </w:p>
         </w:tc>
@@ -10379,7 +12486,23 @@
                 <w:sz w:val="19"/>
                 <w:lang w:eastAsia="ko-KR"/>
               </w:rPr>
-              <w:t>대상 Agent가 온라인인지와 지시한 카메라가 실제 카메라에 올바르게 매핑되어 있는지 확인하고, 문제가 계속되면 운영자에게 문의</w:t>
+              <w:t xml:space="preserve">대상 Agent가 온라인인지와 지시한 카메라가 실제 카메라에 올바르게 </w:t>
+            </w:r>
+            <w:proofErr w:type="spellStart"/>
+            <w:r>
+              <w:rPr>
+                <w:sz w:val="19"/>
+                <w:lang w:eastAsia="ko-KR"/>
+              </w:rPr>
+              <w:t>매핑되어</w:t>
+            </w:r>
+            <w:proofErr w:type="spellEnd"/>
+            <w:r>
+              <w:rPr>
+                <w:sz w:val="19"/>
+                <w:lang w:eastAsia="ko-KR"/>
+              </w:rPr>
+              <w:t xml:space="preserve"> 있는지 확인하고, 문제가 계속되면 운영자에게 문의</w:t>
             </w:r>
           </w:p>
         </w:tc>
@@ -10390,12 +12513,42 @@
             <w:tcW w:w="4320" w:type="dxa"/>
           </w:tcPr>
           <w:p>
+            <w:proofErr w:type="spellStart"/>
             <w:r>
               <w:rPr>
                 <w:sz w:val="19"/>
               </w:rPr>
-              <w:t>온도/습도가 0으로 고정</w:t>
+              <w:t>온도</w:t>
             </w:r>
+            <w:proofErr w:type="spellEnd"/>
+            <w:r>
+              <w:rPr>
+                <w:sz w:val="19"/>
+              </w:rPr>
+              <w:t>/</w:t>
+            </w:r>
+            <w:proofErr w:type="spellStart"/>
+            <w:r>
+              <w:rPr>
+                <w:sz w:val="19"/>
+              </w:rPr>
+              <w:t>습도가</w:t>
+            </w:r>
+            <w:proofErr w:type="spellEnd"/>
+            <w:r>
+              <w:rPr>
+                <w:sz w:val="19"/>
+              </w:rPr>
+              <w:t xml:space="preserve"> 0으로 </w:t>
+            </w:r>
+            <w:proofErr w:type="spellStart"/>
+            <w:r>
+              <w:rPr>
+                <w:sz w:val="19"/>
+              </w:rPr>
+              <w:t>고정</w:t>
+            </w:r>
+            <w:proofErr w:type="spellEnd"/>
           </w:p>
         </w:tc>
         <w:tc>
@@ -10504,11 +12657,33 @@
             <w:tcW w:w="4320" w:type="dxa"/>
           </w:tcPr>
           <w:p>
+            <w:proofErr w:type="spellStart"/>
             <w:r>
               <w:rPr>
                 <w:sz w:val="19"/>
               </w:rPr>
-              <w:t>알람이 계속 뜸</w:t>
+              <w:t>알람이</w:t>
+            </w:r>
+            <w:proofErr w:type="spellEnd"/>
+            <w:r>
+              <w:rPr>
+                <w:sz w:val="19"/>
+              </w:rPr>
+              <w:t xml:space="preserve"> </w:t>
+            </w:r>
+            <w:proofErr w:type="spellStart"/>
+            <w:r>
+              <w:rPr>
+                <w:sz w:val="19"/>
+              </w:rPr>
+              <w:t>계속</w:t>
+            </w:r>
+            <w:proofErr w:type="spellEnd"/>
+            <w:r>
+              <w:rPr>
+                <w:sz w:val="19"/>
+              </w:rPr>
+              <w:t xml:space="preserve"> 뜸</w:t>
             </w:r>
           </w:p>
         </w:tc>
@@ -10527,7 +12702,23 @@
                 <w:sz w:val="19"/>
                 <w:lang w:eastAsia="ko-KR"/>
               </w:rPr>
-              <w:t>알람 필터는 표시만 걸러 주며 원인을 해소하지 않습니다. 부저 끄기와 오류 리셋은 별도 기능이므로 원인을 확인한 뒤 필요한 조치를 하고, 알람이 다시 발생하면 운영자에게 문의</w:t>
+              <w:t xml:space="preserve">알람 필터는 표시만 걸러 주며 원인을 해소하지 않습니다. </w:t>
+            </w:r>
+            <w:proofErr w:type="spellStart"/>
+            <w:r>
+              <w:rPr>
+                <w:sz w:val="19"/>
+                <w:lang w:eastAsia="ko-KR"/>
+              </w:rPr>
+              <w:t>부저</w:t>
+            </w:r>
+            <w:proofErr w:type="spellEnd"/>
+            <w:r>
+              <w:rPr>
+                <w:sz w:val="19"/>
+                <w:lang w:eastAsia="ko-KR"/>
+              </w:rPr>
+              <w:t xml:space="preserve"> 끄기와 오류 리셋은 별도 기능이므로 원인을 확인한 뒤 필요한 조치를 하고, 알람이 다시 발생하면 운영자에게 문의</w:t>
             </w:r>
           </w:p>
         </w:tc>
@@ -10567,7 +12758,23 @@
                 <w:sz w:val="19"/>
                 <w:lang w:eastAsia="ko-KR"/>
               </w:rPr>
-              <w:t>목록을 새로고침한 뒤 항목을 추가하고, 계속 비어 있거나 추가할 수 없으면 운영자에게 문의</w:t>
+              <w:t xml:space="preserve">목록을 </w:t>
+            </w:r>
+            <w:proofErr w:type="spellStart"/>
+            <w:r>
+              <w:rPr>
+                <w:sz w:val="19"/>
+                <w:lang w:eastAsia="ko-KR"/>
+              </w:rPr>
+              <w:t>새로고침한</w:t>
+            </w:r>
+            <w:proofErr w:type="spellEnd"/>
+            <w:r>
+              <w:rPr>
+                <w:sz w:val="19"/>
+                <w:lang w:eastAsia="ko-KR"/>
+              </w:rPr>
+              <w:t xml:space="preserve"> 뒤 항목을 추가하고, 계속 비어 있거나 추가할 수 없으면 운영자에게 문의</w:t>
             </w:r>
           </w:p>
         </w:tc>
